--- a/11-变流电路/03-变频电路/周波变换器电路/周波变换器电路.docx
+++ b/11-变流电路/03-变频电路/周波变换器电路/周波变换器电路.docx
@@ -2014,6 +2014,20 @@
     </w:p>
     <w:bookmarkEnd w:id="26"/>
     <w:bookmarkEnd w:id="27"/>
+    <w:p>
+      <w:pPr>
+        <w:spacing w:before="360"/>
+        <w:jc w:val="center"/>
+      </w:pPr>
+      <w:r>
+        <w:rPr>
+          <w:rFonts w:ascii="Times New Roman" w:hAnsi="Times New Roman"/>
+          <w:color w:val="555555"/>
+          <w:sz w:val="21"/>
+        </w:rPr>
+        <w:t>材料收集者：杜文杰</w:t>
+      </w:r>
+    </w:p>
     <w:sectPr>
       <w:headerReference r:id="rId9" w:type="default"/>
       <w:footerReference r:id="rId10" w:type="default"/>

--- a/11-变流电路/03-变频电路/周波变换器电路/周波变换器电路.docx
+++ b/11-变流电路/03-变频电路/周波变换器电路/周波变换器电路.docx
@@ -1,6 +1,6 @@
 
 <file path=word/document.xml><?xml version="1.0" encoding="utf-8"?>
-<w:document xmlns:w="http://schemas.openxmlformats.org/wordprocessingml/2006/main" xmlns:m="http://schemas.openxmlformats.org/officeDocument/2006/math" xmlns:r="http://schemas.openxmlformats.org/officeDocument/2006/relationships" xmlns:o="urn:schemas-microsoft-com:office:office" xmlns:v="urn:schemas-microsoft-com:vml" xmlns:w10="urn:schemas-microsoft-com:office:word" xmlns:a="http://schemas.openxmlformats.org/drawingml/2006/main" xmlns:pic="http://schemas.openxmlformats.org/drawingml/2006/picture" xmlns:wp="http://schemas.openxmlformats.org/drawingml/2006/wordprocessingDrawing">
+<w:document xmlns:m="http://schemas.openxmlformats.org/officeDocument/2006/math" xmlns:r="http://schemas.openxmlformats.org/officeDocument/2006/relationships" xmlns:w="http://schemas.openxmlformats.org/wordprocessingml/2006/main" xmlns:o="urn:schemas-microsoft-com:office:office" xmlns:v="urn:schemas-microsoft-com:vml" xmlns:w10="urn:schemas-microsoft-com:office:word" xmlns:a="http://schemas.openxmlformats.org/drawingml/2006/main" xmlns:pic="http://schemas.openxmlformats.org/drawingml/2006/picture" xmlns:wp="http://schemas.openxmlformats.org/drawingml/2006/wordprocessingDrawing">
   <w:body>
     <w:bookmarkStart w:id="27" w:name="周波变换器电路"/>
     <w:p>
@@ -9,7 +9,7 @@
       </w:pPr>
       <w:r>
         <w:rPr>
-          <w:rFonts w:hint="eastAsia"/>
+          <w:rFonts w:hint="eastAsia" w:eastAsia="黑体"/>
         </w:rPr>
         <w:t xml:space="preserve">周波变换器电路</w:t>
       </w:r>
@@ -21,7 +21,7 @@
       </w:pPr>
       <w:r>
         <w:rPr>
-          <w:rFonts w:hint="eastAsia"/>
+          <w:rFonts w:hint="eastAsia" w:eastAsia="黑体"/>
         </w:rPr>
         <w:t xml:space="preserve">拓扑描述</w:t>
       </w:r>
@@ -32,169 +32,26 @@
       </w:pPr>
       <w:r>
         <w:rPr>
-          <w:rFonts w:hint="eastAsia"/>
+          <w:rFonts w:hint="eastAsia" w:eastAsia="黑体"/>
         </w:rPr>
         <w:t xml:space="preserve">该电路由多组反并联晶闸管整流桥（每相正、负两组晶闸管桥，双向反并联晶闸管</w:t>
       </w:r>
       <w:r>
+        <w:rPr>
+          <w:rFonts w:eastAsia="黑体"/>
+        </w:rPr>
         <w:t xml:space="preserve"> VT </w:t>
       </w:r>
       <w:r>
         <w:rPr>
-          <w:rFonts w:hint="eastAsia"/>
+          <w:rFonts w:hint="eastAsia" w:eastAsia="黑体"/>
         </w:rPr>
         <w:t xml:space="preserve">组）组成，直接利用电网电压经相位控制合成低频交流输出，无中间直流环节。关键节点定义如下：三相电源输入节点</w:t>
       </w:r>
       <w:r>
-        <w:t xml:space="preserve"> </w:t>
-      </w:r>
-      <m:oMath>
-        <m:r>
-          <m:t>A</m:t>
-        </m:r>
-        <m:r>
-          <m:rPr>
-            <m:sty m:val="p"/>
-          </m:rPr>
-          <m:t>,</m:t>
-        </m:r>
-        <m:r>
-          <m:t>B</m:t>
-        </m:r>
-        <m:r>
-          <m:rPr>
-            <m:sty m:val="p"/>
-          </m:rPr>
-          <m:t>,</m:t>
-        </m:r>
-        <m:r>
-          <m:t>C</m:t>
-        </m:r>
-      </m:oMath>
-      <w:r>
-        <w:t xml:space="preserve"> </w:t>
-      </w:r>
-      <w:r>
         <w:rPr>
-          <w:rFonts w:hint="eastAsia"/>
+          <w:rFonts w:eastAsia="黑体"/>
         </w:rPr>
-        <w:t xml:space="preserve">是工频交流电源的三相端子，接各相正、负两组晶闸管桥的交流输入；每相正、负组公共输出节点</w:t>
-      </w:r>
-      <w:r>
-        <w:t xml:space="preserve"> </w:t>
-      </w:r>
-      <m:oMath>
-        <m:sSub>
-          <m:e>
-            <m:r>
-              <m:t>P</m:t>
-            </m:r>
-          </m:e>
-          <m:sub>
-            <m:r>
-              <m:t>p</m:t>
-            </m:r>
-            <m:r>
-              <m:t>o</m:t>
-            </m:r>
-            <m:r>
-              <m:t>s</m:t>
-            </m:r>
-            <m:r>
-              <m:t>x</m:t>
-            </m:r>
-          </m:sub>
-        </m:sSub>
-      </m:oMath>
-      <w:r>
-        <w:t xml:space="preserve">、</w:t>
-      </w:r>
-      <m:oMath>
-        <m:sSub>
-          <m:e>
-            <m:r>
-              <m:t>P</m:t>
-            </m:r>
-          </m:e>
-          <m:sub>
-            <m:r>
-              <m:t>n</m:t>
-            </m:r>
-            <m:r>
-              <m:t>e</m:t>
-            </m:r>
-            <m:r>
-              <m:t>g</m:t>
-            </m:r>
-            <m:r>
-              <m:t>x</m:t>
-            </m:r>
-          </m:sub>
-        </m:sSub>
-      </m:oMath>
-      <w:r>
-        <w:t xml:space="preserve"> </w:t>
-      </w:r>
-      <w:r>
-        <w:rPr>
-          <w:rFonts w:hint="eastAsia"/>
-        </w:rPr>
-        <w:t xml:space="preserve">是正、负两组整流桥的直流输出端，二者以相反极性反并联后接到该相输出线；三相输出节点</w:t>
-      </w:r>
-      <w:r>
-        <w:t xml:space="preserve"> </w:t>
-      </w:r>
-      <m:oMath>
-        <m:r>
-          <m:t>U</m:t>
-        </m:r>
-        <m:r>
-          <m:rPr>
-            <m:sty m:val="p"/>
-          </m:rPr>
-          <m:t>,</m:t>
-        </m:r>
-        <m:r>
-          <m:t>V</m:t>
-        </m:r>
-        <m:r>
-          <m:rPr>
-            <m:sty m:val="p"/>
-          </m:rPr>
-          <m:t>,</m:t>
-        </m:r>
-        <m:r>
-          <m:t>W</m:t>
-        </m:r>
-      </m:oMath>
-      <w:r>
-        <w:t xml:space="preserve"> </w:t>
-      </w:r>
-      <w:r>
-        <w:rPr>
-          <w:rFonts w:hint="eastAsia"/>
-        </w:rPr>
-        <w:t xml:space="preserve">是各相反并联组的公共输出端，接大功率低速交流负载（电机）三相绕组。</w:t>
-      </w:r>
-    </w:p>
-    <w:p>
-      <w:pPr/>
-      <w:r>
-        <w:rPr>
-          <w:rFonts w:hint="eastAsia"/>
-        </w:rPr>
-        <w:t xml:space="preserve">各元件管脚连接（以</w:t>
-      </w:r>
-      <w:r>
-        <w:t xml:space="preserve"> U </w:t>
-      </w:r>
-      <w:r>
-        <w:rPr>
-          <w:rFonts w:hint="eastAsia"/>
-        </w:rPr>
-        <w:t xml:space="preserve">相为例）：正组晶闸管桥中各晶闸管的阳极、阴极按三相桥式接法接交流输入节点</w:t>
-      </w:r>
-      <w:r>
         <w:t xml:space="preserve"> </w:t>
       </w:r>
       <m:oMath>
@@ -222,11 +79,187 @@
       </m:oMath>
       <w:r>
         <w:rPr>
-          <w:rFonts w:hint="eastAsia"/>
+          <w:rFonts w:eastAsia="黑体"/>
+        </w:rPr>
+        <w:t xml:space="preserve"> </w:t>
+      </w:r>
+      <w:r>
+        <w:rPr>
+          <w:rFonts w:hint="eastAsia" w:eastAsia="黑体"/>
+        </w:rPr>
+        <w:t xml:space="preserve">是工频交流电源的三相端子，接各相正、负两组晶闸管桥的交流输入；每相正、负组公共输出节点</w:t>
+      </w:r>
+      <w:r>
+        <w:rPr>
+          <w:rFonts w:eastAsia="黑体"/>
+        </w:rPr>
+        <w:t xml:space="preserve"> </w:t>
+      </w:r>
+      <m:oMath>
+        <m:sSub>
+          <m:e>
+            <m:r>
+              <m:t>P</m:t>
+            </m:r>
+          </m:e>
+          <m:sub>
+            <m:r>
+              <m:t>p</m:t>
+            </m:r>
+            <m:r>
+              <m:t>o</m:t>
+            </m:r>
+            <m:r>
+              <m:t>s</m:t>
+            </m:r>
+            <m:r>
+              <m:t>x</m:t>
+            </m:r>
+          </m:sub>
+        </m:sSub>
+      </m:oMath>
+      <w:r>
+        <w:rPr>
+          <w:rFonts w:eastAsia="黑体"/>
+        </w:rPr>
+        <w:t xml:space="preserve">、</w:t>
+      </w:r>
+      <m:oMath>
+        <m:sSub>
+          <m:e>
+            <m:r>
+              <m:t>P</m:t>
+            </m:r>
+          </m:e>
+          <m:sub>
+            <m:r>
+              <m:t>n</m:t>
+            </m:r>
+            <m:r>
+              <m:t>e</m:t>
+            </m:r>
+            <m:r>
+              <m:t>g</m:t>
+            </m:r>
+            <m:r>
+              <m:t>x</m:t>
+            </m:r>
+          </m:sub>
+        </m:sSub>
+      </m:oMath>
+      <w:r>
+        <w:rPr>
+          <w:rFonts w:eastAsia="黑体"/>
+        </w:rPr>
+        <w:t xml:space="preserve"> </w:t>
+      </w:r>
+      <w:r>
+        <w:rPr>
+          <w:rFonts w:hint="eastAsia" w:eastAsia="黑体"/>
+        </w:rPr>
+        <w:t xml:space="preserve">是正、负两组整流桥的直流输出端，二者以相反极性反并联后接到该相输出线；三相输出节点</w:t>
+      </w:r>
+      <w:r>
+        <w:rPr>
+          <w:rFonts w:eastAsia="黑体"/>
+        </w:rPr>
+        <w:t xml:space="preserve"> </w:t>
+      </w:r>
+      <m:oMath>
+        <m:r>
+          <m:t>U</m:t>
+        </m:r>
+        <m:r>
+          <m:rPr>
+            <m:sty m:val="p"/>
+          </m:rPr>
+          <m:t>,</m:t>
+        </m:r>
+        <m:r>
+          <m:t>V</m:t>
+        </m:r>
+        <m:r>
+          <m:rPr>
+            <m:sty m:val="p"/>
+          </m:rPr>
+          <m:t>,</m:t>
+        </m:r>
+        <m:r>
+          <m:t>W</m:t>
+        </m:r>
+      </m:oMath>
+      <w:r>
+        <w:rPr>
+          <w:rFonts w:eastAsia="黑体"/>
+        </w:rPr>
+        <w:t xml:space="preserve"> </w:t>
+      </w:r>
+      <w:r>
+        <w:rPr>
+          <w:rFonts w:hint="eastAsia" w:eastAsia="黑体"/>
+        </w:rPr>
+        <w:t xml:space="preserve">是各相反并联组的公共输出端，接大功率低速交流负载（电机）三相绕组。</w:t>
+      </w:r>
+    </w:p>
+    <w:p>
+      <w:pPr/>
+      <w:r>
+        <w:rPr>
+          <w:rFonts w:hint="eastAsia" w:eastAsia="黑体"/>
+        </w:rPr>
+        <w:t xml:space="preserve">各元件管脚连接（以</w:t>
+      </w:r>
+      <w:r>
+        <w:rPr>
+          <w:rFonts w:eastAsia="黑体"/>
+        </w:rPr>
+        <w:t xml:space="preserve"> U </w:t>
+      </w:r>
+      <w:r>
+        <w:rPr>
+          <w:rFonts w:hint="eastAsia" w:eastAsia="黑体"/>
+        </w:rPr>
+        <w:t xml:space="preserve">相为例）：正组晶闸管桥中各晶闸管的阳极、阴极按三相桥式接法接交流输入节点</w:t>
+      </w:r>
+      <w:r>
+        <w:rPr>
+          <w:rFonts w:eastAsia="黑体"/>
+        </w:rPr>
+        <w:t xml:space="preserve"> </w:t>
+      </w:r>
+      <m:oMath>
+        <m:r>
+          <m:t>A</m:t>
+        </m:r>
+        <m:r>
+          <m:rPr>
+            <m:sty m:val="p"/>
+          </m:rPr>
+          <m:t>,</m:t>
+        </m:r>
+        <m:r>
+          <m:t>B</m:t>
+        </m:r>
+        <m:r>
+          <m:rPr>
+            <m:sty m:val="p"/>
+          </m:rPr>
+          <m:t>,</m:t>
+        </m:r>
+        <m:r>
+          <m:t>C</m:t>
+        </m:r>
+      </m:oMath>
+      <w:r>
+        <w:rPr>
+          <w:rFonts w:hint="eastAsia" w:eastAsia="黑体"/>
         </w:rPr>
         <w:t xml:space="preserve">，门极接正组移相触发信号，其直流正、负输出端引出到正组输出节点</w:t>
       </w:r>
       <w:r>
+        <w:rPr>
+          <w:rFonts w:eastAsia="黑体"/>
+        </w:rPr>
         <w:t xml:space="preserve"> </w:t>
       </w:r>
       <m:oMath>
@@ -254,11 +287,14 @@
       </m:oMath>
       <w:r>
         <w:rPr>
-          <w:rFonts w:hint="eastAsia"/>
+          <w:rFonts w:hint="eastAsia" w:eastAsia="黑体"/>
         </w:rPr>
         <w:t xml:space="preserve">；负组晶闸管桥以相反方向反并联，各晶闸管阳极、阴极同样接入交流输入节点</w:t>
       </w:r>
       <w:r>
+        <w:rPr>
+          <w:rFonts w:eastAsia="黑体"/>
+        </w:rPr>
         <w:t xml:space="preserve"> </w:t>
       </w:r>
       <m:oMath>
@@ -286,11 +322,14 @@
       </m:oMath>
       <w:r>
         <w:rPr>
-          <w:rFonts w:hint="eastAsia"/>
+          <w:rFonts w:hint="eastAsia" w:eastAsia="黑体"/>
         </w:rPr>
         <w:t xml:space="preserve">，门极接负组移相触发信号，其直流输出以相反极性并接到同一输出线上与正组共同形成输出节点</w:t>
       </w:r>
       <w:r>
+        <w:rPr>
+          <w:rFonts w:eastAsia="黑体"/>
+        </w:rPr>
         <w:t xml:space="preserve"> </w:t>
       </w:r>
       <m:oMath>
@@ -318,11 +357,14 @@
       </m:oMath>
       <w:r>
         <w:rPr>
-          <w:rFonts w:hint="eastAsia"/>
+          <w:rFonts w:hint="eastAsia" w:eastAsia="黑体"/>
         </w:rPr>
         <w:t xml:space="preserve">；三相输出节点</w:t>
       </w:r>
       <w:r>
+        <w:rPr>
+          <w:rFonts w:eastAsia="黑体"/>
+        </w:rPr>
         <w:t xml:space="preserve"> </w:t>
       </w:r>
       <m:oMath>
@@ -349,29 +391,38 @@
         </m:r>
       </m:oMath>
       <w:r>
+        <w:rPr>
+          <w:rFonts w:eastAsia="黑体"/>
+        </w:rPr>
         <w:t xml:space="preserve"> </w:t>
       </w:r>
       <w:r>
         <w:rPr>
-          <w:rFonts w:hint="eastAsia"/>
+          <w:rFonts w:hint="eastAsia" w:eastAsia="黑体"/>
         </w:rPr>
         <w:t xml:space="preserve">分别接电机三相绕组；各组晶闸管门极接移相触发控制器</w:t>
       </w:r>
       <w:r>
+        <w:rPr>
+          <w:rFonts w:eastAsia="黑体"/>
+        </w:rPr>
         <w:t xml:space="preserve"> IC1 </w:t>
       </w:r>
       <w:r>
         <w:rPr>
-          <w:rFonts w:hint="eastAsia"/>
+          <w:rFonts w:hint="eastAsia" w:eastAsia="黑体"/>
         </w:rPr>
         <w:t xml:space="preserve">的对应输出；V、W</w:t>
       </w:r>
       <w:r>
+        <w:rPr>
+          <w:rFonts w:eastAsia="黑体"/>
+        </w:rPr>
         <w:t xml:space="preserve"> </w:t>
       </w:r>
       <w:r>
         <w:rPr>
-          <w:rFonts w:hint="eastAsia"/>
+          <w:rFonts w:hint="eastAsia" w:eastAsia="黑体"/>
         </w:rPr>
         <w:t xml:space="preserve">两相由相同结构的正、负反并联晶闸管组构成。</w:t>
       </w:r>
@@ -380,7 +431,7 @@
       <w:pPr/>
       <w:r>
         <w:rPr>
-          <w:rFonts w:hint="eastAsia"/>
+          <w:rFonts w:hint="eastAsia" w:eastAsia="黑体"/>
         </w:rPr>
         <w:t xml:space="preserve">由此构成”正负两组反并联晶闸管桥移相换流”的周波变换（交交变频）组态，通过相位控制直接合成可调低频交流输出，无中间直流环节，与”交交变频电路”本质相同。</w:t>
       </w:r>
@@ -393,7 +444,7 @@
       </w:pPr>
       <w:r>
         <w:rPr>
-          <w:rFonts w:hint="eastAsia"/>
+          <w:rFonts w:hint="eastAsia" w:eastAsia="黑体"/>
         </w:rPr>
         <w:t xml:space="preserve">工作原理</w:t>
       </w:r>
@@ -404,11 +455,14 @@
       </w:pPr>
       <w:r>
         <w:rPr>
-          <w:rFonts w:hint="eastAsia"/>
+          <w:rFonts w:hint="eastAsia" w:eastAsia="黑体"/>
         </w:rPr>
         <w:t xml:space="preserve">对每一相输出配置正、负两组晶闸管整流桥，按正弦规律连续改变晶闸管触发角</w:t>
       </w:r>
       <w:r>
+        <w:rPr>
+          <w:rFonts w:eastAsia="黑体"/>
+        </w:rPr>
         <w:t xml:space="preserve"> </w:t>
       </w:r>
       <m:oMath>
@@ -418,7 +472,7 @@
       </m:oMath>
       <w:r>
         <w:rPr>
-          <w:rFonts w:hint="eastAsia"/>
+          <w:rFonts w:hint="eastAsia" w:eastAsia="黑体"/>
         </w:rPr>
         <w:t xml:space="preserve">，使每组整流桥输出一个低频周期内正半周或负半周的波形包络，正负组交替工作，合成完整的低频正弦输出。</w:t>
       </w:r>
@@ -431,7 +485,7 @@
       </w:pPr>
       <w:r>
         <w:rPr>
-          <w:rFonts w:hint="eastAsia"/>
+          <w:rFonts w:hint="eastAsia" w:eastAsia="黑体"/>
         </w:rPr>
         <w:t xml:space="preserve">关键计算公式</w:t>
       </w:r>
@@ -445,7 +499,7 @@
       </w:pPr>
       <w:r>
         <w:rPr>
-          <w:rFonts w:hint="eastAsia"/>
+          <w:rFonts w:hint="eastAsia" w:eastAsia="黑体"/>
         </w:rPr>
         <w:t xml:space="preserve">输出电压幅值（移相控制）：</w:t>
       </w:r>
@@ -520,7 +574,7 @@
       </w:pPr>
       <w:r>
         <w:rPr>
-          <w:rFonts w:hint="eastAsia"/>
+          <w:rFonts w:hint="eastAsia" w:eastAsia="黑体"/>
         </w:rPr>
         <w:t xml:space="preserve">最大输出电压（</w:t>
       </w:r>
@@ -540,7 +594,7 @@
       </m:oMath>
       <w:r>
         <w:rPr>
-          <w:rFonts w:hint="eastAsia"/>
+          <w:rFonts w:hint="eastAsia" w:eastAsia="黑体"/>
         </w:rPr>
         <w:t xml:space="preserve">）：</w:t>
       </w:r>
@@ -665,7 +719,7 @@
       </w:pPr>
       <w:r>
         <w:rPr>
-          <w:rFonts w:hint="eastAsia"/>
+          <w:rFonts w:hint="eastAsia" w:eastAsia="黑体"/>
         </w:rPr>
         <w:t xml:space="preserve">（</w:t>
       </w:r>
@@ -675,15 +729,21 @@
         </m:r>
       </m:oMath>
       <w:r>
+        <w:rPr>
+          <w:rFonts w:eastAsia="黑体"/>
+        </w:rPr>
         <w:t xml:space="preserve"> </w:t>
       </w:r>
       <w:r>
         <w:rPr>
-          <w:rFonts w:hint="eastAsia"/>
+          <w:rFonts w:hint="eastAsia" w:eastAsia="黑体"/>
         </w:rPr>
         <w:t xml:space="preserve">为整流相数，三相桥</w:t>
       </w:r>
       <w:r>
+        <w:rPr>
+          <w:rFonts w:eastAsia="黑体"/>
+        </w:rPr>
         <w:t xml:space="preserve"> </w:t>
       </w:r>
       <m:oMath>
@@ -702,7 +762,7 @@
       </m:oMath>
       <w:r>
         <w:rPr>
-          <w:rFonts w:hint="eastAsia"/>
+          <w:rFonts w:hint="eastAsia" w:eastAsia="黑体"/>
         </w:rPr>
         <w:t xml:space="preserve">）</w:t>
       </w:r>
@@ -716,7 +776,7 @@
       </w:pPr>
       <w:r>
         <w:rPr>
-          <w:rFonts w:hint="eastAsia"/>
+          <w:rFonts w:hint="eastAsia" w:eastAsia="黑体"/>
         </w:rPr>
         <w:t xml:space="preserve">输出频率上限：</w:t>
       </w:r>
@@ -785,7 +845,7 @@
       </w:pPr>
       <w:r>
         <w:rPr>
-          <w:rFonts w:hint="eastAsia"/>
+          <w:rFonts w:hint="eastAsia" w:eastAsia="黑体"/>
         </w:rPr>
         <w:t xml:space="preserve">输出频率：</w:t>
       </w:r>
@@ -876,7 +936,7 @@
             </w:pPr>
             <w:r>
               <w:rPr>
-                <w:rFonts w:hint="eastAsia"/>
+                <w:rFonts w:hint="eastAsia" w:eastAsia="黑体"/>
               </w:rPr>
               <w:t xml:space="preserve">符号</w:t>
             </w:r>
@@ -890,7 +950,7 @@
             </w:pPr>
             <w:r>
               <w:rPr>
-                <w:rFonts w:hint="eastAsia"/>
+                <w:rFonts w:hint="eastAsia" w:eastAsia="黑体"/>
               </w:rPr>
               <w:t xml:space="preserve">含义</w:t>
             </w:r>
@@ -904,7 +964,7 @@
             </w:pPr>
             <w:r>
               <w:rPr>
-                <w:rFonts w:hint="eastAsia"/>
+                <w:rFonts w:hint="eastAsia" w:eastAsia="黑体"/>
               </w:rPr>
               <w:t xml:space="preserve">单位</w:t>
             </w:r>
@@ -933,6 +993,9 @@
               </m:sSub>
             </m:oMath>
             <w:r>
+              <w:rPr>
+                <w:rFonts w:eastAsia="黑体"/>
+              </w:rPr>
               <w:t xml:space="preserve">​</w:t>
             </w:r>
           </w:p>
@@ -945,7 +1008,7 @@
             </w:pPr>
             <w:r>
               <w:rPr>
-                <w:rFonts w:hint="eastAsia"/>
+                <w:rFonts w:hint="eastAsia" w:eastAsia="黑体"/>
               </w:rPr>
               <w:t xml:space="preserve">输入线电压</w:t>
             </w:r>
@@ -958,6 +1021,9 @@
               <w:pStyle w:val="Compact"/>
             </w:pPr>
             <w:r>
+              <w:rPr>
+                <w:rFonts w:eastAsia="黑体"/>
+              </w:rPr>
               <w:t xml:space="preserve">V</w:t>
             </w:r>
           </w:p>
@@ -985,6 +1051,9 @@
               </m:sSub>
             </m:oMath>
             <w:r>
+              <w:rPr>
+                <w:rFonts w:eastAsia="黑体"/>
+              </w:rPr>
               <w:t xml:space="preserve">​</w:t>
             </w:r>
           </w:p>
@@ -997,7 +1066,7 @@
             </w:pPr>
             <w:r>
               <w:rPr>
-                <w:rFonts w:hint="eastAsia"/>
+                <w:rFonts w:hint="eastAsia" w:eastAsia="黑体"/>
               </w:rPr>
               <w:t xml:space="preserve">输出电压幅值</w:t>
             </w:r>
@@ -1010,6 +1079,9 @@
               <w:pStyle w:val="Compact"/>
             </w:pPr>
             <w:r>
+              <w:rPr>
+                <w:rFonts w:eastAsia="黑体"/>
+              </w:rPr>
               <w:t xml:space="preserve">V</w:t>
             </w:r>
           </w:p>
@@ -1028,6 +1100,9 @@
               </m:r>
             </m:oMath>
             <w:r>
+              <w:rPr>
+                <w:rFonts w:eastAsia="黑体"/>
+              </w:rPr>
               <w:t xml:space="preserve">​</w:t>
             </w:r>
           </w:p>
@@ -1040,7 +1115,7 @@
             </w:pPr>
             <w:r>
               <w:rPr>
-                <w:rFonts w:hint="eastAsia"/>
+                <w:rFonts w:hint="eastAsia" w:eastAsia="黑体"/>
               </w:rPr>
               <w:t xml:space="preserve">晶闸管触发角</w:t>
             </w:r>
@@ -1053,6 +1128,9 @@
               <w:pStyle w:val="Compact"/>
             </w:pPr>
             <w:r>
+              <w:rPr>
+                <w:rFonts w:eastAsia="黑体"/>
+              </w:rPr>
               <w:t xml:space="preserve">rad</w:t>
             </w:r>
           </w:p>
@@ -1071,6 +1149,9 @@
               </m:r>
             </m:oMath>
             <w:r>
+              <w:rPr>
+                <w:rFonts w:eastAsia="黑体"/>
+              </w:rPr>
               <w:t xml:space="preserve">​</w:t>
             </w:r>
           </w:p>
@@ -1083,7 +1164,7 @@
             </w:pPr>
             <w:r>
               <w:rPr>
-                <w:rFonts w:hint="eastAsia"/>
+                <w:rFonts w:hint="eastAsia" w:eastAsia="黑体"/>
               </w:rPr>
               <w:t xml:space="preserve">整流相数（脉冲数）</w:t>
             </w:r>
@@ -1096,6 +1177,9 @@
               <w:pStyle w:val="Compact"/>
             </w:pPr>
             <w:r>
+              <w:rPr>
+                <w:rFonts w:eastAsia="黑体"/>
+              </w:rPr>
               <w:t xml:space="preserve">—</w:t>
             </w:r>
           </w:p>
@@ -1123,6 +1207,9 @@
               </m:sSub>
             </m:oMath>
             <w:r>
+              <w:rPr>
+                <w:rFonts w:eastAsia="黑体"/>
+              </w:rPr>
               <w:t xml:space="preserve">​</w:t>
             </w:r>
           </w:p>
@@ -1135,7 +1222,7 @@
             </w:pPr>
             <w:r>
               <w:rPr>
-                <w:rFonts w:hint="eastAsia"/>
+                <w:rFonts w:hint="eastAsia" w:eastAsia="黑体"/>
               </w:rPr>
               <w:t xml:space="preserve">电源频率</w:t>
             </w:r>
@@ -1148,6 +1235,9 @@
               <w:pStyle w:val="Compact"/>
             </w:pPr>
             <w:r>
+              <w:rPr>
+                <w:rFonts w:eastAsia="黑体"/>
+              </w:rPr>
               <w:t xml:space="preserve">Hz</w:t>
             </w:r>
           </w:p>
@@ -1175,6 +1265,9 @@
               </m:sSub>
             </m:oMath>
             <w:r>
+              <w:rPr>
+                <w:rFonts w:eastAsia="黑体"/>
+              </w:rPr>
               <w:t xml:space="preserve">​</w:t>
             </w:r>
           </w:p>
@@ -1187,7 +1280,7 @@
             </w:pPr>
             <w:r>
               <w:rPr>
-                <w:rFonts w:hint="eastAsia"/>
+                <w:rFonts w:hint="eastAsia" w:eastAsia="黑体"/>
               </w:rPr>
               <w:t xml:space="preserve">输出频率</w:t>
             </w:r>
@@ -1200,6 +1293,9 @@
               <w:pStyle w:val="Compact"/>
             </w:pPr>
             <w:r>
+              <w:rPr>
+                <w:rFonts w:eastAsia="黑体"/>
+              </w:rPr>
               <w:t xml:space="preserve">Hz</w:t>
             </w:r>
           </w:p>
@@ -1227,6 +1323,9 @@
               </m:sSub>
             </m:oMath>
             <w:r>
+              <w:rPr>
+                <w:rFonts w:eastAsia="黑体"/>
+              </w:rPr>
               <w:t xml:space="preserve">​</w:t>
             </w:r>
           </w:p>
@@ -1239,7 +1338,7 @@
             </w:pPr>
             <w:r>
               <w:rPr>
-                <w:rFonts w:hint="eastAsia"/>
+                <w:rFonts w:hint="eastAsia" w:eastAsia="黑体"/>
               </w:rPr>
               <w:t xml:space="preserve">输出周期</w:t>
             </w:r>
@@ -1252,6 +1351,9 @@
               <w:pStyle w:val="Compact"/>
             </w:pPr>
             <w:r>
+              <w:rPr>
+                <w:rFonts w:eastAsia="黑体"/>
+              </w:rPr>
               <w:t xml:space="preserve">s</w:t>
             </w:r>
           </w:p>
@@ -1266,7 +1368,7 @@
       </w:pPr>
       <w:r>
         <w:rPr>
-          <w:rFonts w:hint="eastAsia"/>
+          <w:rFonts w:hint="eastAsia" w:eastAsia="黑体"/>
         </w:rPr>
         <w:t xml:space="preserve">元件调整影响</w:t>
       </w:r>
@@ -1281,7 +1383,7 @@
       </w:pPr>
       <w:r>
         <w:rPr>
-          <w:rFonts w:hint="eastAsia"/>
+          <w:rFonts w:hint="eastAsia" w:eastAsia="黑体"/>
           <w:b/>
           <w:bCs/>
         </w:rPr>
@@ -1289,6 +1391,7 @@
       </w:r>
       <w:r>
         <w:rPr>
+          <w:rFonts w:eastAsia="黑体"/>
           <w:b/>
           <w:bCs/>
         </w:rPr>
@@ -1301,6 +1404,7 @@
       </m:oMath>
       <w:r>
         <w:rPr>
+          <w:rFonts w:eastAsia="黑体"/>
           <w:b/>
           <w:bCs/>
         </w:rPr>
@@ -1308,21 +1412,27 @@
       </w:r>
       <w:r>
         <w:rPr>
-          <w:rFonts w:hint="eastAsia"/>
+          <w:rFonts w:hint="eastAsia" w:eastAsia="黑体"/>
           <w:b/>
           <w:bCs/>
         </w:rPr>
         <w:t xml:space="preserve">按正弦变化</w:t>
       </w:r>
       <w:r>
+        <w:rPr>
+          <w:rFonts w:eastAsia="黑体"/>
+        </w:rPr>
         <w:t xml:space="preserve"> </w:t>
       </w:r>
       <w:r>
+        <w:rPr>
+          <w:rFonts w:eastAsia="黑体"/>
+        </w:rPr>
         <w:t xml:space="preserve">→ </w:t>
       </w:r>
       <w:r>
         <w:rPr>
-          <w:rFonts w:hint="eastAsia"/>
+          <w:rFonts w:hint="eastAsia" w:eastAsia="黑体"/>
         </w:rPr>
         <w:t xml:space="preserve">输出正弦包络电压，频率越低波形越平滑。</w:t>
       </w:r>
@@ -1337,7 +1447,7 @@
       </w:pPr>
       <w:r>
         <w:rPr>
-          <w:rFonts w:hint="eastAsia"/>
+          <w:rFonts w:hint="eastAsia" w:eastAsia="黑体"/>
           <w:b/>
           <w:bCs/>
         </w:rPr>
@@ -1345,20 +1455,27 @@
       </w:r>
       <w:r>
         <w:rPr>
+          <w:rFonts w:eastAsia="黑体"/>
           <w:b/>
           <w:bCs/>
         </w:rPr>
         <w:t xml:space="preserve"> ↑</w:t>
       </w:r>
       <w:r>
+        <w:rPr>
+          <w:rFonts w:eastAsia="黑体"/>
+        </w:rPr>
         <w:t xml:space="preserve"> </w:t>
       </w:r>
       <w:r>
+        <w:rPr>
+          <w:rFonts w:eastAsia="黑体"/>
+        </w:rPr>
         <w:t xml:space="preserve">→ </w:t>
       </w:r>
       <w:r>
         <w:rPr>
-          <w:rFonts w:hint="eastAsia"/>
+          <w:rFonts w:hint="eastAsia" w:eastAsia="黑体"/>
         </w:rPr>
         <w:t xml:space="preserve">逼近电源频率时每个周期可用的电压片段减少，畸变加剧。</w:t>
       </w:r>
@@ -1373,7 +1490,7 @@
       </w:pPr>
       <w:r>
         <w:rPr>
-          <w:rFonts w:hint="eastAsia"/>
+          <w:rFonts w:hint="eastAsia" w:eastAsia="黑体"/>
           <w:b/>
           <w:bCs/>
         </w:rPr>
@@ -1381,6 +1498,7 @@
       </w:r>
       <w:r>
         <w:rPr>
+          <w:rFonts w:eastAsia="黑体"/>
           <w:b/>
           <w:bCs/>
         </w:rPr>
@@ -1393,6 +1511,7 @@
       </m:oMath>
       <w:r>
         <w:rPr>
+          <w:rFonts w:eastAsia="黑体"/>
           <w:b/>
           <w:bCs/>
         </w:rPr>
@@ -1400,20 +1519,27 @@
       </w:r>
       <w:r>
         <w:rPr>
+          <w:rFonts w:eastAsia="黑体"/>
           <w:b/>
           <w:bCs/>
         </w:rPr>
         <w:t xml:space="preserve">↑</w:t>
       </w:r>
       <w:r>
+        <w:rPr>
+          <w:rFonts w:eastAsia="黑体"/>
+        </w:rPr>
         <w:t xml:space="preserve"> </w:t>
       </w:r>
       <w:r>
+        <w:rPr>
+          <w:rFonts w:eastAsia="黑体"/>
+        </w:rPr>
         <w:t xml:space="preserve">→ </w:t>
       </w:r>
       <w:r>
         <w:rPr>
-          <w:rFonts w:hint="eastAsia"/>
+          <w:rFonts w:hint="eastAsia" w:eastAsia="黑体"/>
         </w:rPr>
         <w:t xml:space="preserve">谐波减小、波形更接近正弦，但晶闸管数量增多。</w:t>
       </w:r>
@@ -1428,21 +1554,27 @@
       </w:pPr>
       <w:r>
         <w:rPr>
-          <w:rFonts w:hint="eastAsia"/>
+          <w:rFonts w:hint="eastAsia" w:eastAsia="黑体"/>
           <w:b/>
           <w:bCs/>
         </w:rPr>
         <w:t xml:space="preserve">环流抑制（有环流/无环流）方式改变</w:t>
       </w:r>
       <w:r>
+        <w:rPr>
+          <w:rFonts w:eastAsia="黑体"/>
+        </w:rPr>
         <w:t xml:space="preserve"> </w:t>
       </w:r>
       <w:r>
+        <w:rPr>
+          <w:rFonts w:eastAsia="黑体"/>
+        </w:rPr>
         <w:t xml:space="preserve">→ </w:t>
       </w:r>
       <w:r>
         <w:rPr>
-          <w:rFonts w:hint="eastAsia"/>
+          <w:rFonts w:hint="eastAsia" w:eastAsia="黑体"/>
         </w:rPr>
         <w:t xml:space="preserve">影响输出平滑度与动态性能。</w:t>
       </w:r>
@@ -1455,7 +1587,7 @@
       </w:pPr>
       <w:r>
         <w:rPr>
-          <w:rFonts w:hint="eastAsia"/>
+          <w:rFonts w:hint="eastAsia" w:eastAsia="黑体"/>
         </w:rPr>
         <w:t xml:space="preserve">典型参数示例</w:t>
       </w:r>
@@ -1470,11 +1602,14 @@
       </w:pPr>
       <w:r>
         <w:rPr>
-          <w:rFonts w:hint="eastAsia"/>
+          <w:rFonts w:hint="eastAsia" w:eastAsia="黑体"/>
         </w:rPr>
         <w:t xml:space="preserve">取</w:t>
       </w:r>
       <w:r>
+        <w:rPr>
+          <w:rFonts w:eastAsia="黑体"/>
+        </w:rPr>
         <w:t xml:space="preserve"> </w:t>
       </w:r>
       <m:oMath>
@@ -1512,11 +1647,14 @@
       </m:oMath>
       <w:r>
         <w:rPr>
-          <w:rFonts w:hint="eastAsia"/>
+          <w:rFonts w:hint="eastAsia" w:eastAsia="黑体"/>
         </w:rPr>
         <w:t xml:space="preserve">：输出频率常用范围约</w:t>
       </w:r>
       <w:r>
+        <w:rPr>
+          <w:rFonts w:eastAsia="黑体"/>
+        </w:rPr>
         <w:t xml:space="preserve"> </w:t>
       </w:r>
       <m:oMath>
@@ -1545,7 +1683,7 @@
       </m:oMath>
       <w:r>
         <w:rPr>
-          <w:rFonts w:hint="eastAsia"/>
+          <w:rFonts w:hint="eastAsia" w:eastAsia="黑体"/>
         </w:rPr>
         <w:t xml:space="preserve">，适合低速大功率。</w:t>
       </w:r>
@@ -1560,7 +1698,7 @@
       </w:pPr>
       <w:r>
         <w:rPr>
-          <w:rFonts w:hint="eastAsia"/>
+          <w:rFonts w:hint="eastAsia" w:eastAsia="黑体"/>
         </w:rPr>
         <w:t xml:space="preserve">取三相桥式（</w:t>
       </w:r>
@@ -1580,7 +1718,7 @@
       </m:oMath>
       <w:r>
         <w:rPr>
-          <w:rFonts w:hint="eastAsia"/>
+          <w:rFonts w:hint="eastAsia" w:eastAsia="黑体"/>
         </w:rPr>
         <w:t xml:space="preserve">）、</w:t>
       </w:r>
@@ -1618,6 +1756,9 @@
         </m:r>
       </m:oMath>
       <w:r>
+        <w:rPr>
+          <w:rFonts w:eastAsia="黑体"/>
+        </w:rPr>
         <w:t xml:space="preserve">、</w:t>
       </w:r>
       <m:oMath>
@@ -1636,7 +1777,7 @@
       </m:oMath>
       <w:r>
         <w:rPr>
-          <w:rFonts w:hint="eastAsia"/>
+          <w:rFonts w:hint="eastAsia" w:eastAsia="黑体"/>
         </w:rPr>
         <w:t xml:space="preserve">：</w:t>
       </w:r>
@@ -1769,6 +1910,9 @@
         </m:r>
       </m:oMath>
       <w:r>
+        <w:rPr>
+          <w:rFonts w:eastAsia="黑体"/>
+        </w:rPr>
         <w:t xml:space="preserve">。</w:t>
       </w:r>
     </w:p>
@@ -1780,7 +1924,7 @@
       </w:pPr>
       <w:r>
         <w:rPr>
-          <w:rFonts w:hint="eastAsia"/>
+          <w:rFonts w:hint="eastAsia" w:eastAsia="黑体"/>
         </w:rPr>
         <w:t xml:space="preserve">常见器件型号</w:t>
       </w:r>
@@ -1795,25 +1939,31 @@
       </w:pPr>
       <w:r>
         <w:rPr>
-          <w:rFonts w:hint="eastAsia"/>
+          <w:rFonts w:hint="eastAsia" w:eastAsia="黑体"/>
         </w:rPr>
         <w:t xml:space="preserve">晶闸管：KP</w:t>
       </w:r>
       <w:r>
+        <w:rPr>
+          <w:rFonts w:eastAsia="黑体"/>
+        </w:rPr>
         <w:t xml:space="preserve"> </w:t>
       </w:r>
       <w:r>
         <w:rPr>
-          <w:rFonts w:hint="eastAsia"/>
+          <w:rFonts w:hint="eastAsia" w:eastAsia="黑体"/>
         </w:rPr>
         <w:t xml:space="preserve">系列大功率平板晶闸管、MTC</w:t>
       </w:r>
       <w:r>
+        <w:rPr>
+          <w:rFonts w:eastAsia="黑体"/>
+        </w:rPr>
         <w:t xml:space="preserve"> </w:t>
       </w:r>
       <w:r>
         <w:rPr>
-          <w:rFonts w:hint="eastAsia"/>
+          <w:rFonts w:hint="eastAsia" w:eastAsia="黑体"/>
         </w:rPr>
         <w:t xml:space="preserve">系列模块。</w:t>
       </w:r>
@@ -1828,25 +1978,31 @@
       </w:pPr>
       <w:r>
         <w:rPr>
-          <w:rFonts w:hint="eastAsia"/>
+          <w:rFonts w:hint="eastAsia" w:eastAsia="黑体"/>
         </w:rPr>
         <w:t xml:space="preserve">触发：TC787</w:t>
       </w:r>
       <w:r>
+        <w:rPr>
+          <w:rFonts w:eastAsia="黑体"/>
+        </w:rPr>
         <w:t xml:space="preserve"> </w:t>
       </w:r>
       <w:r>
         <w:rPr>
-          <w:rFonts w:hint="eastAsia"/>
+          <w:rFonts w:hint="eastAsia" w:eastAsia="黑体"/>
         </w:rPr>
         <w:t xml:space="preserve">移相触发芯片、DSP/FPGA</w:t>
       </w:r>
       <w:r>
+        <w:rPr>
+          <w:rFonts w:eastAsia="黑体"/>
+        </w:rPr>
         <w:t xml:space="preserve"> </w:t>
       </w:r>
       <w:r>
         <w:rPr>
-          <w:rFonts w:hint="eastAsia"/>
+          <w:rFonts w:hint="eastAsia" w:eastAsia="黑体"/>
         </w:rPr>
         <w:t xml:space="preserve">数字触发。</w:t>
       </w:r>
@@ -1861,16 +2017,19 @@
       </w:pPr>
       <w:r>
         <w:rPr>
-          <w:rFonts w:hint="eastAsia"/>
+          <w:rFonts w:hint="eastAsia" w:eastAsia="黑体"/>
         </w:rPr>
         <w:t xml:space="preserve">大功率晶闸管：ABB</w:t>
       </w:r>
       <w:r>
+        <w:rPr>
+          <w:rFonts w:eastAsia="黑体"/>
+        </w:rPr>
         <w:t xml:space="preserve"> 5STP </w:t>
       </w:r>
       <w:r>
         <w:rPr>
-          <w:rFonts w:hint="eastAsia"/>
+          <w:rFonts w:hint="eastAsia" w:eastAsia="黑体"/>
         </w:rPr>
         <w:t xml:space="preserve">系列。</w:t>
       </w:r>
@@ -1883,7 +2042,7 @@
       </w:pPr>
       <w:r>
         <w:rPr>
-          <w:rFonts w:hint="eastAsia"/>
+          <w:rFonts w:hint="eastAsia" w:eastAsia="黑体"/>
         </w:rPr>
         <w:t xml:space="preserve">注意事项</w:t>
       </w:r>
@@ -1898,16 +2057,19 @@
       </w:pPr>
       <w:r>
         <w:rPr>
-          <w:rFonts w:hint="eastAsia"/>
+          <w:rFonts w:hint="eastAsia" w:eastAsia="黑体"/>
         </w:rPr>
         <w:t xml:space="preserve">只能降频不能升频，输出频率通常限制在电源频率的</w:t>
       </w:r>
       <w:r>
+        <w:rPr>
+          <w:rFonts w:eastAsia="黑体"/>
+        </w:rPr>
         <w:t xml:space="preserve"> 1/3 </w:t>
       </w:r>
       <w:r>
         <w:rPr>
-          <w:rFonts w:hint="eastAsia"/>
+          <w:rFonts w:hint="eastAsia" w:eastAsia="黑体"/>
         </w:rPr>
         <w:t xml:space="preserve">以下。</w:t>
       </w:r>
@@ -1922,7 +2084,7 @@
       </w:pPr>
       <w:r>
         <w:rPr>
-          <w:rFonts w:hint="eastAsia"/>
+          <w:rFonts w:hint="eastAsia" w:eastAsia="黑体"/>
         </w:rPr>
         <w:t xml:space="preserve">需要正负组可靠换流与环流抑制，防止两组同时导通造成短路。</w:t>
       </w:r>
@@ -1937,7 +2099,7 @@
       </w:pPr>
       <w:r>
         <w:rPr>
-          <w:rFonts w:hint="eastAsia"/>
+          <w:rFonts w:hint="eastAsia" w:eastAsia="黑体"/>
         </w:rPr>
         <w:t xml:space="preserve">输入侧存在大量低次谐波与功率因数问题，需滤波与补偿。</w:t>
       </w:r>
@@ -1952,7 +2114,7 @@
       </w:pPr>
       <w:r>
         <w:rPr>
-          <w:rFonts w:hint="eastAsia"/>
+          <w:rFonts w:hint="eastAsia" w:eastAsia="黑体"/>
         </w:rPr>
         <w:t xml:space="preserve">低速时转矩脉动大，需改善调制策略或加平波。</w:t>
       </w:r>
@@ -1965,7 +2127,7 @@
       </w:pPr>
       <w:r>
         <w:rPr>
-          <w:rFonts w:hint="eastAsia"/>
+          <w:rFonts w:hint="eastAsia" w:eastAsia="黑体"/>
         </w:rPr>
         <w:t xml:space="preserve">参考资料</w:t>
       </w:r>
@@ -1980,7 +2142,7 @@
       </w:pPr>
       <w:r>
         <w:rPr>
-          <w:rFonts w:hint="eastAsia"/>
+          <w:rFonts w:hint="eastAsia" w:eastAsia="黑体"/>
         </w:rPr>
         <w:t xml:space="preserve">《电力电子技术》（王兆安、刘进军）。</w:t>
       </w:r>
@@ -1994,6 +2156,9 @@
         </w:numPr>
       </w:pPr>
       <w:r>
+        <w:rPr>
+          <w:rFonts w:eastAsia="黑体"/>
+        </w:rPr>
         <w:t xml:space="preserve">Wikipedia: Cycloconverter。</w:t>
       </w:r>
     </w:p>
@@ -2007,7 +2172,7 @@
       </w:pPr>
       <w:r>
         <w:rPr>
-          <w:rFonts w:hint="eastAsia"/>
+          <w:rFonts w:hint="eastAsia" w:eastAsia="黑体"/>
         </w:rPr>
         <w:t xml:space="preserve">《现代电力电子技术》。</w:t>
       </w:r>
@@ -2021,11 +2186,11 @@
       </w:pPr>
       <w:r>
         <w:rPr>
-          <w:rFonts w:ascii="Times New Roman" w:hAnsi="Times New Roman"/>
+          <w:rFonts w:ascii="Times New Roman" w:hAnsi="Times New Roman" w:eastAsia="黑体"/>
           <w:color w:val="555555"/>
           <w:sz w:val="21"/>
         </w:rPr>
-        <w:t>材料收集者：杜文杰</w:t>
+        <w:t>材料收集者：杜文杰，WX手机：19519196569，QQ:3478827729</w:t>
       </w:r>
     </w:p>
     <w:sectPr>
@@ -2045,7 +2210,7 @@
 </file>
 
 <file path=word/footer1.xml><?xml version="1.0" encoding="utf-8"?>
-<w:ftr xmlns:m="http://schemas.openxmlformats.org/officeDocument/2006/math" xmlns:mc="http://schemas.openxmlformats.org/markup-compatibility/2006" xmlns:mo="http://schemas.microsoft.com/office/mac/office/2008/main" xmlns:mv="urn:schemas-microsoft-com:mac:vml" xmlns:o="urn:schemas-microsoft-com:office:office" xmlns:r="http://schemas.openxmlformats.org/officeDocument/2006/relationships" xmlns:v="urn:schemas-microsoft-com:vml" xmlns:w10="urn:schemas-microsoft-com:office:word" xmlns:w14="http://schemas.microsoft.com/office/word/2010/wordml" xmlns:w="http://schemas.openxmlformats.org/wordprocessingml/2006/main" xmlns:wne="http://schemas.microsoft.com/office/word/2006/wordml" xmlns:wp14="http://schemas.microsoft.com/office/word/2010/wordprocessingDrawing" xmlns:wp="http://schemas.openxmlformats.org/drawingml/2006/wordprocessingDrawing" xmlns:wpc="http://schemas.microsoft.com/office/word/2010/wordprocessingCanvas" xmlns:wpg="http://schemas.microsoft.com/office/word/2010/wordprocessingGroup" xmlns:wpi="http://schemas.microsoft.com/office/word/2010/wordprocessingInk" xmlns:wps="http://schemas.microsoft.com/office/word/2010/wordprocessingShape" mc:Ignorable="w14 wp14">
+<w:ftr xmlns:mc="http://schemas.openxmlformats.org/markup-compatibility/2006" xmlns:w="http://schemas.openxmlformats.org/wordprocessingml/2006/main" xmlns:m="http://schemas.openxmlformats.org/officeDocument/2006/math" xmlns:mo="http://schemas.microsoft.com/office/mac/office/2008/main" xmlns:mv="urn:schemas-microsoft-com:mac:vml" xmlns:o="urn:schemas-microsoft-com:office:office" xmlns:r="http://schemas.openxmlformats.org/officeDocument/2006/relationships" xmlns:v="urn:schemas-microsoft-com:vml" xmlns:w10="urn:schemas-microsoft-com:office:word" xmlns:w14="http://schemas.microsoft.com/office/word/2010/wordml" xmlns:wne="http://schemas.microsoft.com/office/word/2006/wordml" xmlns:wp14="http://schemas.microsoft.com/office/word/2010/wordprocessingDrawing" xmlns:wp="http://schemas.openxmlformats.org/drawingml/2006/wordprocessingDrawing" xmlns:wpc="http://schemas.microsoft.com/office/word/2010/wordprocessingCanvas" xmlns:wpg="http://schemas.microsoft.com/office/word/2010/wordprocessingGroup" xmlns:wpi="http://schemas.microsoft.com/office/word/2010/wordprocessingInk" xmlns:wps="http://schemas.microsoft.com/office/word/2010/wordprocessingShape" mc:Ignorable="w14 wp14">
   <w:p>
     <w:pPr>
       <w:pStyle w:val="Footer"/>
@@ -2053,12 +2218,14 @@
     </w:pPr>
     <w:r>
       <w:rPr>
+        <w:rFonts w:eastAsia="黑体"/>
         <w:sz w:val="18"/>
       </w:rPr>
       <w:t xml:space="preserve">第 </w:t>
     </w:r>
     <w:r>
       <w:rPr>
+        <w:rFonts w:eastAsia="黑体"/>
         <w:sz w:val="18"/>
       </w:rPr>
       <w:fldChar w:fldCharType="begin"/>
@@ -2067,6 +2234,7 @@
     </w:r>
     <w:r>
       <w:rPr>
+        <w:rFonts w:eastAsia="黑体"/>
         <w:sz w:val="18"/>
       </w:rPr>
       <w:t xml:space="preserve"> 页</w:t>
@@ -2080,6 +2248,9 @@
   <w:footnote w:type="continuationSeparator" w:id="0">
     <w:p>
       <w:r>
+        <w:rPr>
+          <w:rFonts w:eastAsia="黑体"/>
+        </w:rPr>
         <w:continuationSeparator/>
       </w:r>
     </w:p>
@@ -2087,6 +2258,9 @@
   <w:footnote w:type="separator" w:id="-1">
     <w:p>
       <w:r>
+        <w:rPr>
+          <w:rFonts w:eastAsia="黑体"/>
+        </w:rPr>
         <w:separator/>
       </w:r>
     </w:p>
@@ -2095,7 +2269,7 @@
 </file>
 
 <file path=word/header1.xml><?xml version="1.0" encoding="utf-8"?>
-<w:hdr xmlns:m="http://schemas.openxmlformats.org/officeDocument/2006/math" xmlns:mc="http://schemas.openxmlformats.org/markup-compatibility/2006" xmlns:mo="http://schemas.microsoft.com/office/mac/office/2008/main" xmlns:mv="urn:schemas-microsoft-com:mac:vml" xmlns:o="urn:schemas-microsoft-com:office:office" xmlns:r="http://schemas.openxmlformats.org/officeDocument/2006/relationships" xmlns:v="urn:schemas-microsoft-com:vml" xmlns:w10="urn:schemas-microsoft-com:office:word" xmlns:w14="http://schemas.microsoft.com/office/word/2010/wordml" xmlns:w="http://schemas.openxmlformats.org/wordprocessingml/2006/main" xmlns:wne="http://schemas.microsoft.com/office/word/2006/wordml" xmlns:wp14="http://schemas.microsoft.com/office/word/2010/wordprocessingDrawing" xmlns:wp="http://schemas.openxmlformats.org/drawingml/2006/wordprocessingDrawing" xmlns:wpc="http://schemas.microsoft.com/office/word/2010/wordprocessingCanvas" xmlns:wpg="http://schemas.microsoft.com/office/word/2010/wordprocessingGroup" xmlns:wpi="http://schemas.microsoft.com/office/word/2010/wordprocessingInk" xmlns:wps="http://schemas.microsoft.com/office/word/2010/wordprocessingShape" mc:Ignorable="w14 wp14">
+<w:hdr xmlns:mc="http://schemas.openxmlformats.org/markup-compatibility/2006" xmlns:w="http://schemas.openxmlformats.org/wordprocessingml/2006/main" xmlns:m="http://schemas.openxmlformats.org/officeDocument/2006/math" xmlns:mo="http://schemas.microsoft.com/office/mac/office/2008/main" xmlns:mv="urn:schemas-microsoft-com:mac:vml" xmlns:o="urn:schemas-microsoft-com:office:office" xmlns:r="http://schemas.openxmlformats.org/officeDocument/2006/relationships" xmlns:v="urn:schemas-microsoft-com:vml" xmlns:w10="urn:schemas-microsoft-com:office:word" xmlns:w14="http://schemas.microsoft.com/office/word/2010/wordml" xmlns:wne="http://schemas.microsoft.com/office/word/2006/wordml" xmlns:wp14="http://schemas.microsoft.com/office/word/2010/wordprocessingDrawing" xmlns:wp="http://schemas.openxmlformats.org/drawingml/2006/wordprocessingDrawing" xmlns:wpc="http://schemas.microsoft.com/office/word/2010/wordprocessingCanvas" xmlns:wpg="http://schemas.microsoft.com/office/word/2010/wordprocessingGroup" xmlns:wpi="http://schemas.microsoft.com/office/word/2010/wordprocessingInk" xmlns:wps="http://schemas.microsoft.com/office/word/2010/wordprocessingShape" mc:Ignorable="w14 wp14">
   <w:p>
     <w:pPr>
       <w:pStyle w:val="Header"/>
@@ -2103,7 +2277,7 @@
     </w:pPr>
     <w:r>
       <w:rPr>
-        <w:rFonts w:ascii="Times New Roman" w:hAnsi="Times New Roman"/>
+        <w:rFonts w:ascii="Times New Roman" w:hAnsi="Times New Roman" w:eastAsia="黑体"/>
         <w:sz w:val="18"/>
         <w:rFonts w:eastAsia="黑体"/>
         <w:rFonts w:eastAsia="黑体"/>
@@ -2115,7 +2289,7 @@
 </file>
 
 <file path=word/numbering.xml><?xml version="1.0" encoding="utf-8"?>
-<w:numbering xmlns:m="http://schemas.openxmlformats.org/officeDocument/2006/math" xmlns:mc="http://schemas.openxmlformats.org/markup-compatibility/2006" xmlns:mo="http://schemas.microsoft.com/office/mac/office/2008/main" xmlns:mv="urn:schemas-microsoft-com:mac:vml" xmlns:o="urn:schemas-microsoft-com:office:office" xmlns:r="http://schemas.openxmlformats.org/officeDocument/2006/relationships" xmlns:v="urn:schemas-microsoft-com:vml" xmlns:w="http://schemas.openxmlformats.org/wordprocessingml/2006/main" xmlns:w10="urn:schemas-microsoft-com:office:word" xmlns:w14="http://schemas.microsoft.com/office/word/2010/wordml" xmlns:wne="http://schemas.microsoft.com/office/word/2006/wordml" xmlns:wp="http://schemas.openxmlformats.org/drawingml/2006/wordprocessingDrawing" xmlns:wp14="http://schemas.microsoft.com/office/word/2010/wordprocessingDrawing" xmlns:wpc="http://schemas.microsoft.com/office/word/2010/wordprocessingCanvas" xmlns:wpg="http://schemas.microsoft.com/office/word/2010/wordprocessingGroup" xmlns:wpi="http://schemas.microsoft.com/office/word/2010/wordprocessingInk" xmlns:wps="http://schemas.microsoft.com/office/word/2010/wordprocessingShape" mc:Ignorable="w14 wp14">
+<w:numbering xmlns:mc="http://schemas.openxmlformats.org/markup-compatibility/2006" xmlns:w="http://schemas.openxmlformats.org/wordprocessingml/2006/main" xmlns:m="http://schemas.openxmlformats.org/officeDocument/2006/math" xmlns:mo="http://schemas.microsoft.com/office/mac/office/2008/main" xmlns:mv="urn:schemas-microsoft-com:mac:vml" xmlns:o="urn:schemas-microsoft-com:office:office" xmlns:r="http://schemas.openxmlformats.org/officeDocument/2006/relationships" xmlns:v="urn:schemas-microsoft-com:vml" xmlns:w10="urn:schemas-microsoft-com:office:word" xmlns:w14="http://schemas.microsoft.com/office/word/2010/wordml" xmlns:wne="http://schemas.microsoft.com/office/word/2006/wordml" xmlns:wp="http://schemas.openxmlformats.org/drawingml/2006/wordprocessingDrawing" xmlns:wp14="http://schemas.microsoft.com/office/word/2010/wordprocessingDrawing" xmlns:wpc="http://schemas.microsoft.com/office/word/2010/wordprocessingCanvas" xmlns:wpg="http://schemas.microsoft.com/office/word/2010/wordprocessingGroup" xmlns:wpi="http://schemas.microsoft.com/office/word/2010/wordprocessingInk" xmlns:wps="http://schemas.microsoft.com/office/word/2010/wordprocessingShape" mc:Ignorable="w14 wp14">
   <w:abstractNum w:abstractNumId="0">
     <w:nsid w:val="FFFFFF7C"/>
     <w:multiLevelType w:val="singleLevel"/>
@@ -2202,7 +2376,7 @@
         <w:ind w:hanging="360" w:left="1440"/>
       </w:pPr>
       <w:rPr>
-        <w:rFonts w:ascii="Symbol" w:hAnsi="Symbol" w:hint="default"/>
+        <w:rFonts w:ascii="Symbol" w:hAnsi="Symbol" w:hint="default" w:eastAsia="黑体"/>
       </w:rPr>
     </w:lvl>
   </w:abstractNum>
@@ -2223,7 +2397,7 @@
         <w:ind w:hanging="360" w:left="1080"/>
       </w:pPr>
       <w:rPr>
-        <w:rFonts w:ascii="Symbol" w:hAnsi="Symbol" w:hint="default"/>
+        <w:rFonts w:ascii="Symbol" w:hAnsi="Symbol" w:hint="default" w:eastAsia="黑体"/>
       </w:rPr>
     </w:lvl>
   </w:abstractNum>
@@ -2244,7 +2418,7 @@
         <w:ind w:hanging="360" w:left="720"/>
       </w:pPr>
       <w:rPr>
-        <w:rFonts w:ascii="Symbol" w:hAnsi="Symbol" w:hint="default"/>
+        <w:rFonts w:ascii="Symbol" w:hAnsi="Symbol" w:hint="default" w:eastAsia="黑体"/>
       </w:rPr>
     </w:lvl>
   </w:abstractNum>
@@ -2283,7 +2457,7 @@
         <w:ind w:hanging="360" w:left="360"/>
       </w:pPr>
       <w:rPr>
-        <w:rFonts w:ascii="Symbol" w:hAnsi="Symbol" w:hint="default"/>
+        <w:rFonts w:ascii="Symbol" w:hAnsi="Symbol" w:hint="default" w:eastAsia="黑体"/>
       </w:rPr>
     </w:lvl>
   </w:abstractNum>
@@ -2374,7 +2548,7 @@
         <w:ind w:left="720" w:hanging="360"/>
       </w:pPr>
       <w:rPr>
-        <w:rFonts w:ascii="Symbol" w:hAnsi="Symbol" w:cs="Symbol" w:hint="default"/>
+        <w:rFonts w:ascii="Symbol" w:hAnsi="Symbol" w:cs="Symbol" w:hint="default" w:eastAsia="黑体"/>
       </w:rPr>
     </w:lvl>
     <w:lvl w:ilvl="1">
@@ -2385,7 +2559,7 @@
         <w:ind w:left="1440" w:hanging="360"/>
       </w:pPr>
       <w:rPr>
-        <w:rFonts w:ascii="Courier New" w:hAnsi="Courier New" w:cs="Courier New" w:hint="default"/>
+        <w:rFonts w:ascii="Courier New" w:hAnsi="Courier New" w:cs="Courier New" w:hint="default" w:eastAsia="黑体"/>
       </w:rPr>
     </w:lvl>
     <w:lvl w:ilvl="2">
@@ -2396,7 +2570,7 @@
         <w:ind w:left="2160" w:hanging="360"/>
       </w:pPr>
       <w:rPr>
-        <w:rFonts w:ascii="Wingdings" w:hAnsi="Wingdings" w:cs="Wingdings" w:hint="default"/>
+        <w:rFonts w:ascii="Wingdings" w:hAnsi="Wingdings" w:cs="Wingdings" w:hint="default" w:eastAsia="黑体"/>
       </w:rPr>
     </w:lvl>
     <w:lvl w:ilvl="3">
@@ -2407,7 +2581,7 @@
         <w:ind w:left="2880" w:hanging="360"/>
       </w:pPr>
       <w:rPr>
-        <w:rFonts w:ascii="Symbol" w:hAnsi="Symbol" w:cs="Symbol" w:hint="default"/>
+        <w:rFonts w:ascii="Symbol" w:hAnsi="Symbol" w:cs="Symbol" w:hint="default" w:eastAsia="黑体"/>
       </w:rPr>
     </w:lvl>
     <w:lvl w:ilvl="4">
@@ -2418,7 +2592,7 @@
         <w:ind w:left="3600" w:hanging="360"/>
       </w:pPr>
       <w:rPr>
-        <w:rFonts w:ascii="Courier New" w:hAnsi="Courier New" w:cs="Courier New" w:hint="default"/>
+        <w:rFonts w:ascii="Courier New" w:hAnsi="Courier New" w:cs="Courier New" w:hint="default" w:eastAsia="黑体"/>
       </w:rPr>
     </w:lvl>
     <w:lvl w:ilvl="5">
@@ -2429,7 +2603,7 @@
         <w:ind w:left="4320" w:hanging="360"/>
       </w:pPr>
       <w:rPr>
-        <w:rFonts w:ascii="Wingdings" w:hAnsi="Wingdings" w:cs="Wingdings" w:hint="default"/>
+        <w:rFonts w:ascii="Wingdings" w:hAnsi="Wingdings" w:cs="Wingdings" w:hint="default" w:eastAsia="黑体"/>
       </w:rPr>
     </w:lvl>
     <w:lvl w:ilvl="6">
@@ -2440,7 +2614,7 @@
         <w:ind w:left="5040" w:hanging="360"/>
       </w:pPr>
       <w:rPr>
-        <w:rFonts w:ascii="Symbol" w:hAnsi="Symbol" w:cs="Symbol" w:hint="default"/>
+        <w:rFonts w:ascii="Symbol" w:hAnsi="Symbol" w:cs="Symbol" w:hint="default" w:eastAsia="黑体"/>
       </w:rPr>
     </w:lvl>
     <w:lvl w:ilvl="7">
@@ -2451,7 +2625,7 @@
         <w:ind w:left="5760" w:hanging="360"/>
       </w:pPr>
       <w:rPr>
-        <w:rFonts w:ascii="Courier New" w:hAnsi="Courier New" w:cs="Courier New" w:hint="default"/>
+        <w:rFonts w:ascii="Courier New" w:hAnsi="Courier New" w:cs="Courier New" w:hint="default" w:eastAsia="黑体"/>
       </w:rPr>
     </w:lvl>
     <w:lvl w:ilvl="8">
@@ -2462,7 +2636,7 @@
         <w:ind w:left="6480" w:hanging="360"/>
       </w:pPr>
       <w:rPr>
-        <w:rFonts w:ascii="Wingdings" w:hAnsi="Wingdings" w:cs="Wingdings" w:hint="default"/>
+        <w:rFonts w:ascii="Wingdings" w:hAnsi="Wingdings" w:cs="Wingdings" w:hint="default" w:eastAsia="黑体"/>
       </w:rPr>
     </w:lvl>
   </w:abstractNum>
@@ -2518,11 +2692,11 @@
 </file>
 
 <file path=word/styles.xml><?xml version="1.0" encoding="utf-8"?>
-<w:styles xmlns:mc="http://schemas.openxmlformats.org/markup-compatibility/2006" xmlns:r="http://schemas.openxmlformats.org/officeDocument/2006/relationships" xmlns:w="http://schemas.openxmlformats.org/wordprocessingml/2006/main" xmlns:w14="http://schemas.microsoft.com/office/word/2010/wordml" mc:Ignorable="w14">
+<w:styles xmlns:mc="http://schemas.openxmlformats.org/markup-compatibility/2006" xmlns:w="http://schemas.openxmlformats.org/wordprocessingml/2006/main" xmlns:r="http://schemas.openxmlformats.org/officeDocument/2006/relationships" xmlns:w14="http://schemas.microsoft.com/office/word/2010/wordml" mc:Ignorable="w14">
   <w:docDefaults>
     <w:rPrDefault>
       <w:rPr>
-        <w:rFonts w:asciiTheme="minorHAnsi" w:cstheme="minorBidi" w:eastAsiaTheme="minorEastAsia" w:hAnsiTheme="minorHAnsi"/>
+        <w:rFonts w:asciiTheme="minorHAnsi" w:cstheme="minorBidi" w:hAnsiTheme="minorHAnsi" w:eastAsia="黑体"/>
         <w:sz w:val="22"/>
         <w:szCs w:val="22"/>
         <w:lang w:bidi="ar-SA" w:eastAsia="en-US" w:val="en-US"/>
@@ -2744,7 +2918,7 @@
       <w:outlineLvl w:val="0"/>
     </w:pPr>
     <w:rPr>
-      <w:rFonts w:ascii="Times New Roman" w:asciiTheme="majorHAnsi" w:cstheme="majorBidi" w:eastAsia="黑体" w:eastAsiaTheme="majorEastAsia" w:hAnsi="Times New Roman" w:hAnsiTheme="majorHAnsi"/>
+      <w:rFonts w:ascii="Times New Roman" w:asciiTheme="majorHAnsi" w:cstheme="majorBidi" w:eastAsia="黑体" w:hAnsi="Times New Roman" w:hAnsiTheme="majorHAnsi"/>
       <w:b/>
       <w:bCs/>
       <w:color w:val="1F3864"/>
@@ -2768,7 +2942,7 @@
       <w:outlineLvl w:val="1"/>
     </w:pPr>
     <w:rPr>
-      <w:rFonts w:ascii="Times New Roman" w:asciiTheme="majorHAnsi" w:cstheme="majorBidi" w:eastAsia="黑体" w:eastAsiaTheme="majorEastAsia" w:hAnsi="Times New Roman" w:hAnsiTheme="majorHAnsi"/>
+      <w:rFonts w:ascii="Times New Roman" w:asciiTheme="majorHAnsi" w:cstheme="majorBidi" w:eastAsia="黑体" w:hAnsi="Times New Roman" w:hAnsiTheme="majorHAnsi"/>
       <w:b/>
       <w:bCs/>
       <w:color w:val="2E4E7E"/>
@@ -2792,7 +2966,7 @@
       <w:outlineLvl w:val="2"/>
     </w:pPr>
     <w:rPr>
-      <w:rFonts w:ascii="Times New Roman" w:asciiTheme="majorHAnsi" w:cstheme="majorBidi" w:eastAsia="黑体" w:eastAsiaTheme="majorEastAsia" w:hAnsi="Times New Roman" w:hAnsiTheme="majorHAnsi"/>
+      <w:rFonts w:ascii="Times New Roman" w:asciiTheme="majorHAnsi" w:cstheme="majorBidi" w:eastAsia="黑体" w:hAnsi="Times New Roman" w:hAnsiTheme="majorHAnsi"/>
       <w:b/>
       <w:bCs/>
       <w:color w:val="2E4E7E"/>
@@ -2816,7 +2990,7 @@
       <w:outlineLvl w:val="3"/>
     </w:pPr>
     <w:rPr>
-      <w:rFonts w:ascii="Times New Roman" w:asciiTheme="majorHAnsi" w:cstheme="majorBidi" w:eastAsia="黑体" w:eastAsiaTheme="majorEastAsia" w:hAnsi="Times New Roman" w:hAnsiTheme="majorHAnsi"/>
+      <w:rFonts w:ascii="Times New Roman" w:asciiTheme="majorHAnsi" w:cstheme="majorBidi" w:eastAsia="黑体" w:hAnsi="Times New Roman" w:hAnsiTheme="majorHAnsi"/>
       <w:b/>
       <w:bCs/>
       <w:i/>
@@ -2842,7 +3016,7 @@
       <w:outlineLvl w:val="4"/>
     </w:pPr>
     <w:rPr>
-      <w:rFonts w:ascii="Times New Roman" w:asciiTheme="majorHAnsi" w:cstheme="majorBidi" w:eastAsia="黑体" w:eastAsiaTheme="majorEastAsia" w:hAnsi="Times New Roman" w:hAnsiTheme="majorHAnsi"/>
+      <w:rFonts w:ascii="Times New Roman" w:asciiTheme="majorHAnsi" w:cstheme="majorBidi" w:eastAsia="黑体" w:hAnsi="Times New Roman" w:hAnsiTheme="majorHAnsi"/>
       <w:b/>
       <w:color w:val="333333"/>
       <w:sz w:val="22"/>
@@ -2865,7 +3039,7 @@
       <w:outlineLvl w:val="5"/>
     </w:pPr>
     <w:rPr>
-      <w:rFonts w:asciiTheme="majorHAnsi" w:cstheme="majorBidi" w:eastAsiaTheme="majorEastAsia" w:hAnsiTheme="majorHAnsi"/>
+      <w:rFonts w:asciiTheme="majorHAnsi" w:cstheme="majorBidi" w:hAnsiTheme="majorHAnsi" w:eastAsia="黑体"/>
       <w:i/>
       <w:iCs/>
       <w:color w:themeColor="accent1" w:themeShade="7F" w:val="243F60"/>
@@ -2888,7 +3062,7 @@
       <w:outlineLvl w:val="6"/>
     </w:pPr>
     <w:rPr>
-      <w:rFonts w:asciiTheme="majorHAnsi" w:cstheme="majorBidi" w:eastAsiaTheme="majorEastAsia" w:hAnsiTheme="majorHAnsi"/>
+      <w:rFonts w:asciiTheme="majorHAnsi" w:cstheme="majorBidi" w:hAnsiTheme="majorHAnsi" w:eastAsia="黑体"/>
       <w:i/>
       <w:iCs/>
       <w:color w:themeColor="text1" w:themeTint="BF" w:val="404040"/>
@@ -2911,7 +3085,7 @@
       <w:outlineLvl w:val="7"/>
     </w:pPr>
     <w:rPr>
-      <w:rFonts w:asciiTheme="majorHAnsi" w:cstheme="majorBidi" w:eastAsiaTheme="majorEastAsia" w:hAnsiTheme="majorHAnsi"/>
+      <w:rFonts w:asciiTheme="majorHAnsi" w:cstheme="majorBidi" w:hAnsiTheme="majorHAnsi" w:eastAsia="黑体"/>
       <w:color w:themeColor="accent1" w:val="4F81BD"/>
       <w:sz w:val="20"/>
       <w:szCs w:val="20"/>
@@ -2934,7 +3108,7 @@
       <w:outlineLvl w:val="8"/>
     </w:pPr>
     <w:rPr>
-      <w:rFonts w:asciiTheme="majorHAnsi" w:cstheme="majorBidi" w:eastAsiaTheme="majorEastAsia" w:hAnsiTheme="majorHAnsi"/>
+      <w:rFonts w:asciiTheme="majorHAnsi" w:cstheme="majorBidi" w:hAnsiTheme="majorHAnsi" w:eastAsia="黑体"/>
       <w:i/>
       <w:iCs/>
       <w:color w:themeColor="text1" w:themeTint="BF" w:val="404040"/>
@@ -2985,7 +3159,7 @@
     <w:uiPriority w:val="9"/>
     <w:rsid w:val="00FC693F"/>
     <w:rPr>
-      <w:rFonts w:asciiTheme="majorHAnsi" w:cstheme="majorBidi" w:eastAsiaTheme="majorEastAsia" w:hAnsiTheme="majorHAnsi"/>
+      <w:rFonts w:asciiTheme="majorHAnsi" w:cstheme="majorBidi" w:hAnsiTheme="majorHAnsi" w:eastAsia="黑体"/>
       <w:b/>
       <w:bCs/>
       <w:color w:themeColor="accent1" w:themeShade="BF" w:val="365F91"/>
@@ -3000,7 +3174,7 @@
     <w:uiPriority w:val="9"/>
     <w:rsid w:val="00FC693F"/>
     <w:rPr>
-      <w:rFonts w:asciiTheme="majorHAnsi" w:cstheme="majorBidi" w:eastAsiaTheme="majorEastAsia" w:hAnsiTheme="majorHAnsi"/>
+      <w:rFonts w:asciiTheme="majorHAnsi" w:cstheme="majorBidi" w:hAnsiTheme="majorHAnsi" w:eastAsia="黑体"/>
       <w:b/>
       <w:bCs/>
       <w:color w:themeColor="accent1" w:val="4F81BD"/>
@@ -3015,7 +3189,7 @@
     <w:uiPriority w:val="9"/>
     <w:rsid w:val="00FC693F"/>
     <w:rPr>
-      <w:rFonts w:asciiTheme="majorHAnsi" w:cstheme="majorBidi" w:eastAsiaTheme="majorEastAsia" w:hAnsiTheme="majorHAnsi"/>
+      <w:rFonts w:asciiTheme="majorHAnsi" w:cstheme="majorBidi" w:hAnsiTheme="majorHAnsi" w:eastAsia="黑体"/>
       <w:b/>
       <w:bCs/>
       <w:color w:themeColor="accent1" w:val="4F81BD"/>
@@ -3038,7 +3212,7 @@
       <w:contextualSpacing/>
     </w:pPr>
     <w:rPr>
-      <w:rFonts w:ascii="Times New Roman" w:asciiTheme="majorHAnsi" w:cstheme="majorBidi" w:eastAsia="黑体" w:eastAsiaTheme="majorEastAsia" w:hAnsi="Times New Roman" w:hAnsiTheme="majorHAnsi"/>
+      <w:rFonts w:ascii="Times New Roman" w:asciiTheme="majorHAnsi" w:cstheme="majorBidi" w:eastAsia="黑体" w:hAnsi="Times New Roman" w:hAnsiTheme="majorHAnsi"/>
       <w:b/>
       <w:color w:val="1F3864"/>
       <w:spacing w:val="5"/>
@@ -3054,7 +3228,7 @@
     <w:uiPriority w:val="10"/>
     <w:rsid w:val="00FC693F"/>
     <w:rPr>
-      <w:rFonts w:asciiTheme="majorHAnsi" w:cstheme="majorBidi" w:eastAsiaTheme="majorEastAsia" w:hAnsiTheme="majorHAnsi"/>
+      <w:rFonts w:asciiTheme="majorHAnsi" w:cstheme="majorBidi" w:hAnsiTheme="majorHAnsi" w:eastAsia="黑体"/>
       <w:color w:themeColor="text2" w:themeShade="BF" w:val="17365D"/>
       <w:spacing w:val="5"/>
       <w:kern w:val="28"/>
@@ -3076,7 +3250,7 @@
       </w:numPr>
     </w:pPr>
     <w:rPr>
-      <w:rFonts w:asciiTheme="majorHAnsi" w:cstheme="majorBidi" w:eastAsiaTheme="majorEastAsia" w:hAnsiTheme="majorHAnsi"/>
+      <w:rFonts w:asciiTheme="majorHAnsi" w:cstheme="majorBidi" w:hAnsiTheme="majorHAnsi" w:eastAsia="黑体"/>
       <w:i/>
       <w:iCs/>
       <w:color w:themeColor="accent1" w:val="4F81BD"/>
@@ -3092,7 +3266,7 @@
     <w:uiPriority w:val="11"/>
     <w:rsid w:val="00FC693F"/>
     <w:rPr>
-      <w:rFonts w:asciiTheme="majorHAnsi" w:cstheme="majorBidi" w:eastAsiaTheme="majorEastAsia" w:hAnsiTheme="majorHAnsi"/>
+      <w:rFonts w:asciiTheme="majorHAnsi" w:cstheme="majorBidi" w:hAnsiTheme="majorHAnsi" w:eastAsia="黑体"/>
       <w:i/>
       <w:iCs/>
       <w:color w:themeColor="accent1" w:val="4F81BD"/>
@@ -3159,6 +3333,7 @@
       <w:spacing w:after="120"/>
     </w:pPr>
     <w:rPr>
+      <w:rFonts w:eastAsia="黑体"/>
       <w:sz w:val="16"/>
       <w:szCs w:val="16"/>
     </w:rPr>
@@ -3170,6 +3345,7 @@
     <w:uiPriority w:val="99"/>
     <w:rsid w:val="00AA1D8D"/>
     <w:rPr>
+      <w:rFonts w:eastAsia="黑体"/>
       <w:sz w:val="16"/>
       <w:szCs w:val="16"/>
     </w:rPr>
@@ -3339,7 +3515,7 @@
       </w:tabs>
     </w:pPr>
     <w:rPr>
-      <w:rFonts w:ascii="Courier" w:hAnsi="Courier"/>
+      <w:rFonts w:ascii="Courier" w:hAnsi="Courier" w:eastAsia="黑体"/>
       <w:sz w:val="20"/>
       <w:szCs w:val="20"/>
     </w:rPr>
@@ -3351,7 +3527,7 @@
     <w:uiPriority w:val="99"/>
     <w:rsid w:val="0029639D"/>
     <w:rPr>
-      <w:rFonts w:ascii="Courier" w:hAnsi="Courier"/>
+      <w:rFonts w:ascii="Courier" w:hAnsi="Courier" w:eastAsia="黑体"/>
       <w:sz w:val="20"/>
       <w:szCs w:val="20"/>
     </w:rPr>
@@ -3387,6 +3563,7 @@
     <w:uiPriority w:val="29"/>
     <w:rsid w:val="00FC693F"/>
     <w:rPr>
+      <w:rFonts w:eastAsia="黑体"/>
       <w:i/>
       <w:iCs/>
       <w:color w:themeColor="text1" w:val="000000"/>
@@ -3400,7 +3577,7 @@
     <w:semiHidden/>
     <w:rsid w:val="00FC693F"/>
     <w:rPr>
-      <w:rFonts w:asciiTheme="majorHAnsi" w:cstheme="majorBidi" w:eastAsiaTheme="majorEastAsia" w:hAnsiTheme="majorHAnsi"/>
+      <w:rFonts w:asciiTheme="majorHAnsi" w:cstheme="majorBidi" w:hAnsiTheme="majorHAnsi" w:eastAsia="黑体"/>
       <w:b/>
       <w:bCs/>
       <w:i/>
@@ -3416,7 +3593,7 @@
     <w:semiHidden/>
     <w:rsid w:val="00FC693F"/>
     <w:rPr>
-      <w:rFonts w:asciiTheme="majorHAnsi" w:cstheme="majorBidi" w:eastAsiaTheme="majorEastAsia" w:hAnsiTheme="majorHAnsi"/>
+      <w:rFonts w:asciiTheme="majorHAnsi" w:cstheme="majorBidi" w:hAnsiTheme="majorHAnsi" w:eastAsia="黑体"/>
       <w:color w:themeColor="accent1" w:themeShade="7F" w:val="243F60"/>
     </w:rPr>
   </w:style>
@@ -3428,7 +3605,7 @@
     <w:semiHidden/>
     <w:rsid w:val="00FC693F"/>
     <w:rPr>
-      <w:rFonts w:asciiTheme="majorHAnsi" w:cstheme="majorBidi" w:eastAsiaTheme="majorEastAsia" w:hAnsiTheme="majorHAnsi"/>
+      <w:rFonts w:asciiTheme="majorHAnsi" w:cstheme="majorBidi" w:hAnsiTheme="majorHAnsi" w:eastAsia="黑体"/>
       <w:i/>
       <w:iCs/>
       <w:color w:themeColor="accent1" w:themeShade="7F" w:val="243F60"/>
@@ -3442,7 +3619,7 @@
     <w:semiHidden/>
     <w:rsid w:val="00FC693F"/>
     <w:rPr>
-      <w:rFonts w:asciiTheme="majorHAnsi" w:cstheme="majorBidi" w:eastAsiaTheme="majorEastAsia" w:hAnsiTheme="majorHAnsi"/>
+      <w:rFonts w:asciiTheme="majorHAnsi" w:cstheme="majorBidi" w:hAnsiTheme="majorHAnsi" w:eastAsia="黑体"/>
       <w:i/>
       <w:iCs/>
       <w:color w:themeColor="text1" w:themeTint="BF" w:val="404040"/>
@@ -3456,7 +3633,7 @@
     <w:semiHidden/>
     <w:rsid w:val="00FC693F"/>
     <w:rPr>
-      <w:rFonts w:asciiTheme="majorHAnsi" w:cstheme="majorBidi" w:eastAsiaTheme="majorEastAsia" w:hAnsiTheme="majorHAnsi"/>
+      <w:rFonts w:asciiTheme="majorHAnsi" w:cstheme="majorBidi" w:hAnsiTheme="majorHAnsi" w:eastAsia="黑体"/>
       <w:color w:themeColor="accent1" w:val="4F81BD"/>
       <w:sz w:val="20"/>
       <w:szCs w:val="20"/>
@@ -3470,7 +3647,7 @@
     <w:semiHidden/>
     <w:rsid w:val="00FC693F"/>
     <w:rPr>
-      <w:rFonts w:asciiTheme="majorHAnsi" w:cstheme="majorBidi" w:eastAsiaTheme="majorEastAsia" w:hAnsiTheme="majorHAnsi"/>
+      <w:rFonts w:asciiTheme="majorHAnsi" w:cstheme="majorBidi" w:hAnsiTheme="majorHAnsi" w:eastAsia="黑体"/>
       <w:i/>
       <w:iCs/>
       <w:color w:themeColor="text1" w:themeTint="BF" w:val="404040"/>
@@ -3491,6 +3668,7 @@
       <w:spacing w:line="240" w:lineRule="auto"/>
     </w:pPr>
     <w:rPr>
+      <w:rFonts w:eastAsia="黑体"/>
       <w:b/>
       <w:bCs/>
       <w:color w:themeColor="accent1" w:val="4F81BD"/>
@@ -3505,6 +3683,7 @@
     <w:qFormat/>
     <w:rsid w:val="00FC693F"/>
     <w:rPr>
+      <w:rFonts w:eastAsia="黑体"/>
       <w:b/>
       <w:bCs/>
     </w:rPr>
@@ -3516,6 +3695,7 @@
     <w:qFormat/>
     <w:rsid w:val="00FC693F"/>
     <w:rPr>
+      <w:rFonts w:eastAsia="黑体"/>
       <w:i/>
       <w:iCs/>
     </w:rPr>
@@ -3536,6 +3716,7 @@
       <w:ind w:left="936" w:right="936"/>
     </w:pPr>
     <w:rPr>
+      <w:rFonts w:eastAsia="黑体"/>
       <w:b/>
       <w:bCs/>
       <w:i/>
@@ -3550,6 +3731,7 @@
     <w:uiPriority w:val="30"/>
     <w:rsid w:val="00FC693F"/>
     <w:rPr>
+      <w:rFonts w:eastAsia="黑体"/>
       <w:b/>
       <w:bCs/>
       <w:i/>
@@ -3564,6 +3746,7 @@
     <w:qFormat/>
     <w:rsid w:val="00FC693F"/>
     <w:rPr>
+      <w:rFonts w:eastAsia="黑体"/>
       <w:i/>
       <w:iCs/>
       <w:color w:themeColor="text1" w:themeTint="7F" w:val="808080"/>
@@ -3576,6 +3759,7 @@
     <w:qFormat/>
     <w:rsid w:val="00FC693F"/>
     <w:rPr>
+      <w:rFonts w:eastAsia="黑体"/>
       <w:b/>
       <w:bCs/>
       <w:i/>
@@ -3590,6 +3774,7 @@
     <w:qFormat/>
     <w:rsid w:val="00FC693F"/>
     <w:rPr>
+      <w:rFonts w:eastAsia="黑体"/>
       <w:smallCaps/>
       <w:color w:themeColor="accent2" w:val="C0504D"/>
       <w:u w:val="single"/>
@@ -3602,6 +3787,7 @@
     <w:qFormat/>
     <w:rsid w:val="00FC693F"/>
     <w:rPr>
+      <w:rFonts w:eastAsia="黑体"/>
       <w:b/>
       <w:bCs/>
       <w:smallCaps/>
@@ -3617,6 +3803,7 @@
     <w:qFormat/>
     <w:rsid w:val="00FC693F"/>
     <w:rPr>
+      <w:rFonts w:eastAsia="黑体"/>
       <w:b/>
       <w:bCs/>
       <w:smallCaps/>
@@ -3671,6 +3858,7 @@
       <w:spacing w:after="0" w:line="240" w:lineRule="auto"/>
     </w:pPr>
     <w:rPr>
+      <w:rFonts w:eastAsia="黑体"/>
       <w:color w:themeColor="text1" w:themeShade="BF" w:val="000000"/>
     </w:rPr>
     <w:tblPr>
@@ -3693,6 +3881,7 @@
         <w:spacing w:after="0" w:before="0" w:line="240" w:lineRule="auto"/>
       </w:pPr>
       <w:rPr>
+        <w:rFonts w:eastAsia="黑体"/>
         <w:b/>
         <w:bCs/>
       </w:rPr>
@@ -3713,6 +3902,7 @@
         <w:spacing w:after="0" w:before="0" w:line="240" w:lineRule="auto"/>
       </w:pPr>
       <w:rPr>
+        <w:rFonts w:eastAsia="黑体"/>
         <w:b/>
         <w:bCs/>
       </w:rPr>
@@ -3730,12 +3920,14 @@
     </w:tblStylePr>
     <w:tblStylePr w:type="firstCol">
       <w:rPr>
+        <w:rFonts w:eastAsia="黑体"/>
         <w:b/>
         <w:bCs/>
       </w:rPr>
     </w:tblStylePr>
     <w:tblStylePr w:type="lastCol">
       <w:rPr>
+        <w:rFonts w:eastAsia="黑体"/>
         <w:b/>
         <w:bCs/>
       </w:rPr>
@@ -3774,6 +3966,7 @@
       <w:spacing w:after="0" w:line="240" w:lineRule="auto"/>
     </w:pPr>
     <w:rPr>
+      <w:rFonts w:eastAsia="黑体"/>
       <w:color w:themeColor="accent1" w:themeShade="BF" w:val="365F91"/>
     </w:rPr>
     <w:tblPr>
@@ -3796,6 +3989,7 @@
         <w:spacing w:after="0" w:before="0" w:line="240" w:lineRule="auto"/>
       </w:pPr>
       <w:rPr>
+        <w:rFonts w:eastAsia="黑体"/>
         <w:b/>
         <w:bCs/>
       </w:rPr>
@@ -3816,6 +4010,7 @@
         <w:spacing w:after="0" w:before="0" w:line="240" w:lineRule="auto"/>
       </w:pPr>
       <w:rPr>
+        <w:rFonts w:eastAsia="黑体"/>
         <w:b/>
         <w:bCs/>
       </w:rPr>
@@ -3833,12 +4028,14 @@
     </w:tblStylePr>
     <w:tblStylePr w:type="firstCol">
       <w:rPr>
+        <w:rFonts w:eastAsia="黑体"/>
         <w:b/>
         <w:bCs/>
       </w:rPr>
     </w:tblStylePr>
     <w:tblStylePr w:type="lastCol">
       <w:rPr>
+        <w:rFonts w:eastAsia="黑体"/>
         <w:b/>
         <w:bCs/>
       </w:rPr>
@@ -3877,6 +4074,7 @@
       <w:spacing w:after="0" w:line="240" w:lineRule="auto"/>
     </w:pPr>
     <w:rPr>
+      <w:rFonts w:eastAsia="黑体"/>
       <w:color w:themeColor="accent2" w:themeShade="BF" w:val="943634"/>
     </w:rPr>
     <w:tblPr>
@@ -3899,6 +4097,7 @@
         <w:spacing w:after="0" w:before="0" w:line="240" w:lineRule="auto"/>
       </w:pPr>
       <w:rPr>
+        <w:rFonts w:eastAsia="黑体"/>
         <w:b/>
         <w:bCs/>
       </w:rPr>
@@ -3919,6 +4118,7 @@
         <w:spacing w:after="0" w:before="0" w:line="240" w:lineRule="auto"/>
       </w:pPr>
       <w:rPr>
+        <w:rFonts w:eastAsia="黑体"/>
         <w:b/>
         <w:bCs/>
       </w:rPr>
@@ -3936,12 +4136,14 @@
     </w:tblStylePr>
     <w:tblStylePr w:type="firstCol">
       <w:rPr>
+        <w:rFonts w:eastAsia="黑体"/>
         <w:b/>
         <w:bCs/>
       </w:rPr>
     </w:tblStylePr>
     <w:tblStylePr w:type="lastCol">
       <w:rPr>
+        <w:rFonts w:eastAsia="黑体"/>
         <w:b/>
         <w:bCs/>
       </w:rPr>
@@ -3980,6 +4182,7 @@
       <w:spacing w:after="0" w:line="240" w:lineRule="auto"/>
     </w:pPr>
     <w:rPr>
+      <w:rFonts w:eastAsia="黑体"/>
       <w:color w:themeColor="accent3" w:themeShade="BF" w:val="76923C"/>
     </w:rPr>
     <w:tblPr>
@@ -4002,6 +4205,7 @@
         <w:spacing w:after="0" w:before="0" w:line="240" w:lineRule="auto"/>
       </w:pPr>
       <w:rPr>
+        <w:rFonts w:eastAsia="黑体"/>
         <w:b/>
         <w:bCs/>
       </w:rPr>
@@ -4022,6 +4226,7 @@
         <w:spacing w:after="0" w:before="0" w:line="240" w:lineRule="auto"/>
       </w:pPr>
       <w:rPr>
+        <w:rFonts w:eastAsia="黑体"/>
         <w:b/>
         <w:bCs/>
       </w:rPr>
@@ -4039,12 +4244,14 @@
     </w:tblStylePr>
     <w:tblStylePr w:type="firstCol">
       <w:rPr>
+        <w:rFonts w:eastAsia="黑体"/>
         <w:b/>
         <w:bCs/>
       </w:rPr>
     </w:tblStylePr>
     <w:tblStylePr w:type="lastCol">
       <w:rPr>
+        <w:rFonts w:eastAsia="黑体"/>
         <w:b/>
         <w:bCs/>
       </w:rPr>
@@ -4083,6 +4290,7 @@
       <w:spacing w:after="0" w:line="240" w:lineRule="auto"/>
     </w:pPr>
     <w:rPr>
+      <w:rFonts w:eastAsia="黑体"/>
       <w:color w:themeColor="accent4" w:themeShade="BF" w:val="5F497A"/>
     </w:rPr>
     <w:tblPr>
@@ -4105,6 +4313,7 @@
         <w:spacing w:after="0" w:before="0" w:line="240" w:lineRule="auto"/>
       </w:pPr>
       <w:rPr>
+        <w:rFonts w:eastAsia="黑体"/>
         <w:b/>
         <w:bCs/>
       </w:rPr>
@@ -4125,6 +4334,7 @@
         <w:spacing w:after="0" w:before="0" w:line="240" w:lineRule="auto"/>
       </w:pPr>
       <w:rPr>
+        <w:rFonts w:eastAsia="黑体"/>
         <w:b/>
         <w:bCs/>
       </w:rPr>
@@ -4142,12 +4352,14 @@
     </w:tblStylePr>
     <w:tblStylePr w:type="firstCol">
       <w:rPr>
+        <w:rFonts w:eastAsia="黑体"/>
         <w:b/>
         <w:bCs/>
       </w:rPr>
     </w:tblStylePr>
     <w:tblStylePr w:type="lastCol">
       <w:rPr>
+        <w:rFonts w:eastAsia="黑体"/>
         <w:b/>
         <w:bCs/>
       </w:rPr>
@@ -4186,6 +4398,7 @@
       <w:spacing w:after="0" w:line="240" w:lineRule="auto"/>
     </w:pPr>
     <w:rPr>
+      <w:rFonts w:eastAsia="黑体"/>
       <w:color w:themeColor="accent5" w:themeShade="BF" w:val="31849B"/>
     </w:rPr>
     <w:tblPr>
@@ -4208,6 +4421,7 @@
         <w:spacing w:after="0" w:before="0" w:line="240" w:lineRule="auto"/>
       </w:pPr>
       <w:rPr>
+        <w:rFonts w:eastAsia="黑体"/>
         <w:b/>
         <w:bCs/>
       </w:rPr>
@@ -4228,6 +4442,7 @@
         <w:spacing w:after="0" w:before="0" w:line="240" w:lineRule="auto"/>
       </w:pPr>
       <w:rPr>
+        <w:rFonts w:eastAsia="黑体"/>
         <w:b/>
         <w:bCs/>
       </w:rPr>
@@ -4245,12 +4460,14 @@
     </w:tblStylePr>
     <w:tblStylePr w:type="firstCol">
       <w:rPr>
+        <w:rFonts w:eastAsia="黑体"/>
         <w:b/>
         <w:bCs/>
       </w:rPr>
     </w:tblStylePr>
     <w:tblStylePr w:type="lastCol">
       <w:rPr>
+        <w:rFonts w:eastAsia="黑体"/>
         <w:b/>
         <w:bCs/>
       </w:rPr>
@@ -4289,6 +4506,7 @@
       <w:spacing w:after="0" w:line="240" w:lineRule="auto"/>
     </w:pPr>
     <w:rPr>
+      <w:rFonts w:eastAsia="黑体"/>
       <w:color w:themeColor="accent6" w:themeShade="BF" w:val="E36C0A"/>
     </w:rPr>
     <w:tblPr>
@@ -4311,6 +4529,7 @@
         <w:spacing w:after="0" w:before="0" w:line="240" w:lineRule="auto"/>
       </w:pPr>
       <w:rPr>
+        <w:rFonts w:eastAsia="黑体"/>
         <w:b/>
         <w:bCs/>
       </w:rPr>
@@ -4331,6 +4550,7 @@
         <w:spacing w:after="0" w:before="0" w:line="240" w:lineRule="auto"/>
       </w:pPr>
       <w:rPr>
+        <w:rFonts w:eastAsia="黑体"/>
         <w:b/>
         <w:bCs/>
       </w:rPr>
@@ -4348,12 +4568,14 @@
     </w:tblStylePr>
     <w:tblStylePr w:type="firstCol">
       <w:rPr>
+        <w:rFonts w:eastAsia="黑体"/>
         <w:b/>
         <w:bCs/>
       </w:rPr>
     </w:tblStylePr>
     <w:tblStylePr w:type="lastCol">
       <w:rPr>
+        <w:rFonts w:eastAsia="黑体"/>
         <w:b/>
         <w:bCs/>
       </w:rPr>
@@ -4413,6 +4635,7 @@
         <w:spacing w:after="0" w:before="0" w:line="240" w:lineRule="auto"/>
       </w:pPr>
       <w:rPr>
+        <w:rFonts w:eastAsia="黑体"/>
         <w:b/>
         <w:bCs/>
         <w:color w:themeColor="background1" w:val="FFFFFF"/>
@@ -4427,6 +4650,7 @@
         <w:spacing w:after="0" w:before="0" w:line="240" w:lineRule="auto"/>
       </w:pPr>
       <w:rPr>
+        <w:rFonts w:eastAsia="黑体"/>
         <w:b/>
         <w:bCs/>
       </w:rPr>
@@ -4442,12 +4666,14 @@
     </w:tblStylePr>
     <w:tblStylePr w:type="firstCol">
       <w:rPr>
+        <w:rFonts w:eastAsia="黑体"/>
         <w:b/>
         <w:bCs/>
       </w:rPr>
     </w:tblStylePr>
     <w:tblStylePr w:type="lastCol">
       <w:rPr>
+        <w:rFonts w:eastAsia="黑体"/>
         <w:b/>
         <w:bCs/>
       </w:rPr>
@@ -4505,6 +4731,7 @@
         <w:spacing w:after="0" w:before="0" w:line="240" w:lineRule="auto"/>
       </w:pPr>
       <w:rPr>
+        <w:rFonts w:eastAsia="黑体"/>
         <w:b/>
         <w:bCs/>
         <w:color w:themeColor="background1" w:val="FFFFFF"/>
@@ -4519,6 +4746,7 @@
         <w:spacing w:after="0" w:before="0" w:line="240" w:lineRule="auto"/>
       </w:pPr>
       <w:rPr>
+        <w:rFonts w:eastAsia="黑体"/>
         <w:b/>
         <w:bCs/>
       </w:rPr>
@@ -4534,12 +4762,14 @@
     </w:tblStylePr>
     <w:tblStylePr w:type="firstCol">
       <w:rPr>
+        <w:rFonts w:eastAsia="黑体"/>
         <w:b/>
         <w:bCs/>
       </w:rPr>
     </w:tblStylePr>
     <w:tblStylePr w:type="lastCol">
       <w:rPr>
+        <w:rFonts w:eastAsia="黑体"/>
         <w:b/>
         <w:bCs/>
       </w:rPr>
@@ -4597,6 +4827,7 @@
         <w:spacing w:after="0" w:before="0" w:line="240" w:lineRule="auto"/>
       </w:pPr>
       <w:rPr>
+        <w:rFonts w:eastAsia="黑体"/>
         <w:b/>
         <w:bCs/>
         <w:color w:themeColor="background1" w:val="FFFFFF"/>
@@ -4611,6 +4842,7 @@
         <w:spacing w:after="0" w:before="0" w:line="240" w:lineRule="auto"/>
       </w:pPr>
       <w:rPr>
+        <w:rFonts w:eastAsia="黑体"/>
         <w:b/>
         <w:bCs/>
       </w:rPr>
@@ -4626,12 +4858,14 @@
     </w:tblStylePr>
     <w:tblStylePr w:type="firstCol">
       <w:rPr>
+        <w:rFonts w:eastAsia="黑体"/>
         <w:b/>
         <w:bCs/>
       </w:rPr>
     </w:tblStylePr>
     <w:tblStylePr w:type="lastCol">
       <w:rPr>
+        <w:rFonts w:eastAsia="黑体"/>
         <w:b/>
         <w:bCs/>
       </w:rPr>
@@ -4689,6 +4923,7 @@
         <w:spacing w:after="0" w:before="0" w:line="240" w:lineRule="auto"/>
       </w:pPr>
       <w:rPr>
+        <w:rFonts w:eastAsia="黑体"/>
         <w:b/>
         <w:bCs/>
         <w:color w:themeColor="background1" w:val="FFFFFF"/>
@@ -4703,6 +4938,7 @@
         <w:spacing w:after="0" w:before="0" w:line="240" w:lineRule="auto"/>
       </w:pPr>
       <w:rPr>
+        <w:rFonts w:eastAsia="黑体"/>
         <w:b/>
         <w:bCs/>
       </w:rPr>
@@ -4718,12 +4954,14 @@
     </w:tblStylePr>
     <w:tblStylePr w:type="firstCol">
       <w:rPr>
+        <w:rFonts w:eastAsia="黑体"/>
         <w:b/>
         <w:bCs/>
       </w:rPr>
     </w:tblStylePr>
     <w:tblStylePr w:type="lastCol">
       <w:rPr>
+        <w:rFonts w:eastAsia="黑体"/>
         <w:b/>
         <w:bCs/>
       </w:rPr>
@@ -4781,6 +5019,7 @@
         <w:spacing w:after="0" w:before="0" w:line="240" w:lineRule="auto"/>
       </w:pPr>
       <w:rPr>
+        <w:rFonts w:eastAsia="黑体"/>
         <w:b/>
         <w:bCs/>
         <w:color w:themeColor="background1" w:val="FFFFFF"/>
@@ -4795,6 +5034,7 @@
         <w:spacing w:after="0" w:before="0" w:line="240" w:lineRule="auto"/>
       </w:pPr>
       <w:rPr>
+        <w:rFonts w:eastAsia="黑体"/>
         <w:b/>
         <w:bCs/>
       </w:rPr>
@@ -4810,12 +5050,14 @@
     </w:tblStylePr>
     <w:tblStylePr w:type="firstCol">
       <w:rPr>
+        <w:rFonts w:eastAsia="黑体"/>
         <w:b/>
         <w:bCs/>
       </w:rPr>
     </w:tblStylePr>
     <w:tblStylePr w:type="lastCol">
       <w:rPr>
+        <w:rFonts w:eastAsia="黑体"/>
         <w:b/>
         <w:bCs/>
       </w:rPr>
@@ -4873,6 +5115,7 @@
         <w:spacing w:after="0" w:before="0" w:line="240" w:lineRule="auto"/>
       </w:pPr>
       <w:rPr>
+        <w:rFonts w:eastAsia="黑体"/>
         <w:b/>
         <w:bCs/>
         <w:color w:themeColor="background1" w:val="FFFFFF"/>
@@ -4887,6 +5130,7 @@
         <w:spacing w:after="0" w:before="0" w:line="240" w:lineRule="auto"/>
       </w:pPr>
       <w:rPr>
+        <w:rFonts w:eastAsia="黑体"/>
         <w:b/>
         <w:bCs/>
       </w:rPr>
@@ -4902,12 +5146,14 @@
     </w:tblStylePr>
     <w:tblStylePr w:type="firstCol">
       <w:rPr>
+        <w:rFonts w:eastAsia="黑体"/>
         <w:b/>
         <w:bCs/>
       </w:rPr>
     </w:tblStylePr>
     <w:tblStylePr w:type="lastCol">
       <w:rPr>
+        <w:rFonts w:eastAsia="黑体"/>
         <w:b/>
         <w:bCs/>
       </w:rPr>
@@ -4965,6 +5211,7 @@
         <w:spacing w:after="0" w:before="0" w:line="240" w:lineRule="auto"/>
       </w:pPr>
       <w:rPr>
+        <w:rFonts w:eastAsia="黑体"/>
         <w:b/>
         <w:bCs/>
         <w:color w:themeColor="background1" w:val="FFFFFF"/>
@@ -4979,6 +5226,7 @@
         <w:spacing w:after="0" w:before="0" w:line="240" w:lineRule="auto"/>
       </w:pPr>
       <w:rPr>
+        <w:rFonts w:eastAsia="黑体"/>
         <w:b/>
         <w:bCs/>
       </w:rPr>
@@ -4994,12 +5242,14 @@
     </w:tblStylePr>
     <w:tblStylePr w:type="firstCol">
       <w:rPr>
+        <w:rFonts w:eastAsia="黑体"/>
         <w:b/>
         <w:bCs/>
       </w:rPr>
     </w:tblStylePr>
     <w:tblStylePr w:type="lastCol">
       <w:rPr>
+        <w:rFonts w:eastAsia="黑体"/>
         <w:b/>
         <w:bCs/>
       </w:rPr>
@@ -5059,7 +5309,7 @@
         <w:spacing w:after="0" w:before="0" w:line="240" w:lineRule="auto"/>
       </w:pPr>
       <w:rPr>
-        <w:rFonts w:asciiTheme="majorHAnsi" w:cstheme="majorBidi" w:eastAsiaTheme="majorEastAsia" w:hAnsiTheme="majorHAnsi"/>
+        <w:rFonts w:asciiTheme="majorHAnsi" w:cstheme="majorBidi" w:hAnsiTheme="majorHAnsi" w:eastAsia="黑体"/>
         <w:b/>
         <w:bCs/>
       </w:rPr>
@@ -5080,7 +5330,7 @@
         <w:spacing w:after="0" w:before="0" w:line="240" w:lineRule="auto"/>
       </w:pPr>
       <w:rPr>
-        <w:rFonts w:asciiTheme="majorHAnsi" w:cstheme="majorBidi" w:eastAsiaTheme="majorEastAsia" w:hAnsiTheme="majorHAnsi"/>
+        <w:rFonts w:asciiTheme="majorHAnsi" w:cstheme="majorBidi" w:hAnsiTheme="majorHAnsi" w:eastAsia="黑体"/>
         <w:b/>
         <w:bCs/>
       </w:rPr>
@@ -5098,14 +5348,14 @@
     </w:tblStylePr>
     <w:tblStylePr w:type="firstCol">
       <w:rPr>
-        <w:rFonts w:asciiTheme="majorHAnsi" w:cstheme="majorBidi" w:eastAsiaTheme="majorEastAsia" w:hAnsiTheme="majorHAnsi"/>
+        <w:rFonts w:asciiTheme="majorHAnsi" w:cstheme="majorBidi" w:hAnsiTheme="majorHAnsi" w:eastAsia="黑体"/>
         <w:b/>
         <w:bCs/>
       </w:rPr>
     </w:tblStylePr>
     <w:tblStylePr w:type="lastCol">
       <w:rPr>
-        <w:rFonts w:asciiTheme="majorHAnsi" w:cstheme="majorBidi" w:eastAsiaTheme="majorEastAsia" w:hAnsiTheme="majorHAnsi"/>
+        <w:rFonts w:asciiTheme="majorHAnsi" w:cstheme="majorBidi" w:hAnsiTheme="majorHAnsi" w:eastAsia="黑体"/>
         <w:b/>
         <w:bCs/>
       </w:rPr>
@@ -5189,7 +5439,7 @@
         <w:spacing w:after="0" w:before="0" w:line="240" w:lineRule="auto"/>
       </w:pPr>
       <w:rPr>
-        <w:rFonts w:asciiTheme="majorHAnsi" w:cstheme="majorBidi" w:eastAsiaTheme="majorEastAsia" w:hAnsiTheme="majorHAnsi"/>
+        <w:rFonts w:asciiTheme="majorHAnsi" w:cstheme="majorBidi" w:hAnsiTheme="majorHAnsi" w:eastAsia="黑体"/>
         <w:b/>
         <w:bCs/>
       </w:rPr>
@@ -5210,7 +5460,7 @@
         <w:spacing w:after="0" w:before="0" w:line="240" w:lineRule="auto"/>
       </w:pPr>
       <w:rPr>
-        <w:rFonts w:asciiTheme="majorHAnsi" w:cstheme="majorBidi" w:eastAsiaTheme="majorEastAsia" w:hAnsiTheme="majorHAnsi"/>
+        <w:rFonts w:asciiTheme="majorHAnsi" w:cstheme="majorBidi" w:hAnsiTheme="majorHAnsi" w:eastAsia="黑体"/>
         <w:b/>
         <w:bCs/>
       </w:rPr>
@@ -5228,14 +5478,14 @@
     </w:tblStylePr>
     <w:tblStylePr w:type="firstCol">
       <w:rPr>
-        <w:rFonts w:asciiTheme="majorHAnsi" w:cstheme="majorBidi" w:eastAsiaTheme="majorEastAsia" w:hAnsiTheme="majorHAnsi"/>
+        <w:rFonts w:asciiTheme="majorHAnsi" w:cstheme="majorBidi" w:hAnsiTheme="majorHAnsi" w:eastAsia="黑体"/>
         <w:b/>
         <w:bCs/>
       </w:rPr>
     </w:tblStylePr>
     <w:tblStylePr w:type="lastCol">
       <w:rPr>
-        <w:rFonts w:asciiTheme="majorHAnsi" w:cstheme="majorBidi" w:eastAsiaTheme="majorEastAsia" w:hAnsiTheme="majorHAnsi"/>
+        <w:rFonts w:asciiTheme="majorHAnsi" w:cstheme="majorBidi" w:hAnsiTheme="majorHAnsi" w:eastAsia="黑体"/>
         <w:b/>
         <w:bCs/>
       </w:rPr>
@@ -5319,7 +5569,7 @@
         <w:spacing w:after="0" w:before="0" w:line="240" w:lineRule="auto"/>
       </w:pPr>
       <w:rPr>
-        <w:rFonts w:asciiTheme="majorHAnsi" w:cstheme="majorBidi" w:eastAsiaTheme="majorEastAsia" w:hAnsiTheme="majorHAnsi"/>
+        <w:rFonts w:asciiTheme="majorHAnsi" w:cstheme="majorBidi" w:hAnsiTheme="majorHAnsi" w:eastAsia="黑体"/>
         <w:b/>
         <w:bCs/>
       </w:rPr>
@@ -5340,7 +5590,7 @@
         <w:spacing w:after="0" w:before="0" w:line="240" w:lineRule="auto"/>
       </w:pPr>
       <w:rPr>
-        <w:rFonts w:asciiTheme="majorHAnsi" w:cstheme="majorBidi" w:eastAsiaTheme="majorEastAsia" w:hAnsiTheme="majorHAnsi"/>
+        <w:rFonts w:asciiTheme="majorHAnsi" w:cstheme="majorBidi" w:hAnsiTheme="majorHAnsi" w:eastAsia="黑体"/>
         <w:b/>
         <w:bCs/>
       </w:rPr>
@@ -5358,14 +5608,14 @@
     </w:tblStylePr>
     <w:tblStylePr w:type="firstCol">
       <w:rPr>
-        <w:rFonts w:asciiTheme="majorHAnsi" w:cstheme="majorBidi" w:eastAsiaTheme="majorEastAsia" w:hAnsiTheme="majorHAnsi"/>
+        <w:rFonts w:asciiTheme="majorHAnsi" w:cstheme="majorBidi" w:hAnsiTheme="majorHAnsi" w:eastAsia="黑体"/>
         <w:b/>
         <w:bCs/>
       </w:rPr>
     </w:tblStylePr>
     <w:tblStylePr w:type="lastCol">
       <w:rPr>
-        <w:rFonts w:asciiTheme="majorHAnsi" w:cstheme="majorBidi" w:eastAsiaTheme="majorEastAsia" w:hAnsiTheme="majorHAnsi"/>
+        <w:rFonts w:asciiTheme="majorHAnsi" w:cstheme="majorBidi" w:hAnsiTheme="majorHAnsi" w:eastAsia="黑体"/>
         <w:b/>
         <w:bCs/>
       </w:rPr>
@@ -5449,7 +5699,7 @@
         <w:spacing w:after="0" w:before="0" w:line="240" w:lineRule="auto"/>
       </w:pPr>
       <w:rPr>
-        <w:rFonts w:asciiTheme="majorHAnsi" w:cstheme="majorBidi" w:eastAsiaTheme="majorEastAsia" w:hAnsiTheme="majorHAnsi"/>
+        <w:rFonts w:asciiTheme="majorHAnsi" w:cstheme="majorBidi" w:hAnsiTheme="majorHAnsi" w:eastAsia="黑体"/>
         <w:b/>
         <w:bCs/>
       </w:rPr>
@@ -5470,7 +5720,7 @@
         <w:spacing w:after="0" w:before="0" w:line="240" w:lineRule="auto"/>
       </w:pPr>
       <w:rPr>
-        <w:rFonts w:asciiTheme="majorHAnsi" w:cstheme="majorBidi" w:eastAsiaTheme="majorEastAsia" w:hAnsiTheme="majorHAnsi"/>
+        <w:rFonts w:asciiTheme="majorHAnsi" w:cstheme="majorBidi" w:hAnsiTheme="majorHAnsi" w:eastAsia="黑体"/>
         <w:b/>
         <w:bCs/>
       </w:rPr>
@@ -5488,14 +5738,14 @@
     </w:tblStylePr>
     <w:tblStylePr w:type="firstCol">
       <w:rPr>
-        <w:rFonts w:asciiTheme="majorHAnsi" w:cstheme="majorBidi" w:eastAsiaTheme="majorEastAsia" w:hAnsiTheme="majorHAnsi"/>
+        <w:rFonts w:asciiTheme="majorHAnsi" w:cstheme="majorBidi" w:hAnsiTheme="majorHAnsi" w:eastAsia="黑体"/>
         <w:b/>
         <w:bCs/>
       </w:rPr>
     </w:tblStylePr>
     <w:tblStylePr w:type="lastCol">
       <w:rPr>
-        <w:rFonts w:asciiTheme="majorHAnsi" w:cstheme="majorBidi" w:eastAsiaTheme="majorEastAsia" w:hAnsiTheme="majorHAnsi"/>
+        <w:rFonts w:asciiTheme="majorHAnsi" w:cstheme="majorBidi" w:hAnsiTheme="majorHAnsi" w:eastAsia="黑体"/>
         <w:b/>
         <w:bCs/>
       </w:rPr>
@@ -5579,7 +5829,7 @@
         <w:spacing w:after="0" w:before="0" w:line="240" w:lineRule="auto"/>
       </w:pPr>
       <w:rPr>
-        <w:rFonts w:asciiTheme="majorHAnsi" w:cstheme="majorBidi" w:eastAsiaTheme="majorEastAsia" w:hAnsiTheme="majorHAnsi"/>
+        <w:rFonts w:asciiTheme="majorHAnsi" w:cstheme="majorBidi" w:hAnsiTheme="majorHAnsi" w:eastAsia="黑体"/>
         <w:b/>
         <w:bCs/>
       </w:rPr>
@@ -5600,7 +5850,7 @@
         <w:spacing w:after="0" w:before="0" w:line="240" w:lineRule="auto"/>
       </w:pPr>
       <w:rPr>
-        <w:rFonts w:asciiTheme="majorHAnsi" w:cstheme="majorBidi" w:eastAsiaTheme="majorEastAsia" w:hAnsiTheme="majorHAnsi"/>
+        <w:rFonts w:asciiTheme="majorHAnsi" w:cstheme="majorBidi" w:hAnsiTheme="majorHAnsi" w:eastAsia="黑体"/>
         <w:b/>
         <w:bCs/>
       </w:rPr>
@@ -5618,14 +5868,14 @@
     </w:tblStylePr>
     <w:tblStylePr w:type="firstCol">
       <w:rPr>
-        <w:rFonts w:asciiTheme="majorHAnsi" w:cstheme="majorBidi" w:eastAsiaTheme="majorEastAsia" w:hAnsiTheme="majorHAnsi"/>
+        <w:rFonts w:asciiTheme="majorHAnsi" w:cstheme="majorBidi" w:hAnsiTheme="majorHAnsi" w:eastAsia="黑体"/>
         <w:b/>
         <w:bCs/>
       </w:rPr>
     </w:tblStylePr>
     <w:tblStylePr w:type="lastCol">
       <w:rPr>
-        <w:rFonts w:asciiTheme="majorHAnsi" w:cstheme="majorBidi" w:eastAsiaTheme="majorEastAsia" w:hAnsiTheme="majorHAnsi"/>
+        <w:rFonts w:asciiTheme="majorHAnsi" w:cstheme="majorBidi" w:hAnsiTheme="majorHAnsi" w:eastAsia="黑体"/>
         <w:b/>
         <w:bCs/>
       </w:rPr>
@@ -5709,7 +5959,7 @@
         <w:spacing w:after="0" w:before="0" w:line="240" w:lineRule="auto"/>
       </w:pPr>
       <w:rPr>
-        <w:rFonts w:asciiTheme="majorHAnsi" w:cstheme="majorBidi" w:eastAsiaTheme="majorEastAsia" w:hAnsiTheme="majorHAnsi"/>
+        <w:rFonts w:asciiTheme="majorHAnsi" w:cstheme="majorBidi" w:hAnsiTheme="majorHAnsi" w:eastAsia="黑体"/>
         <w:b/>
         <w:bCs/>
       </w:rPr>
@@ -5730,7 +5980,7 @@
         <w:spacing w:after="0" w:before="0" w:line="240" w:lineRule="auto"/>
       </w:pPr>
       <w:rPr>
-        <w:rFonts w:asciiTheme="majorHAnsi" w:cstheme="majorBidi" w:eastAsiaTheme="majorEastAsia" w:hAnsiTheme="majorHAnsi"/>
+        <w:rFonts w:asciiTheme="majorHAnsi" w:cstheme="majorBidi" w:hAnsiTheme="majorHAnsi" w:eastAsia="黑体"/>
         <w:b/>
         <w:bCs/>
       </w:rPr>
@@ -5748,14 +5998,14 @@
     </w:tblStylePr>
     <w:tblStylePr w:type="firstCol">
       <w:rPr>
-        <w:rFonts w:asciiTheme="majorHAnsi" w:cstheme="majorBidi" w:eastAsiaTheme="majorEastAsia" w:hAnsiTheme="majorHAnsi"/>
+        <w:rFonts w:asciiTheme="majorHAnsi" w:cstheme="majorBidi" w:hAnsiTheme="majorHAnsi" w:eastAsia="黑体"/>
         <w:b/>
         <w:bCs/>
       </w:rPr>
     </w:tblStylePr>
     <w:tblStylePr w:type="lastCol">
       <w:rPr>
-        <w:rFonts w:asciiTheme="majorHAnsi" w:cstheme="majorBidi" w:eastAsiaTheme="majorEastAsia" w:hAnsiTheme="majorHAnsi"/>
+        <w:rFonts w:asciiTheme="majorHAnsi" w:cstheme="majorBidi" w:hAnsiTheme="majorHAnsi" w:eastAsia="黑体"/>
         <w:b/>
         <w:bCs/>
       </w:rPr>
@@ -5839,7 +6089,7 @@
         <w:spacing w:after="0" w:before="0" w:line="240" w:lineRule="auto"/>
       </w:pPr>
       <w:rPr>
-        <w:rFonts w:asciiTheme="majorHAnsi" w:cstheme="majorBidi" w:eastAsiaTheme="majorEastAsia" w:hAnsiTheme="majorHAnsi"/>
+        <w:rFonts w:asciiTheme="majorHAnsi" w:cstheme="majorBidi" w:hAnsiTheme="majorHAnsi" w:eastAsia="黑体"/>
         <w:b/>
         <w:bCs/>
       </w:rPr>
@@ -5860,7 +6110,7 @@
         <w:spacing w:after="0" w:before="0" w:line="240" w:lineRule="auto"/>
       </w:pPr>
       <w:rPr>
-        <w:rFonts w:asciiTheme="majorHAnsi" w:cstheme="majorBidi" w:eastAsiaTheme="majorEastAsia" w:hAnsiTheme="majorHAnsi"/>
+        <w:rFonts w:asciiTheme="majorHAnsi" w:cstheme="majorBidi" w:hAnsiTheme="majorHAnsi" w:eastAsia="黑体"/>
         <w:b/>
         <w:bCs/>
       </w:rPr>
@@ -5878,14 +6128,14 @@
     </w:tblStylePr>
     <w:tblStylePr w:type="firstCol">
       <w:rPr>
-        <w:rFonts w:asciiTheme="majorHAnsi" w:cstheme="majorBidi" w:eastAsiaTheme="majorEastAsia" w:hAnsiTheme="majorHAnsi"/>
+        <w:rFonts w:asciiTheme="majorHAnsi" w:cstheme="majorBidi" w:hAnsiTheme="majorHAnsi" w:eastAsia="黑体"/>
         <w:b/>
         <w:bCs/>
       </w:rPr>
     </w:tblStylePr>
     <w:tblStylePr w:type="lastCol">
       <w:rPr>
-        <w:rFonts w:asciiTheme="majorHAnsi" w:cstheme="majorBidi" w:eastAsiaTheme="majorEastAsia" w:hAnsiTheme="majorHAnsi"/>
+        <w:rFonts w:asciiTheme="majorHAnsi" w:cstheme="majorBidi" w:hAnsiTheme="majorHAnsi" w:eastAsia="黑体"/>
         <w:b/>
         <w:bCs/>
       </w:rPr>
@@ -5968,6 +6218,7 @@
         <w:spacing w:after="0" w:before="0" w:line="240" w:lineRule="auto"/>
       </w:pPr>
       <w:rPr>
+        <w:rFonts w:eastAsia="黑体"/>
         <w:b/>
         <w:bCs/>
         <w:color w:themeColor="background1" w:val="FFFFFF"/>
@@ -5990,6 +6241,7 @@
         <w:spacing w:after="0" w:before="0" w:line="240" w:lineRule="auto"/>
       </w:pPr>
       <w:rPr>
+        <w:rFonts w:eastAsia="黑体"/>
         <w:b/>
         <w:bCs/>
       </w:rPr>
@@ -6007,12 +6259,14 @@
     </w:tblStylePr>
     <w:tblStylePr w:type="firstCol">
       <w:rPr>
+        <w:rFonts w:eastAsia="黑体"/>
         <w:b/>
         <w:bCs/>
       </w:rPr>
     </w:tblStylePr>
     <w:tblStylePr w:type="lastCol">
       <w:rPr>
+        <w:rFonts w:eastAsia="黑体"/>
         <w:b/>
         <w:bCs/>
       </w:rPr>
@@ -6074,6 +6328,7 @@
         <w:spacing w:after="0" w:before="0" w:line="240" w:lineRule="auto"/>
       </w:pPr>
       <w:rPr>
+        <w:rFonts w:eastAsia="黑体"/>
         <w:b/>
         <w:bCs/>
         <w:color w:themeColor="background1" w:val="FFFFFF"/>
@@ -6096,6 +6351,7 @@
         <w:spacing w:after="0" w:before="0" w:line="240" w:lineRule="auto"/>
       </w:pPr>
       <w:rPr>
+        <w:rFonts w:eastAsia="黑体"/>
         <w:b/>
         <w:bCs/>
       </w:rPr>
@@ -6113,12 +6369,14 @@
     </w:tblStylePr>
     <w:tblStylePr w:type="firstCol">
       <w:rPr>
+        <w:rFonts w:eastAsia="黑体"/>
         <w:b/>
         <w:bCs/>
       </w:rPr>
     </w:tblStylePr>
     <w:tblStylePr w:type="lastCol">
       <w:rPr>
+        <w:rFonts w:eastAsia="黑体"/>
         <w:b/>
         <w:bCs/>
       </w:rPr>
@@ -6180,6 +6438,7 @@
         <w:spacing w:after="0" w:before="0" w:line="240" w:lineRule="auto"/>
       </w:pPr>
       <w:rPr>
+        <w:rFonts w:eastAsia="黑体"/>
         <w:b/>
         <w:bCs/>
         <w:color w:themeColor="background1" w:val="FFFFFF"/>
@@ -6202,6 +6461,7 @@
         <w:spacing w:after="0" w:before="0" w:line="240" w:lineRule="auto"/>
       </w:pPr>
       <w:rPr>
+        <w:rFonts w:eastAsia="黑体"/>
         <w:b/>
         <w:bCs/>
       </w:rPr>
@@ -6219,12 +6479,14 @@
     </w:tblStylePr>
     <w:tblStylePr w:type="firstCol">
       <w:rPr>
+        <w:rFonts w:eastAsia="黑体"/>
         <w:b/>
         <w:bCs/>
       </w:rPr>
     </w:tblStylePr>
     <w:tblStylePr w:type="lastCol">
       <w:rPr>
+        <w:rFonts w:eastAsia="黑体"/>
         <w:b/>
         <w:bCs/>
       </w:rPr>
@@ -6286,6 +6548,7 @@
         <w:spacing w:after="0" w:before="0" w:line="240" w:lineRule="auto"/>
       </w:pPr>
       <w:rPr>
+        <w:rFonts w:eastAsia="黑体"/>
         <w:b/>
         <w:bCs/>
         <w:color w:themeColor="background1" w:val="FFFFFF"/>
@@ -6308,6 +6571,7 @@
         <w:spacing w:after="0" w:before="0" w:line="240" w:lineRule="auto"/>
       </w:pPr>
       <w:rPr>
+        <w:rFonts w:eastAsia="黑体"/>
         <w:b/>
         <w:bCs/>
       </w:rPr>
@@ -6325,12 +6589,14 @@
     </w:tblStylePr>
     <w:tblStylePr w:type="firstCol">
       <w:rPr>
+        <w:rFonts w:eastAsia="黑体"/>
         <w:b/>
         <w:bCs/>
       </w:rPr>
     </w:tblStylePr>
     <w:tblStylePr w:type="lastCol">
       <w:rPr>
+        <w:rFonts w:eastAsia="黑体"/>
         <w:b/>
         <w:bCs/>
       </w:rPr>
@@ -6392,6 +6658,7 @@
         <w:spacing w:after="0" w:before="0" w:line="240" w:lineRule="auto"/>
       </w:pPr>
       <w:rPr>
+        <w:rFonts w:eastAsia="黑体"/>
         <w:b/>
         <w:bCs/>
         <w:color w:themeColor="background1" w:val="FFFFFF"/>
@@ -6414,6 +6681,7 @@
         <w:spacing w:after="0" w:before="0" w:line="240" w:lineRule="auto"/>
       </w:pPr>
       <w:rPr>
+        <w:rFonts w:eastAsia="黑体"/>
         <w:b/>
         <w:bCs/>
       </w:rPr>
@@ -6431,12 +6699,14 @@
     </w:tblStylePr>
     <w:tblStylePr w:type="firstCol">
       <w:rPr>
+        <w:rFonts w:eastAsia="黑体"/>
         <w:b/>
         <w:bCs/>
       </w:rPr>
     </w:tblStylePr>
     <w:tblStylePr w:type="lastCol">
       <w:rPr>
+        <w:rFonts w:eastAsia="黑体"/>
         <w:b/>
         <w:bCs/>
       </w:rPr>
@@ -6498,6 +6768,7 @@
         <w:spacing w:after="0" w:before="0" w:line="240" w:lineRule="auto"/>
       </w:pPr>
       <w:rPr>
+        <w:rFonts w:eastAsia="黑体"/>
         <w:b/>
         <w:bCs/>
         <w:color w:themeColor="background1" w:val="FFFFFF"/>
@@ -6520,6 +6791,7 @@
         <w:spacing w:after="0" w:before="0" w:line="240" w:lineRule="auto"/>
       </w:pPr>
       <w:rPr>
+        <w:rFonts w:eastAsia="黑体"/>
         <w:b/>
         <w:bCs/>
       </w:rPr>
@@ -6537,12 +6809,14 @@
     </w:tblStylePr>
     <w:tblStylePr w:type="firstCol">
       <w:rPr>
+        <w:rFonts w:eastAsia="黑体"/>
         <w:b/>
         <w:bCs/>
       </w:rPr>
     </w:tblStylePr>
     <w:tblStylePr w:type="lastCol">
       <w:rPr>
+        <w:rFonts w:eastAsia="黑体"/>
         <w:b/>
         <w:bCs/>
       </w:rPr>
@@ -6604,6 +6878,7 @@
         <w:spacing w:after="0" w:before="0" w:line="240" w:lineRule="auto"/>
       </w:pPr>
       <w:rPr>
+        <w:rFonts w:eastAsia="黑体"/>
         <w:b/>
         <w:bCs/>
         <w:color w:themeColor="background1" w:val="FFFFFF"/>
@@ -6626,6 +6901,7 @@
         <w:spacing w:after="0" w:before="0" w:line="240" w:lineRule="auto"/>
       </w:pPr>
       <w:rPr>
+        <w:rFonts w:eastAsia="黑体"/>
         <w:b/>
         <w:bCs/>
       </w:rPr>
@@ -6643,12 +6919,14 @@
     </w:tblStylePr>
     <w:tblStylePr w:type="firstCol">
       <w:rPr>
+        <w:rFonts w:eastAsia="黑体"/>
         <w:b/>
         <w:bCs/>
       </w:rPr>
     </w:tblStylePr>
     <w:tblStylePr w:type="lastCol">
       <w:rPr>
+        <w:rFonts w:eastAsia="黑体"/>
         <w:b/>
         <w:bCs/>
       </w:rPr>
@@ -6707,6 +6985,7 @@
         <w:spacing w:after="0" w:before="0" w:line="240" w:lineRule="auto"/>
       </w:pPr>
       <w:rPr>
+        <w:rFonts w:eastAsia="黑体"/>
         <w:b/>
         <w:bCs/>
         <w:color w:themeColor="background1" w:val="FFFFFF"/>
@@ -6729,6 +7008,7 @@
         <w:spacing w:after="0" w:before="0" w:line="240" w:lineRule="auto"/>
       </w:pPr>
       <w:rPr>
+        <w:rFonts w:eastAsia="黑体"/>
         <w:color w:val="auto"/>
       </w:rPr>
       <w:tblPr/>
@@ -6746,6 +7026,7 @@
     </w:tblStylePr>
     <w:tblStylePr w:type="firstCol">
       <w:rPr>
+        <w:rFonts w:eastAsia="黑体"/>
         <w:b/>
         <w:bCs/>
         <w:color w:themeColor="background1" w:val="FFFFFF"/>
@@ -6765,6 +7046,7 @@
     </w:tblStylePr>
     <w:tblStylePr w:type="lastCol">
       <w:rPr>
+        <w:rFonts w:eastAsia="黑体"/>
         <w:b/>
         <w:bCs/>
         <w:color w:themeColor="background1" w:val="FFFFFF"/>
@@ -6813,6 +7095,7 @@
     </w:tblStylePr>
     <w:tblStylePr w:type="nwCell">
       <w:rPr>
+        <w:rFonts w:eastAsia="黑体"/>
         <w:color w:themeColor="background1" w:val="FFFFFF"/>
       </w:rPr>
       <w:tblPr/>
@@ -6856,6 +7139,7 @@
         <w:spacing w:after="0" w:before="0" w:line="240" w:lineRule="auto"/>
       </w:pPr>
       <w:rPr>
+        <w:rFonts w:eastAsia="黑体"/>
         <w:b/>
         <w:bCs/>
         <w:color w:themeColor="background1" w:val="FFFFFF"/>
@@ -6878,6 +7162,7 @@
         <w:spacing w:after="0" w:before="0" w:line="240" w:lineRule="auto"/>
       </w:pPr>
       <w:rPr>
+        <w:rFonts w:eastAsia="黑体"/>
         <w:color w:val="auto"/>
       </w:rPr>
       <w:tblPr/>
@@ -6895,6 +7180,7 @@
     </w:tblStylePr>
     <w:tblStylePr w:type="firstCol">
       <w:rPr>
+        <w:rFonts w:eastAsia="黑体"/>
         <w:b/>
         <w:bCs/>
         <w:color w:themeColor="background1" w:val="FFFFFF"/>
@@ -6914,6 +7200,7 @@
     </w:tblStylePr>
     <w:tblStylePr w:type="lastCol">
       <w:rPr>
+        <w:rFonts w:eastAsia="黑体"/>
         <w:b/>
         <w:bCs/>
         <w:color w:themeColor="background1" w:val="FFFFFF"/>
@@ -6962,6 +7249,7 @@
     </w:tblStylePr>
     <w:tblStylePr w:type="nwCell">
       <w:rPr>
+        <w:rFonts w:eastAsia="黑体"/>
         <w:color w:themeColor="background1" w:val="FFFFFF"/>
       </w:rPr>
       <w:tblPr/>
@@ -7005,6 +7293,7 @@
         <w:spacing w:after="0" w:before="0" w:line="240" w:lineRule="auto"/>
       </w:pPr>
       <w:rPr>
+        <w:rFonts w:eastAsia="黑体"/>
         <w:b/>
         <w:bCs/>
         <w:color w:themeColor="background1" w:val="FFFFFF"/>
@@ -7027,6 +7316,7 @@
         <w:spacing w:after="0" w:before="0" w:line="240" w:lineRule="auto"/>
       </w:pPr>
       <w:rPr>
+        <w:rFonts w:eastAsia="黑体"/>
         <w:color w:val="auto"/>
       </w:rPr>
       <w:tblPr/>
@@ -7044,6 +7334,7 @@
     </w:tblStylePr>
     <w:tblStylePr w:type="firstCol">
       <w:rPr>
+        <w:rFonts w:eastAsia="黑体"/>
         <w:b/>
         <w:bCs/>
         <w:color w:themeColor="background1" w:val="FFFFFF"/>
@@ -7063,6 +7354,7 @@
     </w:tblStylePr>
     <w:tblStylePr w:type="lastCol">
       <w:rPr>
+        <w:rFonts w:eastAsia="黑体"/>
         <w:b/>
         <w:bCs/>
         <w:color w:themeColor="background1" w:val="FFFFFF"/>
@@ -7111,6 +7403,7 @@
     </w:tblStylePr>
     <w:tblStylePr w:type="nwCell">
       <w:rPr>
+        <w:rFonts w:eastAsia="黑体"/>
         <w:color w:themeColor="background1" w:val="FFFFFF"/>
       </w:rPr>
       <w:tblPr/>
@@ -7154,6 +7447,7 @@
         <w:spacing w:after="0" w:before="0" w:line="240" w:lineRule="auto"/>
       </w:pPr>
       <w:rPr>
+        <w:rFonts w:eastAsia="黑体"/>
         <w:b/>
         <w:bCs/>
         <w:color w:themeColor="background1" w:val="FFFFFF"/>
@@ -7176,6 +7470,7 @@
         <w:spacing w:after="0" w:before="0" w:line="240" w:lineRule="auto"/>
       </w:pPr>
       <w:rPr>
+        <w:rFonts w:eastAsia="黑体"/>
         <w:color w:val="auto"/>
       </w:rPr>
       <w:tblPr/>
@@ -7193,6 +7488,7 @@
     </w:tblStylePr>
     <w:tblStylePr w:type="firstCol">
       <w:rPr>
+        <w:rFonts w:eastAsia="黑体"/>
         <w:b/>
         <w:bCs/>
         <w:color w:themeColor="background1" w:val="FFFFFF"/>
@@ -7212,6 +7508,7 @@
     </w:tblStylePr>
     <w:tblStylePr w:type="lastCol">
       <w:rPr>
+        <w:rFonts w:eastAsia="黑体"/>
         <w:b/>
         <w:bCs/>
         <w:color w:themeColor="background1" w:val="FFFFFF"/>
@@ -7260,6 +7557,7 @@
     </w:tblStylePr>
     <w:tblStylePr w:type="nwCell">
       <w:rPr>
+        <w:rFonts w:eastAsia="黑体"/>
         <w:color w:themeColor="background1" w:val="FFFFFF"/>
       </w:rPr>
       <w:tblPr/>
@@ -7303,6 +7601,7 @@
         <w:spacing w:after="0" w:before="0" w:line="240" w:lineRule="auto"/>
       </w:pPr>
       <w:rPr>
+        <w:rFonts w:eastAsia="黑体"/>
         <w:b/>
         <w:bCs/>
         <w:color w:themeColor="background1" w:val="FFFFFF"/>
@@ -7325,6 +7624,7 @@
         <w:spacing w:after="0" w:before="0" w:line="240" w:lineRule="auto"/>
       </w:pPr>
       <w:rPr>
+        <w:rFonts w:eastAsia="黑体"/>
         <w:color w:val="auto"/>
       </w:rPr>
       <w:tblPr/>
@@ -7342,6 +7642,7 @@
     </w:tblStylePr>
     <w:tblStylePr w:type="firstCol">
       <w:rPr>
+        <w:rFonts w:eastAsia="黑体"/>
         <w:b/>
         <w:bCs/>
         <w:color w:themeColor="background1" w:val="FFFFFF"/>
@@ -7361,6 +7662,7 @@
     </w:tblStylePr>
     <w:tblStylePr w:type="lastCol">
       <w:rPr>
+        <w:rFonts w:eastAsia="黑体"/>
         <w:b/>
         <w:bCs/>
         <w:color w:themeColor="background1" w:val="FFFFFF"/>
@@ -7409,6 +7711,7 @@
     </w:tblStylePr>
     <w:tblStylePr w:type="nwCell">
       <w:rPr>
+        <w:rFonts w:eastAsia="黑体"/>
         <w:color w:themeColor="background1" w:val="FFFFFF"/>
       </w:rPr>
       <w:tblPr/>
@@ -7452,6 +7755,7 @@
         <w:spacing w:after="0" w:before="0" w:line="240" w:lineRule="auto"/>
       </w:pPr>
       <w:rPr>
+        <w:rFonts w:eastAsia="黑体"/>
         <w:b/>
         <w:bCs/>
         <w:color w:themeColor="background1" w:val="FFFFFF"/>
@@ -7474,6 +7778,7 @@
         <w:spacing w:after="0" w:before="0" w:line="240" w:lineRule="auto"/>
       </w:pPr>
       <w:rPr>
+        <w:rFonts w:eastAsia="黑体"/>
         <w:color w:val="auto"/>
       </w:rPr>
       <w:tblPr/>
@@ -7491,6 +7796,7 @@
     </w:tblStylePr>
     <w:tblStylePr w:type="firstCol">
       <w:rPr>
+        <w:rFonts w:eastAsia="黑体"/>
         <w:b/>
         <w:bCs/>
         <w:color w:themeColor="background1" w:val="FFFFFF"/>
@@ -7510,6 +7816,7 @@
     </w:tblStylePr>
     <w:tblStylePr w:type="lastCol">
       <w:rPr>
+        <w:rFonts w:eastAsia="黑体"/>
         <w:b/>
         <w:bCs/>
         <w:color w:themeColor="background1" w:val="FFFFFF"/>
@@ -7558,6 +7865,7 @@
     </w:tblStylePr>
     <w:tblStylePr w:type="nwCell">
       <w:rPr>
+        <w:rFonts w:eastAsia="黑体"/>
         <w:color w:themeColor="background1" w:val="FFFFFF"/>
       </w:rPr>
       <w:tblPr/>
@@ -7601,6 +7909,7 @@
         <w:spacing w:after="0" w:before="0" w:line="240" w:lineRule="auto"/>
       </w:pPr>
       <w:rPr>
+        <w:rFonts w:eastAsia="黑体"/>
         <w:b/>
         <w:bCs/>
         <w:color w:themeColor="background1" w:val="FFFFFF"/>
@@ -7623,6 +7932,7 @@
         <w:spacing w:after="0" w:before="0" w:line="240" w:lineRule="auto"/>
       </w:pPr>
       <w:rPr>
+        <w:rFonts w:eastAsia="黑体"/>
         <w:color w:val="auto"/>
       </w:rPr>
       <w:tblPr/>
@@ -7640,6 +7950,7 @@
     </w:tblStylePr>
     <w:tblStylePr w:type="firstCol">
       <w:rPr>
+        <w:rFonts w:eastAsia="黑体"/>
         <w:b/>
         <w:bCs/>
         <w:color w:themeColor="background1" w:val="FFFFFF"/>
@@ -7659,6 +7970,7 @@
     </w:tblStylePr>
     <w:tblStylePr w:type="lastCol">
       <w:rPr>
+        <w:rFonts w:eastAsia="黑体"/>
         <w:b/>
         <w:bCs/>
         <w:color w:themeColor="background1" w:val="FFFFFF"/>
@@ -7707,6 +8019,7 @@
     </w:tblStylePr>
     <w:tblStylePr w:type="nwCell">
       <w:rPr>
+        <w:rFonts w:eastAsia="黑体"/>
         <w:color w:themeColor="background1" w:val="FFFFFF"/>
       </w:rPr>
       <w:tblPr/>
@@ -7731,6 +8044,7 @@
       <w:spacing w:after="0" w:line="240" w:lineRule="auto"/>
     </w:pPr>
     <w:rPr>
+      <w:rFonts w:eastAsia="黑体"/>
       <w:color w:themeColor="text1" w:val="000000"/>
     </w:rPr>
     <w:tblPr>
@@ -7750,7 +8064,7 @@
     </w:tblPr>
     <w:tblStylePr w:type="firstRow">
       <w:rPr>
-        <w:rFonts w:asciiTheme="majorHAnsi" w:cstheme="majorBidi" w:eastAsiaTheme="majorEastAsia" w:hAnsiTheme="majorHAnsi"/>
+        <w:rFonts w:asciiTheme="majorHAnsi" w:cstheme="majorBidi" w:hAnsiTheme="majorHAnsi" w:eastAsia="黑体"/>
       </w:rPr>
       <w:tblPr/>
       <w:tcPr>
@@ -7762,6 +8076,7 @@
     </w:tblStylePr>
     <w:tblStylePr w:type="lastRow">
       <w:rPr>
+        <w:rFonts w:eastAsia="黑体"/>
         <w:b/>
         <w:bCs/>
         <w:color w:themeColor="text2" w:val="1F497D"/>
@@ -7776,12 +8091,14 @@
     </w:tblStylePr>
     <w:tblStylePr w:type="firstCol">
       <w:rPr>
+        <w:rFonts w:eastAsia="黑体"/>
         <w:b/>
         <w:bCs/>
       </w:rPr>
     </w:tblStylePr>
     <w:tblStylePr w:type="lastCol">
       <w:rPr>
+        <w:rFonts w:eastAsia="黑体"/>
         <w:b/>
         <w:bCs/>
       </w:rPr>
@@ -7815,6 +8132,7 @@
       <w:spacing w:after="0" w:line="240" w:lineRule="auto"/>
     </w:pPr>
     <w:rPr>
+      <w:rFonts w:eastAsia="黑体"/>
       <w:color w:themeColor="text1" w:val="000000"/>
     </w:rPr>
     <w:tblPr>
@@ -7834,7 +8152,7 @@
     </w:tblPr>
     <w:tblStylePr w:type="firstRow">
       <w:rPr>
-        <w:rFonts w:asciiTheme="majorHAnsi" w:cstheme="majorBidi" w:eastAsiaTheme="majorEastAsia" w:hAnsiTheme="majorHAnsi"/>
+        <w:rFonts w:asciiTheme="majorHAnsi" w:cstheme="majorBidi" w:hAnsiTheme="majorHAnsi" w:eastAsia="黑体"/>
       </w:rPr>
       <w:tblPr/>
       <w:tcPr>
@@ -7846,6 +8164,7 @@
     </w:tblStylePr>
     <w:tblStylePr w:type="lastRow">
       <w:rPr>
+        <w:rFonts w:eastAsia="黑体"/>
         <w:b/>
         <w:bCs/>
         <w:color w:themeColor="text2" w:val="1F497D"/>
@@ -7860,12 +8179,14 @@
     </w:tblStylePr>
     <w:tblStylePr w:type="firstCol">
       <w:rPr>
+        <w:rFonts w:eastAsia="黑体"/>
         <w:b/>
         <w:bCs/>
       </w:rPr>
     </w:tblStylePr>
     <w:tblStylePr w:type="lastCol">
       <w:rPr>
+        <w:rFonts w:eastAsia="黑体"/>
         <w:b/>
         <w:bCs/>
       </w:rPr>
@@ -7899,6 +8220,7 @@
       <w:spacing w:after="0" w:line="240" w:lineRule="auto"/>
     </w:pPr>
     <w:rPr>
+      <w:rFonts w:eastAsia="黑体"/>
       <w:color w:themeColor="text1" w:val="000000"/>
     </w:rPr>
     <w:tblPr>
@@ -7918,7 +8240,7 @@
     </w:tblPr>
     <w:tblStylePr w:type="firstRow">
       <w:rPr>
-        <w:rFonts w:asciiTheme="majorHAnsi" w:cstheme="majorBidi" w:eastAsiaTheme="majorEastAsia" w:hAnsiTheme="majorHAnsi"/>
+        <w:rFonts w:asciiTheme="majorHAnsi" w:cstheme="majorBidi" w:hAnsiTheme="majorHAnsi" w:eastAsia="黑体"/>
       </w:rPr>
       <w:tblPr/>
       <w:tcPr>
@@ -7930,6 +8252,7 @@
     </w:tblStylePr>
     <w:tblStylePr w:type="lastRow">
       <w:rPr>
+        <w:rFonts w:eastAsia="黑体"/>
         <w:b/>
         <w:bCs/>
         <w:color w:themeColor="text2" w:val="1F497D"/>
@@ -7944,12 +8267,14 @@
     </w:tblStylePr>
     <w:tblStylePr w:type="firstCol">
       <w:rPr>
+        <w:rFonts w:eastAsia="黑体"/>
         <w:b/>
         <w:bCs/>
       </w:rPr>
     </w:tblStylePr>
     <w:tblStylePr w:type="lastCol">
       <w:rPr>
+        <w:rFonts w:eastAsia="黑体"/>
         <w:b/>
         <w:bCs/>
       </w:rPr>
@@ -7983,6 +8308,7 @@
       <w:spacing w:after="0" w:line="240" w:lineRule="auto"/>
     </w:pPr>
     <w:rPr>
+      <w:rFonts w:eastAsia="黑体"/>
       <w:color w:themeColor="text1" w:val="000000"/>
     </w:rPr>
     <w:tblPr>
@@ -8002,7 +8328,7 @@
     </w:tblPr>
     <w:tblStylePr w:type="firstRow">
       <w:rPr>
-        <w:rFonts w:asciiTheme="majorHAnsi" w:cstheme="majorBidi" w:eastAsiaTheme="majorEastAsia" w:hAnsiTheme="majorHAnsi"/>
+        <w:rFonts w:asciiTheme="majorHAnsi" w:cstheme="majorBidi" w:hAnsiTheme="majorHAnsi" w:eastAsia="黑体"/>
       </w:rPr>
       <w:tblPr/>
       <w:tcPr>
@@ -8014,6 +8340,7 @@
     </w:tblStylePr>
     <w:tblStylePr w:type="lastRow">
       <w:rPr>
+        <w:rFonts w:eastAsia="黑体"/>
         <w:b/>
         <w:bCs/>
         <w:color w:themeColor="text2" w:val="1F497D"/>
@@ -8028,12 +8355,14 @@
     </w:tblStylePr>
     <w:tblStylePr w:type="firstCol">
       <w:rPr>
+        <w:rFonts w:eastAsia="黑体"/>
         <w:b/>
         <w:bCs/>
       </w:rPr>
     </w:tblStylePr>
     <w:tblStylePr w:type="lastCol">
       <w:rPr>
+        <w:rFonts w:eastAsia="黑体"/>
         <w:b/>
         <w:bCs/>
       </w:rPr>
@@ -8067,6 +8396,7 @@
       <w:spacing w:after="0" w:line="240" w:lineRule="auto"/>
     </w:pPr>
     <w:rPr>
+      <w:rFonts w:eastAsia="黑体"/>
       <w:color w:themeColor="text1" w:val="000000"/>
     </w:rPr>
     <w:tblPr>
@@ -8086,7 +8416,7 @@
     </w:tblPr>
     <w:tblStylePr w:type="firstRow">
       <w:rPr>
-        <w:rFonts w:asciiTheme="majorHAnsi" w:cstheme="majorBidi" w:eastAsiaTheme="majorEastAsia" w:hAnsiTheme="majorHAnsi"/>
+        <w:rFonts w:asciiTheme="majorHAnsi" w:cstheme="majorBidi" w:hAnsiTheme="majorHAnsi" w:eastAsia="黑体"/>
       </w:rPr>
       <w:tblPr/>
       <w:tcPr>
@@ -8098,6 +8428,7 @@
     </w:tblStylePr>
     <w:tblStylePr w:type="lastRow">
       <w:rPr>
+        <w:rFonts w:eastAsia="黑体"/>
         <w:b/>
         <w:bCs/>
         <w:color w:themeColor="text2" w:val="1F497D"/>
@@ -8112,12 +8443,14 @@
     </w:tblStylePr>
     <w:tblStylePr w:type="firstCol">
       <w:rPr>
+        <w:rFonts w:eastAsia="黑体"/>
         <w:b/>
         <w:bCs/>
       </w:rPr>
     </w:tblStylePr>
     <w:tblStylePr w:type="lastCol">
       <w:rPr>
+        <w:rFonts w:eastAsia="黑体"/>
         <w:b/>
         <w:bCs/>
       </w:rPr>
@@ -8151,6 +8484,7 @@
       <w:spacing w:after="0" w:line="240" w:lineRule="auto"/>
     </w:pPr>
     <w:rPr>
+      <w:rFonts w:eastAsia="黑体"/>
       <w:color w:themeColor="text1" w:val="000000"/>
     </w:rPr>
     <w:tblPr>
@@ -8170,7 +8504,7 @@
     </w:tblPr>
     <w:tblStylePr w:type="firstRow">
       <w:rPr>
-        <w:rFonts w:asciiTheme="majorHAnsi" w:cstheme="majorBidi" w:eastAsiaTheme="majorEastAsia" w:hAnsiTheme="majorHAnsi"/>
+        <w:rFonts w:asciiTheme="majorHAnsi" w:cstheme="majorBidi" w:hAnsiTheme="majorHAnsi" w:eastAsia="黑体"/>
       </w:rPr>
       <w:tblPr/>
       <w:tcPr>
@@ -8182,6 +8516,7 @@
     </w:tblStylePr>
     <w:tblStylePr w:type="lastRow">
       <w:rPr>
+        <w:rFonts w:eastAsia="黑体"/>
         <w:b/>
         <w:bCs/>
         <w:color w:themeColor="text2" w:val="1F497D"/>
@@ -8196,12 +8531,14 @@
     </w:tblStylePr>
     <w:tblStylePr w:type="firstCol">
       <w:rPr>
+        <w:rFonts w:eastAsia="黑体"/>
         <w:b/>
         <w:bCs/>
       </w:rPr>
     </w:tblStylePr>
     <w:tblStylePr w:type="lastCol">
       <w:rPr>
+        <w:rFonts w:eastAsia="黑体"/>
         <w:b/>
         <w:bCs/>
       </w:rPr>
@@ -8235,6 +8572,7 @@
       <w:spacing w:after="0" w:line="240" w:lineRule="auto"/>
     </w:pPr>
     <w:rPr>
+      <w:rFonts w:eastAsia="黑体"/>
       <w:color w:themeColor="text1" w:val="000000"/>
     </w:rPr>
     <w:tblPr>
@@ -8254,7 +8592,7 @@
     </w:tblPr>
     <w:tblStylePr w:type="firstRow">
       <w:rPr>
-        <w:rFonts w:asciiTheme="majorHAnsi" w:cstheme="majorBidi" w:eastAsiaTheme="majorEastAsia" w:hAnsiTheme="majorHAnsi"/>
+        <w:rFonts w:asciiTheme="majorHAnsi" w:cstheme="majorBidi" w:hAnsiTheme="majorHAnsi" w:eastAsia="黑体"/>
       </w:rPr>
       <w:tblPr/>
       <w:tcPr>
@@ -8266,6 +8604,7 @@
     </w:tblStylePr>
     <w:tblStylePr w:type="lastRow">
       <w:rPr>
+        <w:rFonts w:eastAsia="黑体"/>
         <w:b/>
         <w:bCs/>
         <w:color w:themeColor="text2" w:val="1F497D"/>
@@ -8280,12 +8619,14 @@
     </w:tblStylePr>
     <w:tblStylePr w:type="firstCol">
       <w:rPr>
+        <w:rFonts w:eastAsia="黑体"/>
         <w:b/>
         <w:bCs/>
       </w:rPr>
     </w:tblStylePr>
     <w:tblStylePr w:type="lastCol">
       <w:rPr>
+        <w:rFonts w:eastAsia="黑体"/>
         <w:b/>
         <w:bCs/>
       </w:rPr>
@@ -8319,7 +8660,7 @@
       <w:spacing w:after="0" w:line="240" w:lineRule="auto"/>
     </w:pPr>
     <w:rPr>
-      <w:rFonts w:asciiTheme="majorHAnsi" w:cstheme="majorBidi" w:eastAsiaTheme="majorEastAsia" w:hAnsiTheme="majorHAnsi"/>
+      <w:rFonts w:asciiTheme="majorHAnsi" w:cstheme="majorBidi" w:hAnsiTheme="majorHAnsi" w:eastAsia="黑体"/>
       <w:color w:themeColor="text1" w:val="000000"/>
     </w:rPr>
     <w:tblPr>
@@ -8341,6 +8682,7 @@
     </w:tblPr>
     <w:tblStylePr w:type="firstRow">
       <w:rPr>
+        <w:rFonts w:eastAsia="黑体"/>
         <w:sz w:val="24"/>
         <w:szCs w:val="24"/>
       </w:rPr>
@@ -8447,7 +8789,7 @@
       <w:spacing w:after="0" w:line="240" w:lineRule="auto"/>
     </w:pPr>
     <w:rPr>
-      <w:rFonts w:asciiTheme="majorHAnsi" w:cstheme="majorBidi" w:eastAsiaTheme="majorEastAsia" w:hAnsiTheme="majorHAnsi"/>
+      <w:rFonts w:asciiTheme="majorHAnsi" w:cstheme="majorBidi" w:hAnsiTheme="majorHAnsi" w:eastAsia="黑体"/>
       <w:color w:themeColor="text1" w:val="000000"/>
     </w:rPr>
     <w:tblPr>
@@ -8469,6 +8811,7 @@
     </w:tblPr>
     <w:tblStylePr w:type="firstRow">
       <w:rPr>
+        <w:rFonts w:eastAsia="黑体"/>
         <w:sz w:val="24"/>
         <w:szCs w:val="24"/>
       </w:rPr>
@@ -8575,7 +8918,7 @@
       <w:spacing w:after="0" w:line="240" w:lineRule="auto"/>
     </w:pPr>
     <w:rPr>
-      <w:rFonts w:asciiTheme="majorHAnsi" w:cstheme="majorBidi" w:eastAsiaTheme="majorEastAsia" w:hAnsiTheme="majorHAnsi"/>
+      <w:rFonts w:asciiTheme="majorHAnsi" w:cstheme="majorBidi" w:hAnsiTheme="majorHAnsi" w:eastAsia="黑体"/>
       <w:color w:themeColor="text1" w:val="000000"/>
     </w:rPr>
     <w:tblPr>
@@ -8597,6 +8940,7 @@
     </w:tblPr>
     <w:tblStylePr w:type="firstRow">
       <w:rPr>
+        <w:rFonts w:eastAsia="黑体"/>
         <w:sz w:val="24"/>
         <w:szCs w:val="24"/>
       </w:rPr>
@@ -8703,7 +9047,7 @@
       <w:spacing w:after="0" w:line="240" w:lineRule="auto"/>
     </w:pPr>
     <w:rPr>
-      <w:rFonts w:asciiTheme="majorHAnsi" w:cstheme="majorBidi" w:eastAsiaTheme="majorEastAsia" w:hAnsiTheme="majorHAnsi"/>
+      <w:rFonts w:asciiTheme="majorHAnsi" w:cstheme="majorBidi" w:hAnsiTheme="majorHAnsi" w:eastAsia="黑体"/>
       <w:color w:themeColor="text1" w:val="000000"/>
     </w:rPr>
     <w:tblPr>
@@ -8725,6 +9069,7 @@
     </w:tblPr>
     <w:tblStylePr w:type="firstRow">
       <w:rPr>
+        <w:rFonts w:eastAsia="黑体"/>
         <w:sz w:val="24"/>
         <w:szCs w:val="24"/>
       </w:rPr>
@@ -8831,7 +9176,7 @@
       <w:spacing w:after="0" w:line="240" w:lineRule="auto"/>
     </w:pPr>
     <w:rPr>
-      <w:rFonts w:asciiTheme="majorHAnsi" w:cstheme="majorBidi" w:eastAsiaTheme="majorEastAsia" w:hAnsiTheme="majorHAnsi"/>
+      <w:rFonts w:asciiTheme="majorHAnsi" w:cstheme="majorBidi" w:hAnsiTheme="majorHAnsi" w:eastAsia="黑体"/>
       <w:color w:themeColor="text1" w:val="000000"/>
     </w:rPr>
     <w:tblPr>
@@ -8853,6 +9198,7 @@
     </w:tblPr>
     <w:tblStylePr w:type="firstRow">
       <w:rPr>
+        <w:rFonts w:eastAsia="黑体"/>
         <w:sz w:val="24"/>
         <w:szCs w:val="24"/>
       </w:rPr>
@@ -8959,7 +9305,7 @@
       <w:spacing w:after="0" w:line="240" w:lineRule="auto"/>
     </w:pPr>
     <w:rPr>
-      <w:rFonts w:asciiTheme="majorHAnsi" w:cstheme="majorBidi" w:eastAsiaTheme="majorEastAsia" w:hAnsiTheme="majorHAnsi"/>
+      <w:rFonts w:asciiTheme="majorHAnsi" w:cstheme="majorBidi" w:hAnsiTheme="majorHAnsi" w:eastAsia="黑体"/>
       <w:color w:themeColor="text1" w:val="000000"/>
     </w:rPr>
     <w:tblPr>
@@ -8981,6 +9327,7 @@
     </w:tblPr>
     <w:tblStylePr w:type="firstRow">
       <w:rPr>
+        <w:rFonts w:eastAsia="黑体"/>
         <w:sz w:val="24"/>
         <w:szCs w:val="24"/>
       </w:rPr>
@@ -9087,7 +9434,7 @@
       <w:spacing w:after="0" w:line="240" w:lineRule="auto"/>
     </w:pPr>
     <w:rPr>
-      <w:rFonts w:asciiTheme="majorHAnsi" w:cstheme="majorBidi" w:eastAsiaTheme="majorEastAsia" w:hAnsiTheme="majorHAnsi"/>
+      <w:rFonts w:asciiTheme="majorHAnsi" w:cstheme="majorBidi" w:hAnsiTheme="majorHAnsi" w:eastAsia="黑体"/>
       <w:color w:themeColor="text1" w:val="000000"/>
     </w:rPr>
     <w:tblPr>
@@ -9109,6 +9456,7 @@
     </w:tblPr>
     <w:tblStylePr w:type="firstRow">
       <w:rPr>
+        <w:rFonts w:eastAsia="黑体"/>
         <w:sz w:val="24"/>
         <w:szCs w:val="24"/>
       </w:rPr>
@@ -9238,12 +9586,14 @@
     </w:tcPr>
     <w:tblStylePr w:type="firstRow">
       <w:rPr>
+        <w:rFonts w:eastAsia="黑体"/>
         <w:b/>
         <w:bCs/>
       </w:rPr>
     </w:tblStylePr>
     <w:tblStylePr w:type="lastRow">
       <w:rPr>
+        <w:rFonts w:eastAsia="黑体"/>
         <w:b/>
         <w:bCs/>
       </w:rPr>
@@ -9256,12 +9606,14 @@
     </w:tblStylePr>
     <w:tblStylePr w:type="firstCol">
       <w:rPr>
+        <w:rFonts w:eastAsia="黑体"/>
         <w:b/>
         <w:bCs/>
       </w:rPr>
     </w:tblStylePr>
     <w:tblStylePr w:type="lastCol">
       <w:rPr>
+        <w:rFonts w:eastAsia="黑体"/>
         <w:b/>
         <w:bCs/>
       </w:rPr>
@@ -9311,12 +9663,14 @@
     </w:tcPr>
     <w:tblStylePr w:type="firstRow">
       <w:rPr>
+        <w:rFonts w:eastAsia="黑体"/>
         <w:b/>
         <w:bCs/>
       </w:rPr>
     </w:tblStylePr>
     <w:tblStylePr w:type="lastRow">
       <w:rPr>
+        <w:rFonts w:eastAsia="黑体"/>
         <w:b/>
         <w:bCs/>
       </w:rPr>
@@ -9329,12 +9683,14 @@
     </w:tblStylePr>
     <w:tblStylePr w:type="firstCol">
       <w:rPr>
+        <w:rFonts w:eastAsia="黑体"/>
         <w:b/>
         <w:bCs/>
       </w:rPr>
     </w:tblStylePr>
     <w:tblStylePr w:type="lastCol">
       <w:rPr>
+        <w:rFonts w:eastAsia="黑体"/>
         <w:b/>
         <w:bCs/>
       </w:rPr>
@@ -9384,12 +9740,14 @@
     </w:tcPr>
     <w:tblStylePr w:type="firstRow">
       <w:rPr>
+        <w:rFonts w:eastAsia="黑体"/>
         <w:b/>
         <w:bCs/>
       </w:rPr>
     </w:tblStylePr>
     <w:tblStylePr w:type="lastRow">
       <w:rPr>
+        <w:rFonts w:eastAsia="黑体"/>
         <w:b/>
         <w:bCs/>
       </w:rPr>
@@ -9402,12 +9760,14 @@
     </w:tblStylePr>
     <w:tblStylePr w:type="firstCol">
       <w:rPr>
+        <w:rFonts w:eastAsia="黑体"/>
         <w:b/>
         <w:bCs/>
       </w:rPr>
     </w:tblStylePr>
     <w:tblStylePr w:type="lastCol">
       <w:rPr>
+        <w:rFonts w:eastAsia="黑体"/>
         <w:b/>
         <w:bCs/>
       </w:rPr>
@@ -9457,12 +9817,14 @@
     </w:tcPr>
     <w:tblStylePr w:type="firstRow">
       <w:rPr>
+        <w:rFonts w:eastAsia="黑体"/>
         <w:b/>
         <w:bCs/>
       </w:rPr>
     </w:tblStylePr>
     <w:tblStylePr w:type="lastRow">
       <w:rPr>
+        <w:rFonts w:eastAsia="黑体"/>
         <w:b/>
         <w:bCs/>
       </w:rPr>
@@ -9475,12 +9837,14 @@
     </w:tblStylePr>
     <w:tblStylePr w:type="firstCol">
       <w:rPr>
+        <w:rFonts w:eastAsia="黑体"/>
         <w:b/>
         <w:bCs/>
       </w:rPr>
     </w:tblStylePr>
     <w:tblStylePr w:type="lastCol">
       <w:rPr>
+        <w:rFonts w:eastAsia="黑体"/>
         <w:b/>
         <w:bCs/>
       </w:rPr>
@@ -9530,12 +9894,14 @@
     </w:tcPr>
     <w:tblStylePr w:type="firstRow">
       <w:rPr>
+        <w:rFonts w:eastAsia="黑体"/>
         <w:b/>
         <w:bCs/>
       </w:rPr>
     </w:tblStylePr>
     <w:tblStylePr w:type="lastRow">
       <w:rPr>
+        <w:rFonts w:eastAsia="黑体"/>
         <w:b/>
         <w:bCs/>
       </w:rPr>
@@ -9548,12 +9914,14 @@
     </w:tblStylePr>
     <w:tblStylePr w:type="firstCol">
       <w:rPr>
+        <w:rFonts w:eastAsia="黑体"/>
         <w:b/>
         <w:bCs/>
       </w:rPr>
     </w:tblStylePr>
     <w:tblStylePr w:type="lastCol">
       <w:rPr>
+        <w:rFonts w:eastAsia="黑体"/>
         <w:b/>
         <w:bCs/>
       </w:rPr>
@@ -9603,12 +9971,14 @@
     </w:tcPr>
     <w:tblStylePr w:type="firstRow">
       <w:rPr>
+        <w:rFonts w:eastAsia="黑体"/>
         <w:b/>
         <w:bCs/>
       </w:rPr>
     </w:tblStylePr>
     <w:tblStylePr w:type="lastRow">
       <w:rPr>
+        <w:rFonts w:eastAsia="黑体"/>
         <w:b/>
         <w:bCs/>
       </w:rPr>
@@ -9621,12 +9991,14 @@
     </w:tblStylePr>
     <w:tblStylePr w:type="firstCol">
       <w:rPr>
+        <w:rFonts w:eastAsia="黑体"/>
         <w:b/>
         <w:bCs/>
       </w:rPr>
     </w:tblStylePr>
     <w:tblStylePr w:type="lastCol">
       <w:rPr>
+        <w:rFonts w:eastAsia="黑体"/>
         <w:b/>
         <w:bCs/>
       </w:rPr>
@@ -9676,12 +10048,14 @@
     </w:tcPr>
     <w:tblStylePr w:type="firstRow">
       <w:rPr>
+        <w:rFonts w:eastAsia="黑体"/>
         <w:b/>
         <w:bCs/>
       </w:rPr>
     </w:tblStylePr>
     <w:tblStylePr w:type="lastRow">
       <w:rPr>
+        <w:rFonts w:eastAsia="黑体"/>
         <w:b/>
         <w:bCs/>
       </w:rPr>
@@ -9694,12 +10068,14 @@
     </w:tblStylePr>
     <w:tblStylePr w:type="firstCol">
       <w:rPr>
+        <w:rFonts w:eastAsia="黑体"/>
         <w:b/>
         <w:bCs/>
       </w:rPr>
     </w:tblStylePr>
     <w:tblStylePr w:type="lastCol">
       <w:rPr>
+        <w:rFonts w:eastAsia="黑体"/>
         <w:b/>
         <w:bCs/>
       </w:rPr>
@@ -9726,7 +10102,7 @@
       <w:spacing w:after="0" w:line="240" w:lineRule="auto"/>
     </w:pPr>
     <w:rPr>
-      <w:rFonts w:asciiTheme="majorHAnsi" w:cstheme="majorBidi" w:eastAsiaTheme="majorEastAsia" w:hAnsiTheme="majorHAnsi"/>
+      <w:rFonts w:asciiTheme="majorHAnsi" w:cstheme="majorBidi" w:hAnsiTheme="majorHAnsi" w:eastAsia="黑体"/>
       <w:color w:themeColor="text1" w:val="000000"/>
     </w:rPr>
     <w:tblPr>
@@ -9753,6 +10129,7 @@
     </w:tcPr>
     <w:tblStylePr w:type="firstRow">
       <w:rPr>
+        <w:rFonts w:eastAsia="黑体"/>
         <w:b/>
         <w:bCs/>
         <w:color w:themeColor="text1" w:val="000000"/>
@@ -9764,6 +10141,7 @@
     </w:tblStylePr>
     <w:tblStylePr w:type="lastRow">
       <w:rPr>
+        <w:rFonts w:eastAsia="黑体"/>
         <w:b/>
         <w:bCs/>
         <w:color w:themeColor="text1" w:val="000000"/>
@@ -9783,6 +10161,7 @@
     </w:tblStylePr>
     <w:tblStylePr w:type="firstCol">
       <w:rPr>
+        <w:rFonts w:eastAsia="黑体"/>
         <w:b/>
         <w:bCs/>
         <w:color w:themeColor="text1" w:val="000000"/>
@@ -9802,6 +10181,7 @@
     </w:tblStylePr>
     <w:tblStylePr w:type="lastCol">
       <w:rPr>
+        <w:rFonts w:eastAsia="黑体"/>
         <w:b w:val="0"/>
         <w:bCs w:val="0"/>
         <w:color w:themeColor="text1" w:val="000000"/>
@@ -9851,7 +10231,7 @@
       <w:spacing w:after="0" w:line="240" w:lineRule="auto"/>
     </w:pPr>
     <w:rPr>
-      <w:rFonts w:asciiTheme="majorHAnsi" w:cstheme="majorBidi" w:eastAsiaTheme="majorEastAsia" w:hAnsiTheme="majorHAnsi"/>
+      <w:rFonts w:asciiTheme="majorHAnsi" w:cstheme="majorBidi" w:hAnsiTheme="majorHAnsi" w:eastAsia="黑体"/>
       <w:color w:themeColor="text1" w:val="000000"/>
     </w:rPr>
     <w:tblPr>
@@ -9878,6 +10258,7 @@
     </w:tcPr>
     <w:tblStylePr w:type="firstRow">
       <w:rPr>
+        <w:rFonts w:eastAsia="黑体"/>
         <w:b/>
         <w:bCs/>
         <w:color w:themeColor="text1" w:val="000000"/>
@@ -9889,6 +10270,7 @@
     </w:tblStylePr>
     <w:tblStylePr w:type="lastRow">
       <w:rPr>
+        <w:rFonts w:eastAsia="黑体"/>
         <w:b/>
         <w:bCs/>
         <w:color w:themeColor="text1" w:val="000000"/>
@@ -9908,6 +10290,7 @@
     </w:tblStylePr>
     <w:tblStylePr w:type="firstCol">
       <w:rPr>
+        <w:rFonts w:eastAsia="黑体"/>
         <w:b/>
         <w:bCs/>
         <w:color w:themeColor="text1" w:val="000000"/>
@@ -9927,6 +10310,7 @@
     </w:tblStylePr>
     <w:tblStylePr w:type="lastCol">
       <w:rPr>
+        <w:rFonts w:eastAsia="黑体"/>
         <w:b w:val="0"/>
         <w:bCs w:val="0"/>
         <w:color w:themeColor="text1" w:val="000000"/>
@@ -9976,7 +10360,7 @@
       <w:spacing w:after="0" w:line="240" w:lineRule="auto"/>
     </w:pPr>
     <w:rPr>
-      <w:rFonts w:asciiTheme="majorHAnsi" w:cstheme="majorBidi" w:eastAsiaTheme="majorEastAsia" w:hAnsiTheme="majorHAnsi"/>
+      <w:rFonts w:asciiTheme="majorHAnsi" w:cstheme="majorBidi" w:hAnsiTheme="majorHAnsi" w:eastAsia="黑体"/>
       <w:color w:themeColor="text1" w:val="000000"/>
     </w:rPr>
     <w:tblPr>
@@ -10003,6 +10387,7 @@
     </w:tcPr>
     <w:tblStylePr w:type="firstRow">
       <w:rPr>
+        <w:rFonts w:eastAsia="黑体"/>
         <w:b/>
         <w:bCs/>
         <w:color w:themeColor="text1" w:val="000000"/>
@@ -10014,6 +10399,7 @@
     </w:tblStylePr>
     <w:tblStylePr w:type="lastRow">
       <w:rPr>
+        <w:rFonts w:eastAsia="黑体"/>
         <w:b/>
         <w:bCs/>
         <w:color w:themeColor="text1" w:val="000000"/>
@@ -10033,6 +10419,7 @@
     </w:tblStylePr>
     <w:tblStylePr w:type="firstCol">
       <w:rPr>
+        <w:rFonts w:eastAsia="黑体"/>
         <w:b/>
         <w:bCs/>
         <w:color w:themeColor="text1" w:val="000000"/>
@@ -10052,6 +10439,7 @@
     </w:tblStylePr>
     <w:tblStylePr w:type="lastCol">
       <w:rPr>
+        <w:rFonts w:eastAsia="黑体"/>
         <w:b w:val="0"/>
         <w:bCs w:val="0"/>
         <w:color w:themeColor="text1" w:val="000000"/>
@@ -10101,7 +10489,7 @@
       <w:spacing w:after="0" w:line="240" w:lineRule="auto"/>
     </w:pPr>
     <w:rPr>
-      <w:rFonts w:asciiTheme="majorHAnsi" w:cstheme="majorBidi" w:eastAsiaTheme="majorEastAsia" w:hAnsiTheme="majorHAnsi"/>
+      <w:rFonts w:asciiTheme="majorHAnsi" w:cstheme="majorBidi" w:hAnsiTheme="majorHAnsi" w:eastAsia="黑体"/>
       <w:color w:themeColor="text1" w:val="000000"/>
     </w:rPr>
     <w:tblPr>
@@ -10128,6 +10516,7 @@
     </w:tcPr>
     <w:tblStylePr w:type="firstRow">
       <w:rPr>
+        <w:rFonts w:eastAsia="黑体"/>
         <w:b/>
         <w:bCs/>
         <w:color w:themeColor="text1" w:val="000000"/>
@@ -10139,6 +10528,7 @@
     </w:tblStylePr>
     <w:tblStylePr w:type="lastRow">
       <w:rPr>
+        <w:rFonts w:eastAsia="黑体"/>
         <w:b/>
         <w:bCs/>
         <w:color w:themeColor="text1" w:val="000000"/>
@@ -10158,6 +10548,7 @@
     </w:tblStylePr>
     <w:tblStylePr w:type="firstCol">
       <w:rPr>
+        <w:rFonts w:eastAsia="黑体"/>
         <w:b/>
         <w:bCs/>
         <w:color w:themeColor="text1" w:val="000000"/>
@@ -10177,6 +10568,7 @@
     </w:tblStylePr>
     <w:tblStylePr w:type="lastCol">
       <w:rPr>
+        <w:rFonts w:eastAsia="黑体"/>
         <w:b w:val="0"/>
         <w:bCs w:val="0"/>
         <w:color w:themeColor="text1" w:val="000000"/>
@@ -10226,7 +10618,7 @@
       <w:spacing w:after="0" w:line="240" w:lineRule="auto"/>
     </w:pPr>
     <w:rPr>
-      <w:rFonts w:asciiTheme="majorHAnsi" w:cstheme="majorBidi" w:eastAsiaTheme="majorEastAsia" w:hAnsiTheme="majorHAnsi"/>
+      <w:rFonts w:asciiTheme="majorHAnsi" w:cstheme="majorBidi" w:hAnsiTheme="majorHAnsi" w:eastAsia="黑体"/>
       <w:color w:themeColor="text1" w:val="000000"/>
     </w:rPr>
     <w:tblPr>
@@ -10253,6 +10645,7 @@
     </w:tcPr>
     <w:tblStylePr w:type="firstRow">
       <w:rPr>
+        <w:rFonts w:eastAsia="黑体"/>
         <w:b/>
         <w:bCs/>
         <w:color w:themeColor="text1" w:val="000000"/>
@@ -10264,6 +10657,7 @@
     </w:tblStylePr>
     <w:tblStylePr w:type="lastRow">
       <w:rPr>
+        <w:rFonts w:eastAsia="黑体"/>
         <w:b/>
         <w:bCs/>
         <w:color w:themeColor="text1" w:val="000000"/>
@@ -10283,6 +10677,7 @@
     </w:tblStylePr>
     <w:tblStylePr w:type="firstCol">
       <w:rPr>
+        <w:rFonts w:eastAsia="黑体"/>
         <w:b/>
         <w:bCs/>
         <w:color w:themeColor="text1" w:val="000000"/>
@@ -10302,6 +10697,7 @@
     </w:tblStylePr>
     <w:tblStylePr w:type="lastCol">
       <w:rPr>
+        <w:rFonts w:eastAsia="黑体"/>
         <w:b w:val="0"/>
         <w:bCs w:val="0"/>
         <w:color w:themeColor="text1" w:val="000000"/>
@@ -10351,7 +10747,7 @@
       <w:spacing w:after="0" w:line="240" w:lineRule="auto"/>
     </w:pPr>
     <w:rPr>
-      <w:rFonts w:asciiTheme="majorHAnsi" w:cstheme="majorBidi" w:eastAsiaTheme="majorEastAsia" w:hAnsiTheme="majorHAnsi"/>
+      <w:rFonts w:asciiTheme="majorHAnsi" w:cstheme="majorBidi" w:hAnsiTheme="majorHAnsi" w:eastAsia="黑体"/>
       <w:color w:themeColor="text1" w:val="000000"/>
     </w:rPr>
     <w:tblPr>
@@ -10378,6 +10774,7 @@
     </w:tcPr>
     <w:tblStylePr w:type="firstRow">
       <w:rPr>
+        <w:rFonts w:eastAsia="黑体"/>
         <w:b/>
         <w:bCs/>
         <w:color w:themeColor="text1" w:val="000000"/>
@@ -10389,6 +10786,7 @@
     </w:tblStylePr>
     <w:tblStylePr w:type="lastRow">
       <w:rPr>
+        <w:rFonts w:eastAsia="黑体"/>
         <w:b/>
         <w:bCs/>
         <w:color w:themeColor="text1" w:val="000000"/>
@@ -10408,6 +10806,7 @@
     </w:tblStylePr>
     <w:tblStylePr w:type="firstCol">
       <w:rPr>
+        <w:rFonts w:eastAsia="黑体"/>
         <w:b/>
         <w:bCs/>
         <w:color w:themeColor="text1" w:val="000000"/>
@@ -10427,6 +10826,7 @@
     </w:tblStylePr>
     <w:tblStylePr w:type="lastCol">
       <w:rPr>
+        <w:rFonts w:eastAsia="黑体"/>
         <w:b w:val="0"/>
         <w:bCs w:val="0"/>
         <w:color w:themeColor="text1" w:val="000000"/>
@@ -10476,7 +10876,7 @@
       <w:spacing w:after="0" w:line="240" w:lineRule="auto"/>
     </w:pPr>
     <w:rPr>
-      <w:rFonts w:asciiTheme="majorHAnsi" w:cstheme="majorBidi" w:eastAsiaTheme="majorEastAsia" w:hAnsiTheme="majorHAnsi"/>
+      <w:rFonts w:asciiTheme="majorHAnsi" w:cstheme="majorBidi" w:hAnsiTheme="majorHAnsi" w:eastAsia="黑体"/>
       <w:color w:themeColor="text1" w:val="000000"/>
     </w:rPr>
     <w:tblPr>
@@ -10503,6 +10903,7 @@
     </w:tcPr>
     <w:tblStylePr w:type="firstRow">
       <w:rPr>
+        <w:rFonts w:eastAsia="黑体"/>
         <w:b/>
         <w:bCs/>
         <w:color w:themeColor="text1" w:val="000000"/>
@@ -10514,6 +10915,7 @@
     </w:tblStylePr>
     <w:tblStylePr w:type="lastRow">
       <w:rPr>
+        <w:rFonts w:eastAsia="黑体"/>
         <w:b/>
         <w:bCs/>
         <w:color w:themeColor="text1" w:val="000000"/>
@@ -10533,6 +10935,7 @@
     </w:tblStylePr>
     <w:tblStylePr w:type="firstCol">
       <w:rPr>
+        <w:rFonts w:eastAsia="黑体"/>
         <w:b/>
         <w:bCs/>
         <w:color w:themeColor="text1" w:val="000000"/>
@@ -10552,6 +10955,7 @@
     </w:tblStylePr>
     <w:tblStylePr w:type="lastCol">
       <w:rPr>
+        <w:rFonts w:eastAsia="黑体"/>
         <w:b w:val="0"/>
         <w:bCs w:val="0"/>
         <w:color w:themeColor="text1" w:val="000000"/>
@@ -10624,6 +11028,7 @@
     </w:tcPr>
     <w:tblStylePr w:type="firstRow">
       <w:rPr>
+        <w:rFonts w:eastAsia="黑体"/>
         <w:b/>
         <w:bCs/>
         <w:i w:val="0"/>
@@ -10645,6 +11050,7 @@
     </w:tblStylePr>
     <w:tblStylePr w:type="lastRow">
       <w:rPr>
+        <w:rFonts w:eastAsia="黑体"/>
         <w:b/>
         <w:bCs/>
         <w:i w:val="0"/>
@@ -10666,6 +11072,7 @@
     </w:tblStylePr>
     <w:tblStylePr w:type="firstCol">
       <w:rPr>
+        <w:rFonts w:eastAsia="黑体"/>
         <w:b/>
         <w:bCs/>
         <w:i w:val="0"/>
@@ -10685,6 +11092,7 @@
     </w:tblStylePr>
     <w:tblStylePr w:type="lastCol">
       <w:rPr>
+        <w:rFonts w:eastAsia="黑体"/>
         <w:b/>
         <w:bCs/>
         <w:i w:val="0"/>
@@ -10765,6 +11173,7 @@
     </w:tcPr>
     <w:tblStylePr w:type="firstRow">
       <w:rPr>
+        <w:rFonts w:eastAsia="黑体"/>
         <w:b/>
         <w:bCs/>
         <w:i w:val="0"/>
@@ -10786,6 +11195,7 @@
     </w:tblStylePr>
     <w:tblStylePr w:type="lastRow">
       <w:rPr>
+        <w:rFonts w:eastAsia="黑体"/>
         <w:b/>
         <w:bCs/>
         <w:i w:val="0"/>
@@ -10807,6 +11217,7 @@
     </w:tblStylePr>
     <w:tblStylePr w:type="firstCol">
       <w:rPr>
+        <w:rFonts w:eastAsia="黑体"/>
         <w:b/>
         <w:bCs/>
         <w:i w:val="0"/>
@@ -10826,6 +11237,7 @@
     </w:tblStylePr>
     <w:tblStylePr w:type="lastCol">
       <w:rPr>
+        <w:rFonts w:eastAsia="黑体"/>
         <w:b/>
         <w:bCs/>
         <w:i w:val="0"/>
@@ -10906,6 +11318,7 @@
     </w:tcPr>
     <w:tblStylePr w:type="firstRow">
       <w:rPr>
+        <w:rFonts w:eastAsia="黑体"/>
         <w:b/>
         <w:bCs/>
         <w:i w:val="0"/>
@@ -10927,6 +11340,7 @@
     </w:tblStylePr>
     <w:tblStylePr w:type="lastRow">
       <w:rPr>
+        <w:rFonts w:eastAsia="黑体"/>
         <w:b/>
         <w:bCs/>
         <w:i w:val="0"/>
@@ -10948,6 +11362,7 @@
     </w:tblStylePr>
     <w:tblStylePr w:type="firstCol">
       <w:rPr>
+        <w:rFonts w:eastAsia="黑体"/>
         <w:b/>
         <w:bCs/>
         <w:i w:val="0"/>
@@ -10967,6 +11382,7 @@
     </w:tblStylePr>
     <w:tblStylePr w:type="lastCol">
       <w:rPr>
+        <w:rFonts w:eastAsia="黑体"/>
         <w:b/>
         <w:bCs/>
         <w:i w:val="0"/>
@@ -11047,6 +11463,7 @@
     </w:tcPr>
     <w:tblStylePr w:type="firstRow">
       <w:rPr>
+        <w:rFonts w:eastAsia="黑体"/>
         <w:b/>
         <w:bCs/>
         <w:i w:val="0"/>
@@ -11068,6 +11485,7 @@
     </w:tblStylePr>
     <w:tblStylePr w:type="lastRow">
       <w:rPr>
+        <w:rFonts w:eastAsia="黑体"/>
         <w:b/>
         <w:bCs/>
         <w:i w:val="0"/>
@@ -11089,6 +11507,7 @@
     </w:tblStylePr>
     <w:tblStylePr w:type="firstCol">
       <w:rPr>
+        <w:rFonts w:eastAsia="黑体"/>
         <w:b/>
         <w:bCs/>
         <w:i w:val="0"/>
@@ -11108,6 +11527,7 @@
     </w:tblStylePr>
     <w:tblStylePr w:type="lastCol">
       <w:rPr>
+        <w:rFonts w:eastAsia="黑体"/>
         <w:b/>
         <w:bCs/>
         <w:i w:val="0"/>
@@ -11188,6 +11608,7 @@
     </w:tcPr>
     <w:tblStylePr w:type="firstRow">
       <w:rPr>
+        <w:rFonts w:eastAsia="黑体"/>
         <w:b/>
         <w:bCs/>
         <w:i w:val="0"/>
@@ -11209,6 +11630,7 @@
     </w:tblStylePr>
     <w:tblStylePr w:type="lastRow">
       <w:rPr>
+        <w:rFonts w:eastAsia="黑体"/>
         <w:b/>
         <w:bCs/>
         <w:i w:val="0"/>
@@ -11230,6 +11652,7 @@
     </w:tblStylePr>
     <w:tblStylePr w:type="firstCol">
       <w:rPr>
+        <w:rFonts w:eastAsia="黑体"/>
         <w:b/>
         <w:bCs/>
         <w:i w:val="0"/>
@@ -11249,6 +11672,7 @@
     </w:tblStylePr>
     <w:tblStylePr w:type="lastCol">
       <w:rPr>
+        <w:rFonts w:eastAsia="黑体"/>
         <w:b/>
         <w:bCs/>
         <w:i w:val="0"/>
@@ -11329,6 +11753,7 @@
     </w:tcPr>
     <w:tblStylePr w:type="firstRow">
       <w:rPr>
+        <w:rFonts w:eastAsia="黑体"/>
         <w:b/>
         <w:bCs/>
         <w:i w:val="0"/>
@@ -11350,6 +11775,7 @@
     </w:tblStylePr>
     <w:tblStylePr w:type="lastRow">
       <w:rPr>
+        <w:rFonts w:eastAsia="黑体"/>
         <w:b/>
         <w:bCs/>
         <w:i w:val="0"/>
@@ -11371,6 +11797,7 @@
     </w:tblStylePr>
     <w:tblStylePr w:type="firstCol">
       <w:rPr>
+        <w:rFonts w:eastAsia="黑体"/>
         <w:b/>
         <w:bCs/>
         <w:i w:val="0"/>
@@ -11390,6 +11817,7 @@
     </w:tblStylePr>
     <w:tblStylePr w:type="lastCol">
       <w:rPr>
+        <w:rFonts w:eastAsia="黑体"/>
         <w:b/>
         <w:bCs/>
         <w:i w:val="0"/>
@@ -11470,6 +11898,7 @@
     </w:tcPr>
     <w:tblStylePr w:type="firstRow">
       <w:rPr>
+        <w:rFonts w:eastAsia="黑体"/>
         <w:b/>
         <w:bCs/>
         <w:i w:val="0"/>
@@ -11491,6 +11920,7 @@
     </w:tblStylePr>
     <w:tblStylePr w:type="lastRow">
       <w:rPr>
+        <w:rFonts w:eastAsia="黑体"/>
         <w:b/>
         <w:bCs/>
         <w:i w:val="0"/>
@@ -11512,6 +11942,7 @@
     </w:tblStylePr>
     <w:tblStylePr w:type="firstCol">
       <w:rPr>
+        <w:rFonts w:eastAsia="黑体"/>
         <w:b/>
         <w:bCs/>
         <w:i w:val="0"/>
@@ -11531,6 +11962,7 @@
     </w:tblStylePr>
     <w:tblStylePr w:type="lastCol">
       <w:rPr>
+        <w:rFonts w:eastAsia="黑体"/>
         <w:b/>
         <w:bCs/>
         <w:i w:val="0"/>
@@ -11588,6 +12020,7 @@
       <w:spacing w:after="0" w:line="240" w:lineRule="auto"/>
     </w:pPr>
     <w:rPr>
+      <w:rFonts w:eastAsia="黑体"/>
       <w:color w:themeColor="background1" w:val="FFFFFF"/>
     </w:rPr>
     <w:tblPr>
@@ -11606,6 +12039,7 @@
     </w:tcPr>
     <w:tblStylePr w:type="firstRow">
       <w:rPr>
+        <w:rFonts w:eastAsia="黑体"/>
         <w:b/>
         <w:bCs/>
       </w:rPr>
@@ -11702,6 +12136,7 @@
       <w:spacing w:after="0" w:line="240" w:lineRule="auto"/>
     </w:pPr>
     <w:rPr>
+      <w:rFonts w:eastAsia="黑体"/>
       <w:color w:themeColor="background1" w:val="FFFFFF"/>
     </w:rPr>
     <w:tblPr>
@@ -11720,6 +12155,7 @@
     </w:tcPr>
     <w:tblStylePr w:type="firstRow">
       <w:rPr>
+        <w:rFonts w:eastAsia="黑体"/>
         <w:b/>
         <w:bCs/>
       </w:rPr>
@@ -11816,6 +12252,7 @@
       <w:spacing w:after="0" w:line="240" w:lineRule="auto"/>
     </w:pPr>
     <w:rPr>
+      <w:rFonts w:eastAsia="黑体"/>
       <w:color w:themeColor="background1" w:val="FFFFFF"/>
     </w:rPr>
     <w:tblPr>
@@ -11834,6 +12271,7 @@
     </w:tcPr>
     <w:tblStylePr w:type="firstRow">
       <w:rPr>
+        <w:rFonts w:eastAsia="黑体"/>
         <w:b/>
         <w:bCs/>
       </w:rPr>
@@ -11930,6 +12368,7 @@
       <w:spacing w:after="0" w:line="240" w:lineRule="auto"/>
     </w:pPr>
     <w:rPr>
+      <w:rFonts w:eastAsia="黑体"/>
       <w:color w:themeColor="background1" w:val="FFFFFF"/>
     </w:rPr>
     <w:tblPr>
@@ -11948,6 +12387,7 @@
     </w:tcPr>
     <w:tblStylePr w:type="firstRow">
       <w:rPr>
+        <w:rFonts w:eastAsia="黑体"/>
         <w:b/>
         <w:bCs/>
       </w:rPr>
@@ -12044,6 +12484,7 @@
       <w:spacing w:after="0" w:line="240" w:lineRule="auto"/>
     </w:pPr>
     <w:rPr>
+      <w:rFonts w:eastAsia="黑体"/>
       <w:color w:themeColor="background1" w:val="FFFFFF"/>
     </w:rPr>
     <w:tblPr>
@@ -12062,6 +12503,7 @@
     </w:tcPr>
     <w:tblStylePr w:type="firstRow">
       <w:rPr>
+        <w:rFonts w:eastAsia="黑体"/>
         <w:b/>
         <w:bCs/>
       </w:rPr>
@@ -12158,6 +12600,7 @@
       <w:spacing w:after="0" w:line="240" w:lineRule="auto"/>
     </w:pPr>
     <w:rPr>
+      <w:rFonts w:eastAsia="黑体"/>
       <w:color w:themeColor="background1" w:val="FFFFFF"/>
     </w:rPr>
     <w:tblPr>
@@ -12176,6 +12619,7 @@
     </w:tcPr>
     <w:tblStylePr w:type="firstRow">
       <w:rPr>
+        <w:rFonts w:eastAsia="黑体"/>
         <w:b/>
         <w:bCs/>
       </w:rPr>
@@ -12272,6 +12716,7 @@
       <w:spacing w:after="0" w:line="240" w:lineRule="auto"/>
     </w:pPr>
     <w:rPr>
+      <w:rFonts w:eastAsia="黑体"/>
       <w:color w:themeColor="background1" w:val="FFFFFF"/>
     </w:rPr>
     <w:tblPr>
@@ -12290,6 +12735,7 @@
     </w:tcPr>
     <w:tblStylePr w:type="firstRow">
       <w:rPr>
+        <w:rFonts w:eastAsia="黑体"/>
         <w:b/>
         <w:bCs/>
       </w:rPr>
@@ -12386,6 +12832,7 @@
       <w:spacing w:after="0" w:line="240" w:lineRule="auto"/>
     </w:pPr>
     <w:rPr>
+      <w:rFonts w:eastAsia="黑体"/>
       <w:color w:themeColor="text1" w:val="000000"/>
     </w:rPr>
     <w:tblPr>
@@ -12412,6 +12859,7 @@
     </w:tcPr>
     <w:tblStylePr w:type="firstRow">
       <w:rPr>
+        <w:rFonts w:eastAsia="黑体"/>
         <w:b/>
         <w:bCs/>
       </w:rPr>
@@ -12430,6 +12878,7 @@
     </w:tblStylePr>
     <w:tblStylePr w:type="lastRow">
       <w:rPr>
+        <w:rFonts w:eastAsia="黑体"/>
         <w:b/>
         <w:bCs/>
         <w:color w:themeColor="background1" w:val="FFFFFF"/>
@@ -12444,6 +12893,7 @@
     </w:tblStylePr>
     <w:tblStylePr w:type="firstCol">
       <w:rPr>
+        <w:rFonts w:eastAsia="黑体"/>
         <w:color w:themeColor="background1" w:val="FFFFFF"/>
       </w:rPr>
       <w:tblPr/>
@@ -12461,6 +12911,7 @@
     </w:tblStylePr>
     <w:tblStylePr w:type="lastCol">
       <w:rPr>
+        <w:rFonts w:eastAsia="黑体"/>
         <w:color w:themeColor="background1" w:val="FFFFFF"/>
       </w:rPr>
       <w:tblPr/>
@@ -12490,11 +12941,13 @@
     </w:tblStylePr>
     <w:tblStylePr w:type="neCell">
       <w:rPr>
+        <w:rFonts w:eastAsia="黑体"/>
         <w:color w:themeColor="text1" w:val="000000"/>
       </w:rPr>
     </w:tblStylePr>
     <w:tblStylePr w:type="nwCell">
       <w:rPr>
+        <w:rFonts w:eastAsia="黑体"/>
         <w:color w:themeColor="text1" w:val="000000"/>
       </w:rPr>
     </w:tblStylePr>
@@ -12508,6 +12961,7 @@
       <w:spacing w:after="0" w:line="240" w:lineRule="auto"/>
     </w:pPr>
     <w:rPr>
+      <w:rFonts w:eastAsia="黑体"/>
       <w:color w:themeColor="text1" w:val="000000"/>
     </w:rPr>
     <w:tblPr>
@@ -12534,6 +12988,7 @@
     </w:tcPr>
     <w:tblStylePr w:type="firstRow">
       <w:rPr>
+        <w:rFonts w:eastAsia="黑体"/>
         <w:b/>
         <w:bCs/>
       </w:rPr>
@@ -12552,6 +13007,7 @@
     </w:tblStylePr>
     <w:tblStylePr w:type="lastRow">
       <w:rPr>
+        <w:rFonts w:eastAsia="黑体"/>
         <w:b/>
         <w:bCs/>
         <w:color w:themeColor="background1" w:val="FFFFFF"/>
@@ -12566,6 +13022,7 @@
     </w:tblStylePr>
     <w:tblStylePr w:type="firstCol">
       <w:rPr>
+        <w:rFonts w:eastAsia="黑体"/>
         <w:color w:themeColor="background1" w:val="FFFFFF"/>
       </w:rPr>
       <w:tblPr/>
@@ -12583,6 +13040,7 @@
     </w:tblStylePr>
     <w:tblStylePr w:type="lastCol">
       <w:rPr>
+        <w:rFonts w:eastAsia="黑体"/>
         <w:color w:themeColor="background1" w:val="FFFFFF"/>
       </w:rPr>
       <w:tblPr/>
@@ -12612,11 +13070,13 @@
     </w:tblStylePr>
     <w:tblStylePr w:type="neCell">
       <w:rPr>
+        <w:rFonts w:eastAsia="黑体"/>
         <w:color w:themeColor="text1" w:val="000000"/>
       </w:rPr>
     </w:tblStylePr>
     <w:tblStylePr w:type="nwCell">
       <w:rPr>
+        <w:rFonts w:eastAsia="黑体"/>
         <w:color w:themeColor="text1" w:val="000000"/>
       </w:rPr>
     </w:tblStylePr>
@@ -12630,6 +13090,7 @@
       <w:spacing w:after="0" w:line="240" w:lineRule="auto"/>
     </w:pPr>
     <w:rPr>
+      <w:rFonts w:eastAsia="黑体"/>
       <w:color w:themeColor="text1" w:val="000000"/>
     </w:rPr>
     <w:tblPr>
@@ -12656,6 +13117,7 @@
     </w:tcPr>
     <w:tblStylePr w:type="firstRow">
       <w:rPr>
+        <w:rFonts w:eastAsia="黑体"/>
         <w:b/>
         <w:bCs/>
       </w:rPr>
@@ -12674,6 +13136,7 @@
     </w:tblStylePr>
     <w:tblStylePr w:type="lastRow">
       <w:rPr>
+        <w:rFonts w:eastAsia="黑体"/>
         <w:b/>
         <w:bCs/>
         <w:color w:themeColor="background1" w:val="FFFFFF"/>
@@ -12688,6 +13151,7 @@
     </w:tblStylePr>
     <w:tblStylePr w:type="firstCol">
       <w:rPr>
+        <w:rFonts w:eastAsia="黑体"/>
         <w:color w:themeColor="background1" w:val="FFFFFF"/>
       </w:rPr>
       <w:tblPr/>
@@ -12705,6 +13169,7 @@
     </w:tblStylePr>
     <w:tblStylePr w:type="lastCol">
       <w:rPr>
+        <w:rFonts w:eastAsia="黑体"/>
         <w:color w:themeColor="background1" w:val="FFFFFF"/>
       </w:rPr>
       <w:tblPr/>
@@ -12734,11 +13199,13 @@
     </w:tblStylePr>
     <w:tblStylePr w:type="neCell">
       <w:rPr>
+        <w:rFonts w:eastAsia="黑体"/>
         <w:color w:themeColor="text1" w:val="000000"/>
       </w:rPr>
     </w:tblStylePr>
     <w:tblStylePr w:type="nwCell">
       <w:rPr>
+        <w:rFonts w:eastAsia="黑体"/>
         <w:color w:themeColor="text1" w:val="000000"/>
       </w:rPr>
     </w:tblStylePr>
@@ -12752,6 +13219,7 @@
       <w:spacing w:after="0" w:line="240" w:lineRule="auto"/>
     </w:pPr>
     <w:rPr>
+      <w:rFonts w:eastAsia="黑体"/>
       <w:color w:themeColor="text1" w:val="000000"/>
     </w:rPr>
     <w:tblPr>
@@ -12778,6 +13246,7 @@
     </w:tcPr>
     <w:tblStylePr w:type="firstRow">
       <w:rPr>
+        <w:rFonts w:eastAsia="黑体"/>
         <w:b/>
         <w:bCs/>
       </w:rPr>
@@ -12796,6 +13265,7 @@
     </w:tblStylePr>
     <w:tblStylePr w:type="lastRow">
       <w:rPr>
+        <w:rFonts w:eastAsia="黑体"/>
         <w:b/>
         <w:bCs/>
         <w:color w:themeColor="background1" w:val="FFFFFF"/>
@@ -12810,6 +13280,7 @@
     </w:tblStylePr>
     <w:tblStylePr w:type="firstCol">
       <w:rPr>
+        <w:rFonts w:eastAsia="黑体"/>
         <w:color w:themeColor="background1" w:val="FFFFFF"/>
       </w:rPr>
       <w:tblPr/>
@@ -12827,6 +13298,7 @@
     </w:tblStylePr>
     <w:tblStylePr w:type="lastCol">
       <w:rPr>
+        <w:rFonts w:eastAsia="黑体"/>
         <w:color w:themeColor="background1" w:val="FFFFFF"/>
       </w:rPr>
       <w:tblPr/>
@@ -12864,6 +13336,7 @@
       <w:spacing w:after="0" w:line="240" w:lineRule="auto"/>
     </w:pPr>
     <w:rPr>
+      <w:rFonts w:eastAsia="黑体"/>
       <w:color w:themeColor="text1" w:val="000000"/>
     </w:rPr>
     <w:tblPr>
@@ -12890,6 +13363,7 @@
     </w:tcPr>
     <w:tblStylePr w:type="firstRow">
       <w:rPr>
+        <w:rFonts w:eastAsia="黑体"/>
         <w:b/>
         <w:bCs/>
       </w:rPr>
@@ -12908,6 +13382,7 @@
     </w:tblStylePr>
     <w:tblStylePr w:type="lastRow">
       <w:rPr>
+        <w:rFonts w:eastAsia="黑体"/>
         <w:b/>
         <w:bCs/>
         <w:color w:themeColor="background1" w:val="FFFFFF"/>
@@ -12922,6 +13397,7 @@
     </w:tblStylePr>
     <w:tblStylePr w:type="firstCol">
       <w:rPr>
+        <w:rFonts w:eastAsia="黑体"/>
         <w:color w:themeColor="background1" w:val="FFFFFF"/>
       </w:rPr>
       <w:tblPr/>
@@ -12939,6 +13415,7 @@
     </w:tblStylePr>
     <w:tblStylePr w:type="lastCol">
       <w:rPr>
+        <w:rFonts w:eastAsia="黑体"/>
         <w:color w:themeColor="background1" w:val="FFFFFF"/>
       </w:rPr>
       <w:tblPr/>
@@ -12968,11 +13445,13 @@
     </w:tblStylePr>
     <w:tblStylePr w:type="neCell">
       <w:rPr>
+        <w:rFonts w:eastAsia="黑体"/>
         <w:color w:themeColor="text1" w:val="000000"/>
       </w:rPr>
     </w:tblStylePr>
     <w:tblStylePr w:type="nwCell">
       <w:rPr>
+        <w:rFonts w:eastAsia="黑体"/>
         <w:color w:themeColor="text1" w:val="000000"/>
       </w:rPr>
     </w:tblStylePr>
@@ -12986,6 +13465,7 @@
       <w:spacing w:after="0" w:line="240" w:lineRule="auto"/>
     </w:pPr>
     <w:rPr>
+      <w:rFonts w:eastAsia="黑体"/>
       <w:color w:themeColor="text1" w:val="000000"/>
     </w:rPr>
     <w:tblPr>
@@ -13012,6 +13492,7 @@
     </w:tcPr>
     <w:tblStylePr w:type="firstRow">
       <w:rPr>
+        <w:rFonts w:eastAsia="黑体"/>
         <w:b/>
         <w:bCs/>
       </w:rPr>
@@ -13030,6 +13511,7 @@
     </w:tblStylePr>
     <w:tblStylePr w:type="lastRow">
       <w:rPr>
+        <w:rFonts w:eastAsia="黑体"/>
         <w:b/>
         <w:bCs/>
         <w:color w:themeColor="background1" w:val="FFFFFF"/>
@@ -13044,6 +13526,7 @@
     </w:tblStylePr>
     <w:tblStylePr w:type="firstCol">
       <w:rPr>
+        <w:rFonts w:eastAsia="黑体"/>
         <w:color w:themeColor="background1" w:val="FFFFFF"/>
       </w:rPr>
       <w:tblPr/>
@@ -13061,6 +13544,7 @@
     </w:tblStylePr>
     <w:tblStylePr w:type="lastCol">
       <w:rPr>
+        <w:rFonts w:eastAsia="黑体"/>
         <w:color w:themeColor="background1" w:val="FFFFFF"/>
       </w:rPr>
       <w:tblPr/>
@@ -13090,11 +13574,13 @@
     </w:tblStylePr>
     <w:tblStylePr w:type="neCell">
       <w:rPr>
+        <w:rFonts w:eastAsia="黑体"/>
         <w:color w:themeColor="text1" w:val="000000"/>
       </w:rPr>
     </w:tblStylePr>
     <w:tblStylePr w:type="nwCell">
       <w:rPr>
+        <w:rFonts w:eastAsia="黑体"/>
         <w:color w:themeColor="text1" w:val="000000"/>
       </w:rPr>
     </w:tblStylePr>
@@ -13108,6 +13594,7 @@
       <w:spacing w:after="0" w:line="240" w:lineRule="auto"/>
     </w:pPr>
     <w:rPr>
+      <w:rFonts w:eastAsia="黑体"/>
       <w:color w:themeColor="text1" w:val="000000"/>
     </w:rPr>
     <w:tblPr>
@@ -13134,6 +13621,7 @@
     </w:tcPr>
     <w:tblStylePr w:type="firstRow">
       <w:rPr>
+        <w:rFonts w:eastAsia="黑体"/>
         <w:b/>
         <w:bCs/>
       </w:rPr>
@@ -13152,6 +13640,7 @@
     </w:tblStylePr>
     <w:tblStylePr w:type="lastRow">
       <w:rPr>
+        <w:rFonts w:eastAsia="黑体"/>
         <w:b/>
         <w:bCs/>
         <w:color w:themeColor="background1" w:val="FFFFFF"/>
@@ -13166,6 +13655,7 @@
     </w:tblStylePr>
     <w:tblStylePr w:type="firstCol">
       <w:rPr>
+        <w:rFonts w:eastAsia="黑体"/>
         <w:color w:themeColor="background1" w:val="FFFFFF"/>
       </w:rPr>
       <w:tblPr/>
@@ -13183,6 +13673,7 @@
     </w:tblStylePr>
     <w:tblStylePr w:type="lastCol">
       <w:rPr>
+        <w:rFonts w:eastAsia="黑体"/>
         <w:color w:themeColor="background1" w:val="FFFFFF"/>
       </w:rPr>
       <w:tblPr/>
@@ -13212,11 +13703,13 @@
     </w:tblStylePr>
     <w:tblStylePr w:type="neCell">
       <w:rPr>
+        <w:rFonts w:eastAsia="黑体"/>
         <w:color w:themeColor="text1" w:val="000000"/>
       </w:rPr>
     </w:tblStylePr>
     <w:tblStylePr w:type="nwCell">
       <w:rPr>
+        <w:rFonts w:eastAsia="黑体"/>
         <w:color w:themeColor="text1" w:val="000000"/>
       </w:rPr>
     </w:tblStylePr>
@@ -13230,6 +13723,7 @@
       <w:spacing w:after="0" w:line="240" w:lineRule="auto"/>
     </w:pPr>
     <w:rPr>
+      <w:rFonts w:eastAsia="黑体"/>
       <w:color w:themeColor="text1" w:val="000000"/>
     </w:rPr>
     <w:tblPr>
@@ -13248,6 +13742,7 @@
     </w:tcPr>
     <w:tblStylePr w:type="firstRow">
       <w:rPr>
+        <w:rFonts w:eastAsia="黑体"/>
         <w:b/>
         <w:bCs/>
         <w:color w:themeColor="background1" w:val="FFFFFF"/>
@@ -13262,6 +13757,7 @@
     </w:tblStylePr>
     <w:tblStylePr w:type="lastRow">
       <w:rPr>
+        <w:rFonts w:eastAsia="黑体"/>
         <w:b/>
         <w:bCs/>
         <w:color w:themeColor="accent2" w:themeShade="CC" w:val="9E3A38"/>
@@ -13276,12 +13772,14 @@
     </w:tblStylePr>
     <w:tblStylePr w:type="firstCol">
       <w:rPr>
+        <w:rFonts w:eastAsia="黑体"/>
         <w:b/>
         <w:bCs/>
       </w:rPr>
     </w:tblStylePr>
     <w:tblStylePr w:type="lastCol">
       <w:rPr>
+        <w:rFonts w:eastAsia="黑体"/>
         <w:b/>
         <w:bCs/>
       </w:rPr>
@@ -13316,6 +13814,7 @@
       <w:spacing w:after="0" w:line="240" w:lineRule="auto"/>
     </w:pPr>
     <w:rPr>
+      <w:rFonts w:eastAsia="黑体"/>
       <w:color w:themeColor="text1" w:val="000000"/>
     </w:rPr>
     <w:tblPr>
@@ -13334,6 +13833,7 @@
     </w:tcPr>
     <w:tblStylePr w:type="firstRow">
       <w:rPr>
+        <w:rFonts w:eastAsia="黑体"/>
         <w:b/>
         <w:bCs/>
         <w:color w:themeColor="background1" w:val="FFFFFF"/>
@@ -13348,6 +13848,7 @@
     </w:tblStylePr>
     <w:tblStylePr w:type="lastRow">
       <w:rPr>
+        <w:rFonts w:eastAsia="黑体"/>
         <w:b/>
         <w:bCs/>
         <w:color w:themeColor="accent2" w:themeShade="CC" w:val="9E3A38"/>
@@ -13362,12 +13863,14 @@
     </w:tblStylePr>
     <w:tblStylePr w:type="firstCol">
       <w:rPr>
+        <w:rFonts w:eastAsia="黑体"/>
         <w:b/>
         <w:bCs/>
       </w:rPr>
     </w:tblStylePr>
     <w:tblStylePr w:type="lastCol">
       <w:rPr>
+        <w:rFonts w:eastAsia="黑体"/>
         <w:b/>
         <w:bCs/>
       </w:rPr>
@@ -13402,6 +13905,7 @@
       <w:spacing w:after="0" w:line="240" w:lineRule="auto"/>
     </w:pPr>
     <w:rPr>
+      <w:rFonts w:eastAsia="黑体"/>
       <w:color w:themeColor="text1" w:val="000000"/>
     </w:rPr>
     <w:tblPr>
@@ -13420,6 +13924,7 @@
     </w:tcPr>
     <w:tblStylePr w:type="firstRow">
       <w:rPr>
+        <w:rFonts w:eastAsia="黑体"/>
         <w:b/>
         <w:bCs/>
         <w:color w:themeColor="background1" w:val="FFFFFF"/>
@@ -13434,6 +13939,7 @@
     </w:tblStylePr>
     <w:tblStylePr w:type="lastRow">
       <w:rPr>
+        <w:rFonts w:eastAsia="黑体"/>
         <w:b/>
         <w:bCs/>
         <w:color w:themeColor="accent2" w:themeShade="CC" w:val="9E3A38"/>
@@ -13448,12 +13954,14 @@
     </w:tblStylePr>
     <w:tblStylePr w:type="firstCol">
       <w:rPr>
+        <w:rFonts w:eastAsia="黑体"/>
         <w:b/>
         <w:bCs/>
       </w:rPr>
     </w:tblStylePr>
     <w:tblStylePr w:type="lastCol">
       <w:rPr>
+        <w:rFonts w:eastAsia="黑体"/>
         <w:b/>
         <w:bCs/>
       </w:rPr>
@@ -13488,6 +13996,7 @@
       <w:spacing w:after="0" w:line="240" w:lineRule="auto"/>
     </w:pPr>
     <w:rPr>
+      <w:rFonts w:eastAsia="黑体"/>
       <w:color w:themeColor="text1" w:val="000000"/>
     </w:rPr>
     <w:tblPr>
@@ -13506,6 +14015,7 @@
     </w:tcPr>
     <w:tblStylePr w:type="firstRow">
       <w:rPr>
+        <w:rFonts w:eastAsia="黑体"/>
         <w:b/>
         <w:bCs/>
         <w:color w:themeColor="background1" w:val="FFFFFF"/>
@@ -13520,6 +14030,7 @@
     </w:tblStylePr>
     <w:tblStylePr w:type="lastRow">
       <w:rPr>
+        <w:rFonts w:eastAsia="黑体"/>
         <w:b/>
         <w:bCs/>
         <w:color w:themeColor="accent4" w:themeShade="CC" w:val="664E82"/>
@@ -13534,12 +14045,14 @@
     </w:tblStylePr>
     <w:tblStylePr w:type="firstCol">
       <w:rPr>
+        <w:rFonts w:eastAsia="黑体"/>
         <w:b/>
         <w:bCs/>
       </w:rPr>
     </w:tblStylePr>
     <w:tblStylePr w:type="lastCol">
       <w:rPr>
+        <w:rFonts w:eastAsia="黑体"/>
         <w:b/>
         <w:bCs/>
       </w:rPr>
@@ -13574,6 +14087,7 @@
       <w:spacing w:after="0" w:line="240" w:lineRule="auto"/>
     </w:pPr>
     <w:rPr>
+      <w:rFonts w:eastAsia="黑体"/>
       <w:color w:themeColor="text1" w:val="000000"/>
     </w:rPr>
     <w:tblPr>
@@ -13592,6 +14106,7 @@
     </w:tcPr>
     <w:tblStylePr w:type="firstRow">
       <w:rPr>
+        <w:rFonts w:eastAsia="黑体"/>
         <w:b/>
         <w:bCs/>
         <w:color w:themeColor="background1" w:val="FFFFFF"/>
@@ -13606,6 +14121,7 @@
     </w:tblStylePr>
     <w:tblStylePr w:type="lastRow">
       <w:rPr>
+        <w:rFonts w:eastAsia="黑体"/>
         <w:b/>
         <w:bCs/>
         <w:color w:themeColor="accent3" w:themeShade="CC" w:val="7E9C40"/>
@@ -13620,12 +14136,14 @@
     </w:tblStylePr>
     <w:tblStylePr w:type="firstCol">
       <w:rPr>
+        <w:rFonts w:eastAsia="黑体"/>
         <w:b/>
         <w:bCs/>
       </w:rPr>
     </w:tblStylePr>
     <w:tblStylePr w:type="lastCol">
       <w:rPr>
+        <w:rFonts w:eastAsia="黑体"/>
         <w:b/>
         <w:bCs/>
       </w:rPr>
@@ -13660,6 +14178,7 @@
       <w:spacing w:after="0" w:line="240" w:lineRule="auto"/>
     </w:pPr>
     <w:rPr>
+      <w:rFonts w:eastAsia="黑体"/>
       <w:color w:themeColor="text1" w:val="000000"/>
     </w:rPr>
     <w:tblPr>
@@ -13678,6 +14197,7 @@
     </w:tcPr>
     <w:tblStylePr w:type="firstRow">
       <w:rPr>
+        <w:rFonts w:eastAsia="黑体"/>
         <w:b/>
         <w:bCs/>
         <w:color w:themeColor="background1" w:val="FFFFFF"/>
@@ -13692,6 +14212,7 @@
     </w:tblStylePr>
     <w:tblStylePr w:type="lastRow">
       <w:rPr>
+        <w:rFonts w:eastAsia="黑体"/>
         <w:b/>
         <w:bCs/>
         <w:color w:themeColor="accent6" w:themeShade="CC" w:val="F2730A"/>
@@ -13706,12 +14227,14 @@
     </w:tblStylePr>
     <w:tblStylePr w:type="firstCol">
       <w:rPr>
+        <w:rFonts w:eastAsia="黑体"/>
         <w:b/>
         <w:bCs/>
       </w:rPr>
     </w:tblStylePr>
     <w:tblStylePr w:type="lastCol">
       <w:rPr>
+        <w:rFonts w:eastAsia="黑体"/>
         <w:b/>
         <w:bCs/>
       </w:rPr>
@@ -13746,6 +14269,7 @@
       <w:spacing w:after="0" w:line="240" w:lineRule="auto"/>
     </w:pPr>
     <w:rPr>
+      <w:rFonts w:eastAsia="黑体"/>
       <w:color w:themeColor="text1" w:val="000000"/>
     </w:rPr>
     <w:tblPr>
@@ -13764,6 +14288,7 @@
     </w:tcPr>
     <w:tblStylePr w:type="firstRow">
       <w:rPr>
+        <w:rFonts w:eastAsia="黑体"/>
         <w:b/>
         <w:bCs/>
         <w:color w:themeColor="background1" w:val="FFFFFF"/>
@@ -13778,6 +14303,7 @@
     </w:tblStylePr>
     <w:tblStylePr w:type="lastRow">
       <w:rPr>
+        <w:rFonts w:eastAsia="黑体"/>
         <w:b/>
         <w:bCs/>
         <w:color w:themeColor="accent5" w:themeShade="CC" w:val="348DA5"/>
@@ -13792,12 +14318,14 @@
     </w:tblStylePr>
     <w:tblStylePr w:type="firstCol">
       <w:rPr>
+        <w:rFonts w:eastAsia="黑体"/>
         <w:b/>
         <w:bCs/>
       </w:rPr>
     </w:tblStylePr>
     <w:tblStylePr w:type="lastCol">
       <w:rPr>
+        <w:rFonts w:eastAsia="黑体"/>
         <w:b/>
         <w:bCs/>
       </w:rPr>
@@ -13832,6 +14360,7 @@
       <w:spacing w:after="0" w:line="240" w:lineRule="auto"/>
     </w:pPr>
     <w:rPr>
+      <w:rFonts w:eastAsia="黑体"/>
       <w:color w:themeColor="text1" w:val="000000"/>
     </w:rPr>
     <w:tblPr>
@@ -13853,6 +14382,7 @@
     </w:tcPr>
     <w:tblStylePr w:type="firstRow">
       <w:rPr>
+        <w:rFonts w:eastAsia="黑体"/>
         <w:b/>
         <w:bCs/>
       </w:rPr>
@@ -13863,6 +14393,7 @@
     </w:tblStylePr>
     <w:tblStylePr w:type="lastRow">
       <w:rPr>
+        <w:rFonts w:eastAsia="黑体"/>
         <w:b/>
         <w:bCs/>
         <w:color w:themeColor="text1" w:val="000000"/>
@@ -13874,6 +14405,7 @@
     </w:tblStylePr>
     <w:tblStylePr w:type="firstCol">
       <w:rPr>
+        <w:rFonts w:eastAsia="黑体"/>
         <w:color w:themeColor="background1" w:val="FFFFFF"/>
       </w:rPr>
       <w:tblPr/>
@@ -13883,6 +14415,7 @@
     </w:tblStylePr>
     <w:tblStylePr w:type="lastCol">
       <w:rPr>
+        <w:rFonts w:eastAsia="黑体"/>
         <w:color w:themeColor="background1" w:val="FFFFFF"/>
       </w:rPr>
       <w:tblPr/>
@@ -13912,6 +14445,7 @@
       <w:spacing w:after="0" w:line="240" w:lineRule="auto"/>
     </w:pPr>
     <w:rPr>
+      <w:rFonts w:eastAsia="黑体"/>
       <w:color w:themeColor="text1" w:val="000000"/>
     </w:rPr>
     <w:tblPr>
@@ -13933,6 +14467,7 @@
     </w:tcPr>
     <w:tblStylePr w:type="firstRow">
       <w:rPr>
+        <w:rFonts w:eastAsia="黑体"/>
         <w:b/>
         <w:bCs/>
       </w:rPr>
@@ -13943,6 +14478,7 @@
     </w:tblStylePr>
     <w:tblStylePr w:type="lastRow">
       <w:rPr>
+        <w:rFonts w:eastAsia="黑体"/>
         <w:b/>
         <w:bCs/>
         <w:color w:themeColor="text1" w:val="000000"/>
@@ -13954,6 +14490,7 @@
     </w:tblStylePr>
     <w:tblStylePr w:type="firstCol">
       <w:rPr>
+        <w:rFonts w:eastAsia="黑体"/>
         <w:color w:themeColor="background1" w:val="FFFFFF"/>
       </w:rPr>
       <w:tblPr/>
@@ -13963,6 +14500,7 @@
     </w:tblStylePr>
     <w:tblStylePr w:type="lastCol">
       <w:rPr>
+        <w:rFonts w:eastAsia="黑体"/>
         <w:color w:themeColor="background1" w:val="FFFFFF"/>
       </w:rPr>
       <w:tblPr/>
@@ -13992,6 +14530,7 @@
       <w:spacing w:after="0" w:line="240" w:lineRule="auto"/>
     </w:pPr>
     <w:rPr>
+      <w:rFonts w:eastAsia="黑体"/>
       <w:color w:themeColor="text1" w:val="000000"/>
     </w:rPr>
     <w:tblPr>
@@ -14013,6 +14552,7 @@
     </w:tcPr>
     <w:tblStylePr w:type="firstRow">
       <w:rPr>
+        <w:rFonts w:eastAsia="黑体"/>
         <w:b/>
         <w:bCs/>
       </w:rPr>
@@ -14023,6 +14563,7 @@
     </w:tblStylePr>
     <w:tblStylePr w:type="lastRow">
       <w:rPr>
+        <w:rFonts w:eastAsia="黑体"/>
         <w:b/>
         <w:bCs/>
         <w:color w:themeColor="text1" w:val="000000"/>
@@ -14034,6 +14575,7 @@
     </w:tblStylePr>
     <w:tblStylePr w:type="firstCol">
       <w:rPr>
+        <w:rFonts w:eastAsia="黑体"/>
         <w:color w:themeColor="background1" w:val="FFFFFF"/>
       </w:rPr>
       <w:tblPr/>
@@ -14043,6 +14585,7 @@
     </w:tblStylePr>
     <w:tblStylePr w:type="lastCol">
       <w:rPr>
+        <w:rFonts w:eastAsia="黑体"/>
         <w:color w:themeColor="background1" w:val="FFFFFF"/>
       </w:rPr>
       <w:tblPr/>
@@ -14072,6 +14615,7 @@
       <w:spacing w:after="0" w:line="240" w:lineRule="auto"/>
     </w:pPr>
     <w:rPr>
+      <w:rFonts w:eastAsia="黑体"/>
       <w:color w:themeColor="text1" w:val="000000"/>
     </w:rPr>
     <w:tblPr>
@@ -14093,6 +14637,7 @@
     </w:tcPr>
     <w:tblStylePr w:type="firstRow">
       <w:rPr>
+        <w:rFonts w:eastAsia="黑体"/>
         <w:b/>
         <w:bCs/>
       </w:rPr>
@@ -14103,6 +14648,7 @@
     </w:tblStylePr>
     <w:tblStylePr w:type="lastRow">
       <w:rPr>
+        <w:rFonts w:eastAsia="黑体"/>
         <w:b/>
         <w:bCs/>
         <w:color w:themeColor="text1" w:val="000000"/>
@@ -14114,6 +14660,7 @@
     </w:tblStylePr>
     <w:tblStylePr w:type="firstCol">
       <w:rPr>
+        <w:rFonts w:eastAsia="黑体"/>
         <w:color w:themeColor="background1" w:val="FFFFFF"/>
       </w:rPr>
       <w:tblPr/>
@@ -14123,6 +14670,7 @@
     </w:tblStylePr>
     <w:tblStylePr w:type="lastCol">
       <w:rPr>
+        <w:rFonts w:eastAsia="黑体"/>
         <w:color w:themeColor="background1" w:val="FFFFFF"/>
       </w:rPr>
       <w:tblPr/>
@@ -14152,6 +14700,7 @@
       <w:spacing w:after="0" w:line="240" w:lineRule="auto"/>
     </w:pPr>
     <w:rPr>
+      <w:rFonts w:eastAsia="黑体"/>
       <w:color w:themeColor="text1" w:val="000000"/>
     </w:rPr>
     <w:tblPr>
@@ -14173,6 +14722,7 @@
     </w:tcPr>
     <w:tblStylePr w:type="firstRow">
       <w:rPr>
+        <w:rFonts w:eastAsia="黑体"/>
         <w:b/>
         <w:bCs/>
       </w:rPr>
@@ -14183,6 +14733,7 @@
     </w:tblStylePr>
     <w:tblStylePr w:type="lastRow">
       <w:rPr>
+        <w:rFonts w:eastAsia="黑体"/>
         <w:b/>
         <w:bCs/>
         <w:color w:themeColor="text1" w:val="000000"/>
@@ -14194,6 +14745,7 @@
     </w:tblStylePr>
     <w:tblStylePr w:type="firstCol">
       <w:rPr>
+        <w:rFonts w:eastAsia="黑体"/>
         <w:color w:themeColor="background1" w:val="FFFFFF"/>
       </w:rPr>
       <w:tblPr/>
@@ -14203,6 +14755,7 @@
     </w:tblStylePr>
     <w:tblStylePr w:type="lastCol">
       <w:rPr>
+        <w:rFonts w:eastAsia="黑体"/>
         <w:color w:themeColor="background1" w:val="FFFFFF"/>
       </w:rPr>
       <w:tblPr/>
@@ -14232,6 +14785,7 @@
       <w:spacing w:after="0" w:line="240" w:lineRule="auto"/>
     </w:pPr>
     <w:rPr>
+      <w:rFonts w:eastAsia="黑体"/>
       <w:color w:themeColor="text1" w:val="000000"/>
     </w:rPr>
     <w:tblPr>
@@ -14253,6 +14807,7 @@
     </w:tcPr>
     <w:tblStylePr w:type="firstRow">
       <w:rPr>
+        <w:rFonts w:eastAsia="黑体"/>
         <w:b/>
         <w:bCs/>
       </w:rPr>
@@ -14263,6 +14818,7 @@
     </w:tblStylePr>
     <w:tblStylePr w:type="lastRow">
       <w:rPr>
+        <w:rFonts w:eastAsia="黑体"/>
         <w:b/>
         <w:bCs/>
         <w:color w:themeColor="text1" w:val="000000"/>
@@ -14274,6 +14830,7 @@
     </w:tblStylePr>
     <w:tblStylePr w:type="firstCol">
       <w:rPr>
+        <w:rFonts w:eastAsia="黑体"/>
         <w:color w:themeColor="background1" w:val="FFFFFF"/>
       </w:rPr>
       <w:tblPr/>
@@ -14283,6 +14840,7 @@
     </w:tblStylePr>
     <w:tblStylePr w:type="lastCol">
       <w:rPr>
+        <w:rFonts w:eastAsia="黑体"/>
         <w:color w:themeColor="background1" w:val="FFFFFF"/>
       </w:rPr>
       <w:tblPr/>
@@ -14312,6 +14870,7 @@
       <w:spacing w:after="0" w:line="240" w:lineRule="auto"/>
     </w:pPr>
     <w:rPr>
+      <w:rFonts w:eastAsia="黑体"/>
       <w:color w:themeColor="text1" w:val="000000"/>
     </w:rPr>
     <w:tblPr>
@@ -14333,6 +14892,7 @@
     </w:tcPr>
     <w:tblStylePr w:type="firstRow">
       <w:rPr>
+        <w:rFonts w:eastAsia="黑体"/>
         <w:b/>
         <w:bCs/>
       </w:rPr>
@@ -14343,6 +14903,7 @@
     </w:tblStylePr>
     <w:tblStylePr w:type="lastRow">
       <w:rPr>
+        <w:rFonts w:eastAsia="黑体"/>
         <w:b/>
         <w:bCs/>
         <w:color w:themeColor="text1" w:val="000000"/>
@@ -14354,6 +14915,7 @@
     </w:tblStylePr>
     <w:tblStylePr w:type="firstCol">
       <w:rPr>
+        <w:rFonts w:eastAsia="黑体"/>
         <w:color w:themeColor="background1" w:val="FFFFFF"/>
       </w:rPr>
       <w:tblPr/>
@@ -14363,6 +14925,7 @@
     </w:tblStylePr>
     <w:tblStylePr w:type="lastCol">
       <w:rPr>
+        <w:rFonts w:eastAsia="黑体"/>
         <w:color w:themeColor="background1" w:val="FFFFFF"/>
       </w:rPr>
       <w:tblPr/>
@@ -14395,6 +14958,7 @@
     <w:name w:val="KeywordTok"/>
     <w:basedOn w:val="VerbatimChar"/>
     <w:rPr>
+      <w:rFonts w:eastAsia="黑体"/>
       <w:b/>
       <w:color w:val="007020"/>
     </w:rPr>
@@ -14403,6 +14967,7 @@
     <w:name w:val="DataTypeTok"/>
     <w:basedOn w:val="VerbatimChar"/>
     <w:rPr>
+      <w:rFonts w:eastAsia="黑体"/>
       <w:color w:val="902000"/>
     </w:rPr>
   </w:style>
@@ -14410,6 +14975,7 @@
     <w:name w:val="DecValTok"/>
     <w:basedOn w:val="VerbatimChar"/>
     <w:rPr>
+      <w:rFonts w:eastAsia="黑体"/>
       <w:color w:val="40a070"/>
     </w:rPr>
   </w:style>
@@ -14417,6 +14983,7 @@
     <w:name w:val="BaseNTok"/>
     <w:basedOn w:val="VerbatimChar"/>
     <w:rPr>
+      <w:rFonts w:eastAsia="黑体"/>
       <w:color w:val="40a070"/>
     </w:rPr>
   </w:style>
@@ -14424,6 +14991,7 @@
     <w:name w:val="FloatTok"/>
     <w:basedOn w:val="VerbatimChar"/>
     <w:rPr>
+      <w:rFonts w:eastAsia="黑体"/>
       <w:color w:val="40a070"/>
     </w:rPr>
   </w:style>
@@ -14431,6 +14999,7 @@
     <w:name w:val="ConstantTok"/>
     <w:basedOn w:val="VerbatimChar"/>
     <w:rPr>
+      <w:rFonts w:eastAsia="黑体"/>
       <w:color w:val="880000"/>
     </w:rPr>
   </w:style>
@@ -14438,6 +15007,7 @@
     <w:name w:val="CharTok"/>
     <w:basedOn w:val="VerbatimChar"/>
     <w:rPr>
+      <w:rFonts w:eastAsia="黑体"/>
       <w:color w:val="4070a0"/>
     </w:rPr>
   </w:style>
@@ -14445,6 +15015,7 @@
     <w:name w:val="SpecialCharTok"/>
     <w:basedOn w:val="VerbatimChar"/>
     <w:rPr>
+      <w:rFonts w:eastAsia="黑体"/>
       <w:color w:val="4070a0"/>
     </w:rPr>
   </w:style>
@@ -14452,6 +15023,7 @@
     <w:name w:val="StringTok"/>
     <w:basedOn w:val="VerbatimChar"/>
     <w:rPr>
+      <w:rFonts w:eastAsia="黑体"/>
       <w:color w:val="4070a0"/>
     </w:rPr>
   </w:style>
@@ -14459,6 +15031,7 @@
     <w:name w:val="VerbatimStringTok"/>
     <w:basedOn w:val="VerbatimChar"/>
     <w:rPr>
+      <w:rFonts w:eastAsia="黑体"/>
       <w:color w:val="4070a0"/>
     </w:rPr>
   </w:style>
@@ -14466,6 +15039,7 @@
     <w:name w:val="SpecialStringTok"/>
     <w:basedOn w:val="VerbatimChar"/>
     <w:rPr>
+      <w:rFonts w:eastAsia="黑体"/>
       <w:color w:val="bb6688"/>
     </w:rPr>
   </w:style>
@@ -14473,6 +15047,7 @@
     <w:name w:val="ImportTok"/>
     <w:basedOn w:val="VerbatimChar"/>
     <w:rPr>
+      <w:rFonts w:eastAsia="黑体"/>
       <w:b/>
       <w:color w:val="008000"/>
     </w:rPr>
@@ -14481,6 +15056,7 @@
     <w:name w:val="CommentTok"/>
     <w:basedOn w:val="VerbatimChar"/>
     <w:rPr>
+      <w:rFonts w:eastAsia="黑体"/>
       <w:i/>
       <w:color w:val="60a0b0"/>
     </w:rPr>
@@ -14489,6 +15065,7 @@
     <w:name w:val="DocumentationTok"/>
     <w:basedOn w:val="VerbatimChar"/>
     <w:rPr>
+      <w:rFonts w:eastAsia="黑体"/>
       <w:i/>
       <w:color w:val="ba2121"/>
     </w:rPr>
@@ -14497,6 +15074,7 @@
     <w:name w:val="AnnotationTok"/>
     <w:basedOn w:val="VerbatimChar"/>
     <w:rPr>
+      <w:rFonts w:eastAsia="黑体"/>
       <w:b/>
       <w:i/>
       <w:color w:val="60a0b0"/>
@@ -14506,6 +15084,7 @@
     <w:name w:val="CommentVarTok"/>
     <w:basedOn w:val="VerbatimChar"/>
     <w:rPr>
+      <w:rFonts w:eastAsia="黑体"/>
       <w:b/>
       <w:i/>
       <w:color w:val="60a0b0"/>
@@ -14515,6 +15094,7 @@
     <w:name w:val="OtherTok"/>
     <w:basedOn w:val="VerbatimChar"/>
     <w:rPr>
+      <w:rFonts w:eastAsia="黑体"/>
       <w:color w:val="007020"/>
     </w:rPr>
   </w:style>
@@ -14522,6 +15102,7 @@
     <w:name w:val="FunctionTok"/>
     <w:basedOn w:val="VerbatimChar"/>
     <w:rPr>
+      <w:rFonts w:eastAsia="黑体"/>
       <w:color w:val="06287e"/>
     </w:rPr>
   </w:style>
@@ -14529,6 +15110,7 @@
     <w:name w:val="VariableTok"/>
     <w:basedOn w:val="VerbatimChar"/>
     <w:rPr>
+      <w:rFonts w:eastAsia="黑体"/>
       <w:color w:val="19177c"/>
     </w:rPr>
   </w:style>
@@ -14536,6 +15118,7 @@
     <w:name w:val="ControlFlowTok"/>
     <w:basedOn w:val="VerbatimChar"/>
     <w:rPr>
+      <w:rFonts w:eastAsia="黑体"/>
       <w:b/>
       <w:color w:val="007020"/>
     </w:rPr>
@@ -14544,6 +15127,7 @@
     <w:name w:val="OperatorTok"/>
     <w:basedOn w:val="VerbatimChar"/>
     <w:rPr>
+      <w:rFonts w:eastAsia="黑体"/>
       <w:color w:val="666666"/>
     </w:rPr>
   </w:style>
@@ -14551,18 +15135,22 @@
     <w:name w:val="BuiltInTok"/>
     <w:basedOn w:val="VerbatimChar"/>
     <w:rPr>
+      <w:rFonts w:eastAsia="黑体"/>
       <w:color w:val="008000"/>
     </w:rPr>
   </w:style>
   <w:style w:type="character" w:customStyle="1" w:styleId="ExtensionTok">
     <w:name w:val="ExtensionTok"/>
     <w:basedOn w:val="VerbatimChar"/>
-    <w:rPr/>
+    <w:rPr>
+      <w:rFonts w:eastAsia="黑体"/>
+    </w:rPr>
   </w:style>
   <w:style w:type="character" w:customStyle="1" w:styleId="PreprocessorTok">
     <w:name w:val="PreprocessorTok"/>
     <w:basedOn w:val="VerbatimChar"/>
     <w:rPr>
+      <w:rFonts w:eastAsia="黑体"/>
       <w:color w:val="bc7a00"/>
     </w:rPr>
   </w:style>
@@ -14570,18 +15158,22 @@
     <w:name w:val="AttributeTok"/>
     <w:basedOn w:val="VerbatimChar"/>
     <w:rPr>
+      <w:rFonts w:eastAsia="黑体"/>
       <w:color w:val="7d9029"/>
     </w:rPr>
   </w:style>
   <w:style w:type="character" w:customStyle="1" w:styleId="RegionMarkerTok">
     <w:name w:val="RegionMarkerTok"/>
     <w:basedOn w:val="VerbatimChar"/>
-    <w:rPr/>
+    <w:rPr>
+      <w:rFonts w:eastAsia="黑体"/>
+    </w:rPr>
   </w:style>
   <w:style w:type="character" w:customStyle="1" w:styleId="InformationTok">
     <w:name w:val="InformationTok"/>
     <w:basedOn w:val="VerbatimChar"/>
     <w:rPr>
+      <w:rFonts w:eastAsia="黑体"/>
       <w:b/>
       <w:i/>
       <w:color w:val="60a0b0"/>
@@ -14591,6 +15183,7 @@
     <w:name w:val="WarningTok"/>
     <w:basedOn w:val="VerbatimChar"/>
     <w:rPr>
+      <w:rFonts w:eastAsia="黑体"/>
       <w:b/>
       <w:i/>
       <w:color w:val="60a0b0"/>
@@ -14600,6 +15193,7 @@
     <w:name w:val="AlertTok"/>
     <w:basedOn w:val="VerbatimChar"/>
     <w:rPr>
+      <w:rFonts w:eastAsia="黑体"/>
       <w:b/>
       <w:color w:val="ff0000"/>
     </w:rPr>
@@ -14608,6 +15202,7 @@
     <w:name w:val="ErrorTok"/>
     <w:basedOn w:val="VerbatimChar"/>
     <w:rPr>
+      <w:rFonts w:eastAsia="黑体"/>
       <w:b/>
       <w:color w:val="ff0000"/>
     </w:rPr>
@@ -14615,7 +15210,9 @@
   <w:style w:type="character" w:customStyle="1" w:styleId="NormalTok">
     <w:name w:val="NormalTok"/>
     <w:basedOn w:val="VerbatimChar"/>
-    <w:rPr/>
+    <w:rPr>
+      <w:rFonts w:eastAsia="黑体"/>
+    </w:rPr>
   </w:style>
 </w:styles>
 </file>
@@ -14664,12 +15261,12 @@
     <a:fontScheme name="Office">
       <a:majorFont>
         <a:latin typeface="Calibri"/>
-        <a:ea typeface=""/>
+        <a:ea typeface="黑体"/>
         <a:cs typeface=""/>
         <a:font script="Jpan" typeface="ＭＳ ゴシック"/>
         <a:font script="Hang" typeface="맑은 고딕"/>
-        <a:font script="Hans" typeface="宋体"/>
-        <a:font script="Hant" typeface="新細明體"/>
+        <a:font script="Hans" typeface="黑体"/>
+        <a:font script="Hant" typeface="黑体"/>
         <a:font script="Arab" typeface="Times New Roman"/>
         <a:font script="Hebr" typeface="Times New Roman"/>
         <a:font script="Thai" typeface="Angsana New"/>
@@ -14699,12 +15296,12 @@
       </a:majorFont>
       <a:minorFont>
         <a:latin typeface="Cambria"/>
-        <a:ea typeface=""/>
+        <a:ea typeface="黑体"/>
         <a:cs typeface=""/>
         <a:font script="Jpan" typeface="ＭＳ 明朝"/>
         <a:font script="Hang" typeface="맑은 고딕"/>
-        <a:font script="Hans" typeface="宋体"/>
-        <a:font script="Hant" typeface="新細明體"/>
+        <a:font script="Hans" typeface="黑体"/>
+        <a:font script="Hant" typeface="黑体"/>
         <a:font script="Arab" typeface="Arial"/>
         <a:font script="Hebr" typeface="Arial"/>
         <a:font script="Thai" typeface="Cordia New"/>

--- a/11-变流电路/03-变频电路/周波变换器电路/周波变换器电路.docx
+++ b/11-变流电路/03-变频电路/周波变换器电路/周波变换器电路.docx
@@ -2190,7 +2190,7 @@
           <w:color w:val="555555"/>
           <w:sz w:val="21"/>
         </w:rPr>
-        <w:t>材料收集者：杜文杰，WX手机：19519196569，QQ:3478827729</w:t>
+        <w:t>材料收集者：杜文杰，微信/手机：19519196569，QQ:3478827729</w:t>
       </w:r>
     </w:p>
     <w:sectPr>
